--- a/Documentation/Project report -  Front Page.docx
+++ b/Documentation/Project report -  Front Page.docx
@@ -9,7 +9,6 @@
         <w:rPr>
           <w:rFonts w:ascii="Times New Roman" w:hAnsi="Times New Roman" w:cs="Times New Roman"/>
           <w:b/>
-          <w:color w:val="FF0000"/>
           <w:sz w:val="36"/>
           <w:szCs w:val="36"/>
         </w:rPr>
@@ -19,7 +18,6 @@
         <w:rPr>
           <w:rFonts w:ascii="Times New Roman" w:hAnsi="Times New Roman" w:cs="Times New Roman"/>
           <w:b/>
-          <w:color w:val="FF0000"/>
           <w:sz w:val="36"/>
           <w:szCs w:val="36"/>
         </w:rPr>
@@ -112,346 +110,379 @@
     </w:p>
     <w:p>
       <w:pPr>
+        <w:pStyle w:val="BodyText"/>
+        <w:spacing w:line="360" w:lineRule="auto"/>
+        <w:jc w:val="both"/>
+        <w:rPr>
+          <w:rFonts w:ascii="Times New Roman" w:hAnsi="Times New Roman" w:cs="Times New Roman"/>
+          <w:b/>
+          <w:iCs/>
+          <w:lang w:val="en-IN"/>
+        </w:rPr>
+      </w:pPr>
+      <w:r>
+        <w:rPr>
+          <w:rFonts w:ascii="Times New Roman" w:hAnsi="Times New Roman" w:cs="Times New Roman"/>
+          <w:b/>
+          <w:i/>
+        </w:rPr>
+        <w:tab/>
+      </w:r>
+      <w:r>
+        <w:rPr>
+          <w:rFonts w:ascii="Times New Roman" w:hAnsi="Times New Roman" w:cs="Times New Roman"/>
+          <w:b/>
+          <w:i/>
+        </w:rPr>
+        <w:tab/>
+      </w:r>
+      <w:r>
+        <w:rPr>
+          <w:rFonts w:ascii="Times New Roman" w:hAnsi="Times New Roman" w:cs="Times New Roman"/>
+          <w:b/>
+          <w:iCs/>
+          <w:lang w:val="en-IN"/>
+        </w:rPr>
+        <w:t>CHANAKEYAN R K</w:t>
+      </w:r>
+      <w:r>
+        <w:rPr>
+          <w:rFonts w:ascii="Times New Roman" w:hAnsi="Times New Roman" w:cs="Times New Roman"/>
+          <w:b/>
+          <w:iCs/>
+          <w:lang w:val="en-IN"/>
+        </w:rPr>
+        <w:tab/>
+      </w:r>
+      <w:r>
+        <w:rPr>
+          <w:rFonts w:ascii="Times New Roman" w:hAnsi="Times New Roman" w:cs="Times New Roman"/>
+          <w:b/>
+          <w:iCs/>
+          <w:lang w:val="en-IN"/>
+        </w:rPr>
+        <w:tab/>
+        <w:t>-</w:t>
+      </w:r>
+      <w:r>
+        <w:rPr>
+          <w:rFonts w:ascii="Times New Roman" w:hAnsi="Times New Roman" w:cs="Times New Roman"/>
+          <w:b/>
+          <w:iCs/>
+          <w:lang w:val="en-IN"/>
+        </w:rPr>
+        <w:tab/>
+        <w:t>22CT08</w:t>
+      </w:r>
+    </w:p>
+    <w:p>
+      <w:pPr>
+        <w:pStyle w:val="BodyText"/>
+        <w:spacing w:line="360" w:lineRule="auto"/>
+        <w:jc w:val="both"/>
+        <w:rPr>
+          <w:rFonts w:ascii="Times New Roman" w:hAnsi="Times New Roman" w:cs="Times New Roman"/>
+          <w:b/>
+          <w:iCs/>
+          <w:lang w:val="en-IN"/>
+        </w:rPr>
+      </w:pPr>
+      <w:r>
+        <w:rPr>
+          <w:rFonts w:ascii="Times New Roman" w:hAnsi="Times New Roman" w:cs="Times New Roman"/>
+          <w:b/>
+          <w:iCs/>
+          <w:lang w:val="en-IN"/>
+        </w:rPr>
+        <w:t xml:space="preserve">                     JAYABALAJI K</w:t>
+      </w:r>
+      <w:r>
+        <w:rPr>
+          <w:rFonts w:ascii="Times New Roman" w:hAnsi="Times New Roman" w:cs="Times New Roman"/>
+          <w:b/>
+          <w:iCs/>
+          <w:lang w:val="en-IN"/>
+        </w:rPr>
+        <w:tab/>
+      </w:r>
+      <w:r>
+        <w:rPr>
+          <w:rFonts w:ascii="Times New Roman" w:hAnsi="Times New Roman" w:cs="Times New Roman"/>
+          <w:b/>
+          <w:iCs/>
+          <w:lang w:val="en-IN"/>
+        </w:rPr>
+        <w:tab/>
+        <w:t xml:space="preserve">          -</w:t>
+      </w:r>
+      <w:r>
+        <w:rPr>
+          <w:rFonts w:ascii="Times New Roman" w:hAnsi="Times New Roman" w:cs="Times New Roman"/>
+          <w:b/>
+          <w:iCs/>
+          <w:lang w:val="en-IN"/>
+        </w:rPr>
+        <w:tab/>
+        <w:t>22CT12</w:t>
+      </w:r>
+    </w:p>
+    <w:p>
+      <w:pPr>
+        <w:pStyle w:val="BodyText"/>
+        <w:spacing w:line="360" w:lineRule="auto"/>
+        <w:jc w:val="both"/>
+        <w:rPr>
+          <w:rFonts w:ascii="Times New Roman" w:hAnsi="Times New Roman" w:cs="Times New Roman"/>
+          <w:b/>
+          <w:iCs/>
+          <w:lang w:val="en-IN"/>
+        </w:rPr>
+      </w:pPr>
+      <w:r>
+        <w:rPr>
+          <w:rFonts w:ascii="Times New Roman" w:hAnsi="Times New Roman" w:cs="Times New Roman"/>
+          <w:b/>
+          <w:iCs/>
+          <w:lang w:val="en-IN"/>
+        </w:rPr>
+        <w:t xml:space="preserve">                     NISHANTH P</w:t>
+      </w:r>
+      <w:r>
+        <w:rPr>
+          <w:rFonts w:ascii="Times New Roman" w:hAnsi="Times New Roman" w:cs="Times New Roman"/>
+          <w:b/>
+          <w:iCs/>
+          <w:lang w:val="en-IN"/>
+        </w:rPr>
+        <w:tab/>
+      </w:r>
+      <w:r>
+        <w:rPr>
+          <w:rFonts w:ascii="Times New Roman" w:hAnsi="Times New Roman" w:cs="Times New Roman"/>
+          <w:b/>
+          <w:iCs/>
+          <w:lang w:val="en-IN"/>
+        </w:rPr>
+        <w:tab/>
+        <w:t xml:space="preserve">          -</w:t>
+      </w:r>
+      <w:r>
+        <w:rPr>
+          <w:rFonts w:ascii="Times New Roman" w:hAnsi="Times New Roman" w:cs="Times New Roman"/>
+          <w:b/>
+          <w:iCs/>
+          <w:lang w:val="en-IN"/>
+        </w:rPr>
+        <w:tab/>
+        <w:t>22CT19</w:t>
+      </w:r>
+    </w:p>
+    <w:p>
+      <w:pPr>
+        <w:pStyle w:val="BodyText"/>
+        <w:spacing w:line="360" w:lineRule="auto"/>
+        <w:jc w:val="both"/>
+        <w:rPr>
+          <w:rFonts w:ascii="Times New Roman" w:hAnsi="Times New Roman" w:cs="Times New Roman"/>
+          <w:b/>
+          <w:iCs/>
+          <w:lang w:val="en-IN"/>
+        </w:rPr>
+      </w:pPr>
+      <w:r>
+        <w:rPr>
+          <w:rFonts w:ascii="Times New Roman" w:hAnsi="Times New Roman" w:cs="Times New Roman"/>
+          <w:b/>
+          <w:iCs/>
+          <w:lang w:val="en-IN"/>
+        </w:rPr>
+        <w:t xml:space="preserve">                     ROOBAN G</w:t>
+      </w:r>
+      <w:r>
+        <w:rPr>
+          <w:rFonts w:ascii="Times New Roman" w:hAnsi="Times New Roman" w:cs="Times New Roman"/>
+          <w:b/>
+          <w:iCs/>
+          <w:lang w:val="en-IN"/>
+        </w:rPr>
+        <w:t xml:space="preserve">           </w:t>
+      </w:r>
+      <w:r>
+        <w:rPr>
+          <w:rFonts w:ascii="Times New Roman" w:hAnsi="Times New Roman" w:cs="Times New Roman"/>
+          <w:b/>
+          <w:iCs/>
+          <w:lang w:val="en-IN"/>
+        </w:rPr>
+        <w:tab/>
+      </w:r>
+      <w:r>
+        <w:rPr>
+          <w:rFonts w:ascii="Times New Roman" w:hAnsi="Times New Roman" w:cs="Times New Roman"/>
+          <w:b/>
+          <w:iCs/>
+          <w:lang w:val="en-IN"/>
+        </w:rPr>
+        <w:tab/>
+        <w:t>-</w:t>
+      </w:r>
+      <w:r>
+        <w:rPr>
+          <w:rFonts w:ascii="Times New Roman" w:hAnsi="Times New Roman" w:cs="Times New Roman"/>
+          <w:b/>
+          <w:iCs/>
+          <w:lang w:val="en-IN"/>
+        </w:rPr>
+        <w:tab/>
+        <w:t>22CT23</w:t>
+      </w:r>
+    </w:p>
+    <w:p>
+      <w:pPr>
+        <w:pStyle w:val="BodyText"/>
+        <w:spacing w:line="360" w:lineRule="auto"/>
+        <w:jc w:val="both"/>
+        <w:rPr>
+          <w:rFonts w:ascii="Times New Roman" w:hAnsi="Times New Roman" w:cs="Times New Roman"/>
+          <w:b/>
+          <w:i/>
+          <w:lang w:val="en-IN"/>
+        </w:rPr>
+      </w:pPr>
+      <w:r>
+        <w:rPr>
+          <w:rFonts w:ascii="Times New Roman" w:hAnsi="Times New Roman" w:cs="Times New Roman"/>
+          <w:b/>
+          <w:iCs/>
+          <w:lang w:val="en-IN"/>
+        </w:rPr>
+        <w:t xml:space="preserve">                     SATHISH KANNAN R</w:t>
+      </w:r>
+      <w:r>
+        <w:rPr>
+          <w:rFonts w:ascii="Times New Roman" w:hAnsi="Times New Roman" w:cs="Times New Roman"/>
+          <w:b/>
+          <w:iCs/>
+          <w:lang w:val="en-IN"/>
+        </w:rPr>
+        <w:tab/>
+      </w:r>
+      <w:r>
+        <w:rPr>
+          <w:rFonts w:ascii="Times New Roman" w:hAnsi="Times New Roman" w:cs="Times New Roman"/>
+          <w:b/>
+          <w:iCs/>
+          <w:lang w:val="en-IN"/>
+        </w:rPr>
+        <w:tab/>
+        <w:t>-</w:t>
+      </w:r>
+      <w:r>
+        <w:rPr>
+          <w:rFonts w:ascii="Times New Roman" w:hAnsi="Times New Roman" w:cs="Times New Roman"/>
+          <w:b/>
+          <w:iCs/>
+          <w:lang w:val="en-IN"/>
+        </w:rPr>
+        <w:tab/>
+        <w:t>23CTI01</w:t>
+      </w:r>
+    </w:p>
+    <w:p>
+      <w:pPr>
+        <w:pStyle w:val="BodyText"/>
+        <w:spacing w:after="0" w:line="360" w:lineRule="auto"/>
+        <w:jc w:val="center"/>
+        <w:rPr>
+          <w:rFonts w:ascii="Times New Roman" w:hAnsi="Times New Roman" w:cs="Times New Roman"/>
+          <w:b/>
+        </w:rPr>
+      </w:pPr>
+      <w:r>
+        <w:rPr>
+          <w:rFonts w:ascii="Times New Roman" w:hAnsi="Times New Roman" w:cs="Times New Roman"/>
+          <w:b/>
+        </w:rPr>
+        <w:t>Guided by</w:t>
+      </w:r>
+    </w:p>
+    <w:p>
+      <w:pPr>
+        <w:pStyle w:val="Caption"/>
+        <w:tabs>
+          <w:tab w:val="center" w:pos="4513"/>
+          <w:tab w:val="left" w:pos="7005"/>
+        </w:tabs>
+        <w:spacing w:before="0" w:after="0" w:line="360" w:lineRule="auto"/>
+        <w:rPr>
+          <w:rFonts w:ascii="Times New Roman" w:hAnsi="Times New Roman" w:cs="Times New Roman"/>
+          <w:b/>
+          <w:bCs/>
+          <w:i w:val="0"/>
+          <w:iCs w:val="0"/>
+          <w:kern w:val="1"/>
+          <w:sz w:val="28"/>
+          <w:szCs w:val="28"/>
+          <w:lang w:val="en-IN"/>
+        </w:rPr>
+      </w:pPr>
+      <w:bookmarkStart w:id="1" w:name="_Hlk194291105"/>
+      <w:r>
+        <w:rPr>
+          <w:rFonts w:ascii="Times New Roman" w:hAnsi="Times New Roman" w:cs="Times New Roman"/>
+          <w:b/>
+          <w:bCs/>
+          <w:i w:val="0"/>
+          <w:iCs w:val="0"/>
+          <w:kern w:val="1"/>
+          <w:sz w:val="28"/>
+          <w:szCs w:val="28"/>
+          <w:lang w:val="en-IN"/>
+        </w:rPr>
+        <w:tab/>
+      </w:r>
+      <w:r>
+        <w:rPr>
+          <w:rFonts w:ascii="Times New Roman" w:hAnsi="Times New Roman" w:cs="Times New Roman"/>
+          <w:b/>
+          <w:bCs/>
+          <w:i w:val="0"/>
+          <w:iCs w:val="0"/>
+          <w:kern w:val="1"/>
+          <w:sz w:val="28"/>
+          <w:szCs w:val="28"/>
+          <w:lang w:val="en-IN"/>
+        </w:rPr>
+        <w:t>Mrs. BENAZIR BEGAM S. B.E,</w:t>
+      </w:r>
+      <w:r>
+        <w:rPr>
+          <w:rFonts w:ascii="Times New Roman" w:hAnsi="Times New Roman" w:cs="Times New Roman"/>
+          <w:b/>
+          <w:bCs/>
+          <w:i w:val="0"/>
+          <w:iCs w:val="0"/>
+          <w:kern w:val="1"/>
+          <w:sz w:val="28"/>
+          <w:szCs w:val="28"/>
+          <w:lang w:val="en-IN"/>
+        </w:rPr>
+        <w:tab/>
+      </w:r>
+    </w:p>
+    <w:bookmarkEnd w:id="1"/>
+    <w:p>
+      <w:pPr>
         <w:pStyle w:val="Caption"/>
         <w:spacing w:before="0" w:after="0" w:line="360" w:lineRule="auto"/>
         <w:jc w:val="center"/>
         <w:rPr>
           <w:rFonts w:ascii="Times New Roman" w:hAnsi="Times New Roman" w:cs="Times New Roman"/>
-          <w:b/>
           <w:sz w:val="28"/>
           <w:szCs w:val="28"/>
         </w:rPr>
       </w:pPr>
-    </w:p>
-    <w:p>
-      <w:pPr>
-        <w:pStyle w:val="BodyText"/>
-        <w:spacing w:line="360" w:lineRule="auto"/>
-        <w:jc w:val="both"/>
-        <w:rPr>
-          <w:rFonts w:ascii="Times New Roman" w:hAnsi="Times New Roman" w:cs="Times New Roman"/>
-          <w:b/>
-          <w:iCs/>
-          <w:color w:val="FF0000"/>
-          <w:lang w:val="en-IN"/>
-        </w:rPr>
-      </w:pPr>
-      <w:r>
-        <w:rPr>
-          <w:rFonts w:ascii="Times New Roman" w:hAnsi="Times New Roman" w:cs="Times New Roman"/>
-          <w:b/>
-          <w:i/>
-        </w:rPr>
-        <w:tab/>
-      </w:r>
-      <w:r>
-        <w:rPr>
-          <w:rFonts w:ascii="Times New Roman" w:hAnsi="Times New Roman" w:cs="Times New Roman"/>
-          <w:b/>
-          <w:i/>
-        </w:rPr>
-        <w:tab/>
-      </w:r>
-      <w:r>
-        <w:rPr>
-          <w:rFonts w:ascii="Times New Roman" w:hAnsi="Times New Roman" w:cs="Times New Roman"/>
-          <w:b/>
-          <w:iCs/>
-          <w:color w:val="FF0000"/>
-          <w:lang w:val="en-IN"/>
-        </w:rPr>
-        <w:t>CHANAKEYAN R K</w:t>
-      </w:r>
-      <w:r>
-        <w:rPr>
-          <w:rFonts w:ascii="Times New Roman" w:hAnsi="Times New Roman" w:cs="Times New Roman"/>
-          <w:b/>
-          <w:iCs/>
-          <w:color w:val="FF0000"/>
-          <w:lang w:val="en-IN"/>
-        </w:rPr>
-        <w:tab/>
-      </w:r>
-      <w:r>
-        <w:rPr>
-          <w:rFonts w:ascii="Times New Roman" w:hAnsi="Times New Roman" w:cs="Times New Roman"/>
-          <w:b/>
-          <w:iCs/>
-          <w:color w:val="FF0000"/>
-          <w:lang w:val="en-IN"/>
-        </w:rPr>
-        <w:tab/>
-        <w:t>-</w:t>
-      </w:r>
-      <w:r>
-        <w:rPr>
-          <w:rFonts w:ascii="Times New Roman" w:hAnsi="Times New Roman" w:cs="Times New Roman"/>
-          <w:b/>
-          <w:iCs/>
-          <w:color w:val="FF0000"/>
-          <w:lang w:val="en-IN"/>
-        </w:rPr>
-        <w:tab/>
-        <w:t>22CT08</w:t>
-      </w:r>
-    </w:p>
-    <w:p>
-      <w:pPr>
-        <w:pStyle w:val="BodyText"/>
-        <w:spacing w:line="360" w:lineRule="auto"/>
-        <w:jc w:val="both"/>
-        <w:rPr>
-          <w:rFonts w:ascii="Times New Roman" w:hAnsi="Times New Roman" w:cs="Times New Roman"/>
-          <w:b/>
-          <w:iCs/>
-          <w:color w:val="FF0000"/>
-          <w:lang w:val="en-IN"/>
-        </w:rPr>
-      </w:pPr>
-      <w:r>
-        <w:rPr>
-          <w:rFonts w:ascii="Times New Roman" w:hAnsi="Times New Roman" w:cs="Times New Roman"/>
-          <w:b/>
-          <w:iCs/>
-          <w:color w:val="FF0000"/>
-          <w:lang w:val="en-IN"/>
-        </w:rPr>
-        <w:t xml:space="preserve">                     JAYABALAJI K</w:t>
-      </w:r>
-      <w:r>
-        <w:rPr>
-          <w:rFonts w:ascii="Times New Roman" w:hAnsi="Times New Roman" w:cs="Times New Roman"/>
-          <w:b/>
-          <w:iCs/>
-          <w:color w:val="FF0000"/>
-          <w:lang w:val="en-IN"/>
-        </w:rPr>
-        <w:tab/>
-      </w:r>
-      <w:r>
-        <w:rPr>
-          <w:rFonts w:ascii="Times New Roman" w:hAnsi="Times New Roman" w:cs="Times New Roman"/>
-          <w:b/>
-          <w:iCs/>
-          <w:color w:val="FF0000"/>
-          <w:lang w:val="en-IN"/>
-        </w:rPr>
-        <w:tab/>
-        <w:t xml:space="preserve">          -</w:t>
-      </w:r>
-      <w:r>
-        <w:rPr>
-          <w:rFonts w:ascii="Times New Roman" w:hAnsi="Times New Roman" w:cs="Times New Roman"/>
-          <w:b/>
-          <w:iCs/>
-          <w:color w:val="FF0000"/>
-          <w:lang w:val="en-IN"/>
-        </w:rPr>
-        <w:tab/>
-        <w:t>22CT12</w:t>
-      </w:r>
-    </w:p>
-    <w:p>
-      <w:pPr>
-        <w:pStyle w:val="BodyText"/>
-        <w:spacing w:line="360" w:lineRule="auto"/>
-        <w:jc w:val="both"/>
-        <w:rPr>
-          <w:rFonts w:ascii="Times New Roman" w:hAnsi="Times New Roman" w:cs="Times New Roman"/>
-          <w:b/>
-          <w:iCs/>
-          <w:color w:val="FF0000"/>
-          <w:lang w:val="en-IN"/>
-        </w:rPr>
-      </w:pPr>
-      <w:r>
-        <w:rPr>
-          <w:rFonts w:ascii="Times New Roman" w:hAnsi="Times New Roman" w:cs="Times New Roman"/>
-          <w:b/>
-          <w:iCs/>
-          <w:color w:val="FF0000"/>
-          <w:lang w:val="en-IN"/>
-        </w:rPr>
-        <w:t xml:space="preserve">                     NISHANTH P</w:t>
-      </w:r>
-      <w:r>
-        <w:rPr>
-          <w:rFonts w:ascii="Times New Roman" w:hAnsi="Times New Roman" w:cs="Times New Roman"/>
-          <w:b/>
-          <w:iCs/>
-          <w:color w:val="FF0000"/>
-          <w:lang w:val="en-IN"/>
-        </w:rPr>
-        <w:tab/>
-      </w:r>
-      <w:r>
-        <w:rPr>
-          <w:rFonts w:ascii="Times New Roman" w:hAnsi="Times New Roman" w:cs="Times New Roman"/>
-          <w:b/>
-          <w:iCs/>
-          <w:color w:val="FF0000"/>
-          <w:lang w:val="en-IN"/>
-        </w:rPr>
-        <w:tab/>
-        <w:t xml:space="preserve">          -</w:t>
-      </w:r>
-      <w:r>
-        <w:rPr>
-          <w:rFonts w:ascii="Times New Roman" w:hAnsi="Times New Roman" w:cs="Times New Roman"/>
-          <w:b/>
-          <w:iCs/>
-          <w:color w:val="FF0000"/>
-          <w:lang w:val="en-IN"/>
-        </w:rPr>
-        <w:tab/>
-        <w:t>22CT19</w:t>
-      </w:r>
-    </w:p>
-    <w:p>
-      <w:pPr>
-        <w:pStyle w:val="BodyText"/>
-        <w:spacing w:line="360" w:lineRule="auto"/>
-        <w:jc w:val="both"/>
-        <w:rPr>
-          <w:rFonts w:ascii="Times New Roman" w:hAnsi="Times New Roman" w:cs="Times New Roman"/>
-          <w:b/>
-          <w:iCs/>
-          <w:color w:val="FF0000"/>
-          <w:lang w:val="en-IN"/>
-        </w:rPr>
-      </w:pPr>
-      <w:r>
-        <w:rPr>
-          <w:rFonts w:ascii="Times New Roman" w:hAnsi="Times New Roman" w:cs="Times New Roman"/>
-          <w:b/>
-          <w:iCs/>
-          <w:color w:val="FF0000"/>
-          <w:lang w:val="en-IN"/>
-        </w:rPr>
-        <w:t xml:space="preserve">                     ROOBAN G</w:t>
-      </w:r>
-      <w:r>
-        <w:rPr>
-          <w:rFonts w:ascii="Times New Roman" w:hAnsi="Times New Roman" w:cs="Times New Roman"/>
-          <w:b/>
-          <w:iCs/>
-          <w:color w:val="FF0000"/>
-          <w:lang w:val="en-IN"/>
-        </w:rPr>
-        <w:t xml:space="preserve">           </w:t>
-      </w:r>
-      <w:r>
-        <w:rPr>
-          <w:rFonts w:ascii="Times New Roman" w:hAnsi="Times New Roman" w:cs="Times New Roman"/>
-          <w:b/>
-          <w:iCs/>
-          <w:color w:val="FF0000"/>
-          <w:lang w:val="en-IN"/>
-        </w:rPr>
-        <w:tab/>
-      </w:r>
-      <w:r>
-        <w:rPr>
-          <w:rFonts w:ascii="Times New Roman" w:hAnsi="Times New Roman" w:cs="Times New Roman"/>
-          <w:b/>
-          <w:iCs/>
-          <w:color w:val="FF0000"/>
-          <w:lang w:val="en-IN"/>
-        </w:rPr>
-        <w:tab/>
-        <w:t>-</w:t>
-      </w:r>
-      <w:r>
-        <w:rPr>
-          <w:rFonts w:ascii="Times New Roman" w:hAnsi="Times New Roman" w:cs="Times New Roman"/>
-          <w:b/>
-          <w:iCs/>
-          <w:color w:val="FF0000"/>
-          <w:lang w:val="en-IN"/>
-        </w:rPr>
-        <w:tab/>
-        <w:t>22CT23</w:t>
-      </w:r>
-    </w:p>
-    <w:p>
-      <w:pPr>
-        <w:pStyle w:val="BodyText"/>
-        <w:spacing w:line="360" w:lineRule="auto"/>
-        <w:jc w:val="both"/>
-        <w:rPr>
-          <w:rFonts w:ascii="Times New Roman" w:hAnsi="Times New Roman" w:cs="Times New Roman"/>
-          <w:b/>
-          <w:i/>
-          <w:color w:val="FF0000"/>
-          <w:lang w:val="en-IN"/>
-        </w:rPr>
-      </w:pPr>
-      <w:r>
-        <w:rPr>
-          <w:rFonts w:ascii="Times New Roman" w:hAnsi="Times New Roman" w:cs="Times New Roman"/>
-          <w:b/>
-          <w:iCs/>
-          <w:color w:val="FF0000"/>
-          <w:lang w:val="en-IN"/>
-        </w:rPr>
-        <w:t xml:space="preserve">                     SATHISH KANNAN R</w:t>
-      </w:r>
-      <w:r>
-        <w:rPr>
-          <w:rFonts w:ascii="Times New Roman" w:hAnsi="Times New Roman" w:cs="Times New Roman"/>
-          <w:b/>
-          <w:iCs/>
-          <w:color w:val="FF0000"/>
-          <w:lang w:val="en-IN"/>
-        </w:rPr>
-        <w:tab/>
-      </w:r>
-      <w:r>
-        <w:rPr>
-          <w:rFonts w:ascii="Times New Roman" w:hAnsi="Times New Roman" w:cs="Times New Roman"/>
-          <w:b/>
-          <w:iCs/>
-          <w:color w:val="FF0000"/>
-          <w:lang w:val="en-IN"/>
-        </w:rPr>
-        <w:tab/>
-        <w:t>-</w:t>
-      </w:r>
-      <w:r>
-        <w:rPr>
-          <w:rFonts w:ascii="Times New Roman" w:hAnsi="Times New Roman" w:cs="Times New Roman"/>
-          <w:b/>
-          <w:iCs/>
-          <w:color w:val="FF0000"/>
-          <w:lang w:val="en-IN"/>
-        </w:rPr>
-        <w:tab/>
-        <w:t>23CTI01</w:t>
-      </w:r>
-    </w:p>
-    <w:p>
-      <w:pPr>
-        <w:pStyle w:val="BodyText"/>
-        <w:spacing w:after="0" w:line="360" w:lineRule="auto"/>
-        <w:jc w:val="center"/>
-        <w:rPr>
-          <w:rFonts w:ascii="Times New Roman" w:hAnsi="Times New Roman" w:cs="Times New Roman"/>
-          <w:b/>
-        </w:rPr>
-      </w:pPr>
-      <w:r>
-        <w:rPr>
-          <w:rFonts w:ascii="Times New Roman" w:hAnsi="Times New Roman" w:cs="Times New Roman"/>
-          <w:b/>
-        </w:rPr>
-        <w:t>Guided by</w:t>
-      </w:r>
-    </w:p>
-    <w:p>
-      <w:pPr>
-        <w:pStyle w:val="Caption"/>
-        <w:spacing w:before="0" w:after="0" w:line="360" w:lineRule="auto"/>
-        <w:jc w:val="center"/>
+      <w:r>
         <w:rPr>
           <w:rFonts w:ascii="Times New Roman" w:hAnsi="Times New Roman" w:cs="Times New Roman"/>
           <w:b/>
@@ -464,49 +495,6 @@
           <w:szCs w:val="28"/>
           <w:lang w:val="en-IN"/>
         </w:rPr>
-      </w:pPr>
-      <w:bookmarkStart w:id="1" w:name="_Hlk194291105"/>
-      <w:r>
-        <w:rPr>
-          <w:rFonts w:ascii="Times New Roman" w:hAnsi="Times New Roman" w:cs="Times New Roman"/>
-          <w:b/>
-          <w:bCs/>
-          <w:i w:val="0"/>
-          <w:iCs w:val="0"/>
-          <w:color w:val="FF0000"/>
-          <w:kern w:val="1"/>
-          <w:sz w:val="28"/>
-          <w:szCs w:val="28"/>
-          <w:lang w:val="en-IN"/>
-        </w:rPr>
-        <w:t>Mrs. BENAZIR BEGAM S. B.E,</w:t>
-      </w:r>
-    </w:p>
-    <w:bookmarkEnd w:id="1"/>
-    <w:p>
-      <w:pPr>
-        <w:pStyle w:val="Caption"/>
-        <w:spacing w:before="0" w:after="0" w:line="360" w:lineRule="auto"/>
-        <w:jc w:val="center"/>
-        <w:rPr>
-          <w:rFonts w:ascii="Times New Roman" w:hAnsi="Times New Roman" w:cs="Times New Roman"/>
-          <w:sz w:val="28"/>
-          <w:szCs w:val="28"/>
-        </w:rPr>
-      </w:pPr>
-      <w:r>
-        <w:rPr>
-          <w:rFonts w:ascii="Times New Roman" w:hAnsi="Times New Roman" w:cs="Times New Roman"/>
-          <w:b/>
-          <w:bCs/>
-          <w:i w:val="0"/>
-          <w:iCs w:val="0"/>
-          <w:color w:val="FF0000"/>
-          <w:kern w:val="1"/>
-          <w:sz w:val="28"/>
-          <w:szCs w:val="28"/>
-          <w:lang w:val="en-IN"/>
-        </w:rPr>
         <w:tab/>
       </w:r>
       <w:r>
@@ -540,14 +528,12 @@
         <w:spacing w:before="0" w:after="0" w:line="360" w:lineRule="auto"/>
         <w:jc w:val="center"/>
         <w:rPr>
-          <w:color w:val="FF0000"/>
           <w:sz w:val="32"/>
           <w:szCs w:val="32"/>
         </w:rPr>
       </w:pPr>
       <w:r>
         <w:rPr>
-          <w:color w:val="FF0000"/>
           <w:sz w:val="32"/>
           <w:szCs w:val="32"/>
         </w:rPr>
@@ -555,7 +541,6 @@
       </w:r>
       <w:r>
         <w:rPr>
-          <w:color w:val="FF0000"/>
           <w:sz w:val="32"/>
           <w:szCs w:val="32"/>
         </w:rPr>
@@ -563,7 +548,6 @@
       </w:r>
       <w:r>
         <w:rPr>
-          <w:color w:val="FF0000"/>
           <w:sz w:val="32"/>
           <w:szCs w:val="32"/>
         </w:rPr>
@@ -595,10 +579,10 @@
           <w:lang w:bidi="ta-IN"/>
         </w:rPr>
         <w:drawing>
-          <wp:inline distT="0" distB="0" distL="0" distR="0" wp14:anchorId="689DBC81" wp14:editId="06559B13">
-            <wp:extent cx="1847850" cy="1803643"/>
-            <wp:effectExtent l="19050" t="0" r="0" b="0"/>
-            <wp:docPr id="1" name="Picture 1" descr="NPTC Logo"/>
+          <wp:inline distT="0" distB="0" distL="0" distR="0" wp14:anchorId="689DBC81" wp14:editId="556210FA">
+            <wp:extent cx="1664901" cy="1803643"/>
+            <wp:effectExtent l="0" t="0" r="0" b="0"/>
+            <wp:docPr id="1" name="Picture 1"/>
             <wp:cNvGraphicFramePr>
               <a:graphicFrameLocks xmlns:a="http://schemas.openxmlformats.org/drawingml/2006/main" noChangeAspect="1"/>
             </wp:cNvGraphicFramePr>
@@ -606,14 +590,19 @@
               <a:graphicData uri="http://schemas.openxmlformats.org/drawingml/2006/picture">
                 <pic:pic xmlns:pic="http://schemas.openxmlformats.org/drawingml/2006/picture">
                   <pic:nvPicPr>
-                    <pic:cNvPr id="0" name="Picture 1" descr="NPTC Logo"/>
+                    <pic:cNvPr id="1" name="Picture 1"/>
                     <pic:cNvPicPr>
                       <a:picLocks noChangeAspect="1" noChangeArrowheads="1"/>
                     </pic:cNvPicPr>
                   </pic:nvPicPr>
                   <pic:blipFill>
-                    <a:blip r:embed="rId5"/>
-                    <a:srcRect/>
+                    <a:blip r:embed="rId6" cstate="print">
+                      <a:extLst>
+                        <a:ext uri="{28A0092B-C50C-407E-A947-70E740481C1C}">
+                          <a14:useLocalDpi xmlns:a14="http://schemas.microsoft.com/office/drawing/2010/main" val="0"/>
+                        </a:ext>
+                      </a:extLst>
+                    </a:blip>
                     <a:stretch>
                       <a:fillRect/>
                     </a:stretch>
@@ -621,7 +610,7 @@
                   <pic:spPr bwMode="auto">
                     <a:xfrm>
                       <a:off x="0" y="0"/>
-                      <a:ext cx="1847850" cy="1803643"/>
+                      <a:ext cx="1664901" cy="1803643"/>
                     </a:xfrm>
                     <a:prstGeom prst="rect">
                       <a:avLst/>
@@ -849,6 +838,14 @@
           <w:szCs w:val="32"/>
         </w:rPr>
       </w:pPr>
+      <w:r>
+        <w:rPr>
+          <w:sz w:val="32"/>
+          <w:szCs w:val="32"/>
+        </w:rPr>
+        <w:lastRenderedPageBreak/>
+        <w:t>NACHIMUTHUPOLYTECHNICCOLLEGE</w:t>
+      </w:r>
     </w:p>
     <w:p>
       <w:pPr>
@@ -865,8 +862,109 @@
           <w:sz w:val="32"/>
           <w:szCs w:val="32"/>
         </w:rPr>
-        <w:t>NACHIMUTHUPOLYTECHNICCOLLEGE</w:t>
-      </w:r>
+        <w:t>POLLACHI</w:t>
+      </w:r>
+      <w:r>
+        <w:rPr>
+          <w:sz w:val="32"/>
+          <w:szCs w:val="32"/>
+        </w:rPr>
+        <w:t>-642 003</w:t>
+      </w:r>
+    </w:p>
+    <w:p>
+      <w:pPr>
+        <w:spacing w:after="0" w:line="360" w:lineRule="auto"/>
+        <w:jc w:val="center"/>
+        <w:rPr>
+          <w:rFonts w:ascii="Times New Roman" w:hAnsi="Times New Roman" w:cs="Times New Roman"/>
+          <w:b/>
+          <w:sz w:val="24"/>
+          <w:szCs w:val="24"/>
+        </w:rPr>
+      </w:pPr>
+      <w:r>
+        <w:rPr>
+          <w:rFonts w:ascii="Times New Roman" w:hAnsi="Times New Roman" w:cs="Times New Roman"/>
+          <w:b/>
+          <w:sz w:val="24"/>
+          <w:szCs w:val="24"/>
+        </w:rPr>
+        <w:t xml:space="preserve">Government Aided * Autonomous Institution * Approved by AICTE, New Delhi </w:t>
+      </w:r>
+    </w:p>
+    <w:p>
+      <w:pPr>
+        <w:spacing w:after="0" w:line="360" w:lineRule="auto"/>
+        <w:jc w:val="center"/>
+        <w:rPr>
+          <w:rFonts w:ascii="Times New Roman" w:hAnsi="Times New Roman" w:cs="Times New Roman"/>
+          <w:b/>
+          <w:sz w:val="24"/>
+          <w:szCs w:val="24"/>
+        </w:rPr>
+      </w:pPr>
+      <w:r>
+        <w:rPr>
+          <w:rFonts w:ascii="Times New Roman" w:hAnsi="Times New Roman" w:cs="Times New Roman"/>
+          <w:b/>
+          <w:sz w:val="24"/>
+          <w:szCs w:val="24"/>
+        </w:rPr>
+        <w:t xml:space="preserve">Affiliated to State Board of Technical Education &amp; Training, </w:t>
+      </w:r>
+      <w:proofErr w:type="spellStart"/>
+      <w:r>
+        <w:rPr>
+          <w:rFonts w:ascii="Times New Roman" w:hAnsi="Times New Roman" w:cs="Times New Roman"/>
+          <w:b/>
+          <w:sz w:val="24"/>
+          <w:szCs w:val="24"/>
+        </w:rPr>
+        <w:t>Tamilnadu</w:t>
+      </w:r>
+      <w:proofErr w:type="spellEnd"/>
+      <w:r>
+        <w:rPr>
+          <w:rFonts w:ascii="Times New Roman" w:hAnsi="Times New Roman" w:cs="Times New Roman"/>
+          <w:b/>
+          <w:sz w:val="24"/>
+          <w:szCs w:val="24"/>
+        </w:rPr>
+        <w:t>.</w:t>
+      </w:r>
+    </w:p>
+    <w:p>
+      <w:pPr>
+        <w:spacing w:after="0" w:line="360" w:lineRule="auto"/>
+        <w:jc w:val="center"/>
+        <w:rPr>
+          <w:rFonts w:ascii="Times New Roman" w:hAnsi="Times New Roman" w:cs="Times New Roman"/>
+          <w:b/>
+          <w:sz w:val="24"/>
+          <w:szCs w:val="24"/>
+        </w:rPr>
+      </w:pPr>
+      <w:r>
+        <w:rPr>
+          <w:rFonts w:ascii="Times New Roman" w:hAnsi="Times New Roman" w:cs="Times New Roman"/>
+          <w:b/>
+          <w:sz w:val="24"/>
+          <w:szCs w:val="24"/>
+        </w:rPr>
+        <w:t>Accredited by NBA (Civil, Mech, ECE, Automobile, EEE, Textile &amp; Computer)</w:t>
+      </w:r>
+    </w:p>
+    <w:p>
+      <w:pPr>
+        <w:pStyle w:val="BodyText"/>
+        <w:spacing w:after="0" w:line="360" w:lineRule="auto"/>
+        <w:jc w:val="center"/>
+        <w:rPr>
+          <w:rFonts w:ascii="Times New Roman" w:hAnsi="Times New Roman" w:cs="Times New Roman"/>
+          <w:b/>
+        </w:rPr>
+      </w:pPr>
     </w:p>
     <w:p>
       <w:pPr>
@@ -883,97 +981,35 @@
           <w:sz w:val="32"/>
           <w:szCs w:val="32"/>
         </w:rPr>
-        <w:t>POLLACHI</w:t>
+        <w:t>BONAFIDE CERTI</w:t>
       </w:r>
       <w:r>
         <w:rPr>
           <w:sz w:val="32"/>
           <w:szCs w:val="32"/>
         </w:rPr>
-        <w:t>-642 003</w:t>
-      </w:r>
-    </w:p>
-    <w:p>
-      <w:pPr>
-        <w:spacing w:after="0" w:line="360" w:lineRule="auto"/>
-        <w:jc w:val="center"/>
-        <w:rPr>
-          <w:rFonts w:ascii="Times New Roman" w:hAnsi="Times New Roman" w:cs="Times New Roman"/>
-          <w:b/>
-          <w:sz w:val="24"/>
-          <w:szCs w:val="24"/>
-        </w:rPr>
-      </w:pPr>
-      <w:r>
-        <w:rPr>
-          <w:rFonts w:ascii="Times New Roman" w:hAnsi="Times New Roman" w:cs="Times New Roman"/>
-          <w:b/>
-          <w:sz w:val="24"/>
-          <w:szCs w:val="24"/>
-        </w:rPr>
-        <w:t xml:space="preserve">Government Aided * Autonomous Institution * Approved by AICTE, New Delhi </w:t>
-      </w:r>
-    </w:p>
-    <w:p>
-      <w:pPr>
-        <w:spacing w:after="0" w:line="360" w:lineRule="auto"/>
-        <w:jc w:val="center"/>
-        <w:rPr>
-          <w:rFonts w:ascii="Times New Roman" w:hAnsi="Times New Roman" w:cs="Times New Roman"/>
-          <w:b/>
-          <w:sz w:val="24"/>
-          <w:szCs w:val="24"/>
-        </w:rPr>
-      </w:pPr>
-      <w:r>
-        <w:rPr>
-          <w:rFonts w:ascii="Times New Roman" w:hAnsi="Times New Roman" w:cs="Times New Roman"/>
-          <w:b/>
-          <w:sz w:val="24"/>
-          <w:szCs w:val="24"/>
-        </w:rPr>
-        <w:t xml:space="preserve">Affiliated to State Board of Technical Education &amp; Training, </w:t>
-      </w:r>
-      <w:proofErr w:type="spellStart"/>
-      <w:r>
-        <w:rPr>
-          <w:rFonts w:ascii="Times New Roman" w:hAnsi="Times New Roman" w:cs="Times New Roman"/>
-          <w:b/>
-          <w:sz w:val="24"/>
-          <w:szCs w:val="24"/>
-        </w:rPr>
-        <w:t>Tamilnadu</w:t>
-      </w:r>
-      <w:proofErr w:type="spellEnd"/>
-      <w:r>
-        <w:rPr>
-          <w:rFonts w:ascii="Times New Roman" w:hAnsi="Times New Roman" w:cs="Times New Roman"/>
-          <w:b/>
-          <w:sz w:val="24"/>
-          <w:szCs w:val="24"/>
-        </w:rPr>
-        <w:t>.</w:t>
-      </w:r>
-    </w:p>
-    <w:p>
-      <w:pPr>
-        <w:spacing w:after="0" w:line="360" w:lineRule="auto"/>
-        <w:jc w:val="center"/>
-        <w:rPr>
-          <w:rFonts w:ascii="Times New Roman" w:hAnsi="Times New Roman" w:cs="Times New Roman"/>
-          <w:b/>
-          <w:sz w:val="24"/>
-          <w:szCs w:val="24"/>
-        </w:rPr>
-      </w:pPr>
-      <w:r>
-        <w:rPr>
-          <w:rFonts w:ascii="Times New Roman" w:hAnsi="Times New Roman" w:cs="Times New Roman"/>
-          <w:b/>
-          <w:sz w:val="24"/>
-          <w:szCs w:val="24"/>
-        </w:rPr>
-        <w:t>Accredited by NBA (Civil, Mech, ECE, Automobile, EEE, Textile &amp; Computer)</w:t>
+        <w:t>FI</w:t>
+      </w:r>
+      <w:r>
+        <w:rPr>
+          <w:sz w:val="32"/>
+          <w:szCs w:val="32"/>
+        </w:rPr>
+        <w:t>C</w:t>
+      </w:r>
+      <w:r>
+        <w:rPr>
+          <w:sz w:val="32"/>
+          <w:szCs w:val="32"/>
+        </w:rPr>
+        <w:t>A</w:t>
+      </w:r>
+      <w:r>
+        <w:rPr>
+          <w:sz w:val="32"/>
+          <w:szCs w:val="32"/>
+        </w:rPr>
+        <w:t>TE</w:t>
       </w:r>
     </w:p>
     <w:p>
@@ -983,9 +1019,26 @@
         <w:jc w:val="center"/>
         <w:rPr>
           <w:rFonts w:ascii="Times New Roman" w:hAnsi="Times New Roman" w:cs="Times New Roman"/>
-          <w:b/>
-        </w:rPr>
-      </w:pPr>
+        </w:rPr>
+      </w:pPr>
+      <w:r>
+        <w:rPr>
+          <w:rFonts w:ascii="Times New Roman" w:hAnsi="Times New Roman" w:cs="Times New Roman"/>
+        </w:rPr>
+        <w:t xml:space="preserve">Certified that this </w:t>
+      </w:r>
+      <w:r>
+        <w:rPr>
+          <w:rFonts w:ascii="Times New Roman" w:hAnsi="Times New Roman" w:cs="Times New Roman"/>
+        </w:rPr>
+        <w:t>P</w:t>
+      </w:r>
+      <w:r>
+        <w:rPr>
+          <w:rFonts w:ascii="Times New Roman" w:hAnsi="Times New Roman" w:cs="Times New Roman"/>
+        </w:rPr>
+        <w:t>roject report entitled</w:t>
+      </w:r>
     </w:p>
     <w:p>
       <w:pPr>
@@ -993,44 +1046,86 @@
         <w:spacing w:before="0" w:after="0" w:line="360" w:lineRule="auto"/>
         <w:jc w:val="center"/>
         <w:rPr>
-          <w:sz w:val="32"/>
-          <w:szCs w:val="32"/>
-        </w:rPr>
-      </w:pPr>
-      <w:r>
-        <w:rPr>
-          <w:sz w:val="32"/>
-          <w:szCs w:val="32"/>
-        </w:rPr>
-        <w:t>BONAFIDE CERTI</w:t>
-      </w:r>
-      <w:r>
-        <w:rPr>
-          <w:sz w:val="32"/>
-          <w:szCs w:val="32"/>
-        </w:rPr>
-        <w:t>FI</w:t>
-      </w:r>
-      <w:r>
-        <w:rPr>
-          <w:sz w:val="32"/>
-          <w:szCs w:val="32"/>
-        </w:rPr>
-        <w:t>C</w:t>
-      </w:r>
-      <w:r>
-        <w:rPr>
-          <w:sz w:val="32"/>
-          <w:szCs w:val="32"/>
-        </w:rPr>
-        <w:t>A</w:t>
-      </w:r>
-      <w:r>
-        <w:rPr>
-          <w:sz w:val="32"/>
-          <w:szCs w:val="32"/>
-        </w:rPr>
-        <w:t>TE</w:t>
+          <w:sz w:val="28"/>
+          <w:szCs w:val="28"/>
+        </w:rPr>
+      </w:pPr>
+      <w:r>
+        <w:rPr>
+          <w:sz w:val="28"/>
+          <w:szCs w:val="28"/>
+        </w:rPr>
+        <w:t>“</w:t>
+      </w:r>
+      <w:r>
+        <w:rPr>
+          <w:sz w:val="28"/>
+          <w:szCs w:val="28"/>
+        </w:rPr>
+        <w:t>DMCF CHATBOT</w:t>
+      </w:r>
+      <w:r>
+        <w:rPr>
+          <w:sz w:val="28"/>
+          <w:szCs w:val="28"/>
+        </w:rPr>
+        <w:t>”</w:t>
+      </w:r>
+    </w:p>
+    <w:p>
+      <w:pPr>
+        <w:pStyle w:val="Heading4"/>
+        <w:spacing w:before="0" w:after="0" w:line="360" w:lineRule="auto"/>
+        <w:jc w:val="center"/>
+        <w:rPr>
+          <w:sz w:val="28"/>
+          <w:szCs w:val="28"/>
+        </w:rPr>
+      </w:pPr>
+      <w:r>
+        <w:rPr>
+          <w:b w:val="0"/>
+          <w:sz w:val="28"/>
+          <w:szCs w:val="28"/>
+        </w:rPr>
+        <w:t>Is the B</w:t>
+      </w:r>
+      <w:r>
+        <w:rPr>
+          <w:b w:val="0"/>
+          <w:sz w:val="28"/>
+          <w:szCs w:val="28"/>
+        </w:rPr>
+        <w:t>onafide record work carried out by</w:t>
+      </w:r>
+    </w:p>
+    <w:p>
+      <w:pPr>
+        <w:pStyle w:val="Heading1"/>
+        <w:spacing w:before="0" w:after="0" w:line="360" w:lineRule="auto"/>
+        <w:jc w:val="center"/>
+        <w:rPr>
+          <w:sz w:val="28"/>
+          <w:szCs w:val="28"/>
+        </w:rPr>
+      </w:pPr>
+    </w:p>
+    <w:p>
+      <w:pPr>
+        <w:pStyle w:val="Heading1"/>
+        <w:spacing w:before="0" w:after="0" w:line="360" w:lineRule="auto"/>
+        <w:jc w:val="center"/>
+        <w:rPr>
+          <w:sz w:val="28"/>
+          <w:szCs w:val="28"/>
+        </w:rPr>
+      </w:pPr>
+      <w:r>
+        <w:rPr>
+          <w:sz w:val="28"/>
+          <w:szCs w:val="28"/>
+        </w:rPr>
+        <w:t>NAME: ……………                     ROLL NO: …………</w:t>
       </w:r>
     </w:p>
     <w:p>
@@ -1046,211 +1141,77 @@
         <w:rPr>
           <w:rFonts w:ascii="Times New Roman" w:hAnsi="Times New Roman" w:cs="Times New Roman"/>
         </w:rPr>
-        <w:t xml:space="preserve">Certified that this </w:t>
-      </w:r>
-      <w:r>
-        <w:rPr>
-          <w:rFonts w:ascii="Times New Roman" w:hAnsi="Times New Roman" w:cs="Times New Roman"/>
-        </w:rPr>
-        <w:t>P</w:t>
-      </w:r>
-      <w:r>
-        <w:rPr>
-          <w:rFonts w:ascii="Times New Roman" w:hAnsi="Times New Roman" w:cs="Times New Roman"/>
-        </w:rPr>
-        <w:t>roject report entitled</w:t>
+        <w:t>During the academic year 20</w:t>
+      </w:r>
+      <w:r>
+        <w:rPr>
+          <w:rFonts w:ascii="Times New Roman" w:hAnsi="Times New Roman" w:cs="Times New Roman"/>
+        </w:rPr>
+        <w:t>24</w:t>
+      </w:r>
+      <w:r>
+        <w:rPr>
+          <w:rFonts w:ascii="Times New Roman" w:hAnsi="Times New Roman" w:cs="Times New Roman"/>
+        </w:rPr>
+        <w:t>-20</w:t>
+      </w:r>
+      <w:r>
+        <w:rPr>
+          <w:rFonts w:ascii="Times New Roman" w:hAnsi="Times New Roman" w:cs="Times New Roman"/>
+        </w:rPr>
+        <w:t>25</w:t>
+      </w:r>
+      <w:r>
+        <w:rPr>
+          <w:rFonts w:ascii="Times New Roman" w:hAnsi="Times New Roman" w:cs="Times New Roman"/>
+        </w:rPr>
+        <w:t>.</w:t>
       </w:r>
     </w:p>
     <w:p>
       <w:pPr>
+        <w:pStyle w:val="BodyText"/>
+        <w:spacing w:after="0" w:line="360" w:lineRule="auto"/>
+        <w:rPr>
+          <w:rFonts w:ascii="Times New Roman" w:hAnsi="Times New Roman" w:cs="Times New Roman"/>
+          <w:sz w:val="40"/>
+          <w:szCs w:val="40"/>
+        </w:rPr>
+      </w:pPr>
+    </w:p>
+    <w:p>
+      <w:pPr>
+        <w:pStyle w:val="BodyText"/>
+        <w:spacing w:after="0" w:line="360" w:lineRule="auto"/>
+        <w:rPr>
+          <w:rFonts w:ascii="Times New Roman" w:hAnsi="Times New Roman" w:cs="Times New Roman"/>
+          <w:sz w:val="40"/>
+          <w:szCs w:val="40"/>
+        </w:rPr>
+      </w:pPr>
+    </w:p>
+    <w:p>
+      <w:pPr>
         <w:pStyle w:val="Heading1"/>
         <w:spacing w:before="0" w:after="0" w:line="360" w:lineRule="auto"/>
-        <w:jc w:val="center"/>
-        <w:rPr>
-          <w:color w:val="FF0000"/>
+        <w:rPr>
           <w:sz w:val="28"/>
           <w:szCs w:val="28"/>
         </w:rPr>
       </w:pPr>
       <w:r>
         <w:rPr>
-          <w:color w:val="FF0000"/>
           <w:sz w:val="28"/>
           <w:szCs w:val="28"/>
         </w:rPr>
-        <w:t>“</w:t>
-      </w:r>
-      <w:r>
-        <w:rPr>
-          <w:color w:val="FF0000"/>
+        <w:t xml:space="preserve">PROJECT </w:t>
+      </w:r>
+      <w:r>
+        <w:rPr>
           <w:sz w:val="28"/>
           <w:szCs w:val="28"/>
         </w:rPr>
-        <w:t>DMCF CHATBOT</w:t>
-      </w:r>
-      <w:r>
-        <w:rPr>
-          <w:color w:val="FF0000"/>
-          <w:sz w:val="28"/>
-          <w:szCs w:val="28"/>
-        </w:rPr>
-        <w:t>”</w:t>
-      </w:r>
-    </w:p>
-    <w:p>
-      <w:pPr>
-        <w:pStyle w:val="Heading4"/>
-        <w:spacing w:before="0" w:after="0" w:line="360" w:lineRule="auto"/>
-        <w:jc w:val="center"/>
-        <w:rPr>
-          <w:sz w:val="28"/>
-          <w:szCs w:val="28"/>
-        </w:rPr>
-      </w:pPr>
-      <w:r>
-        <w:rPr>
-          <w:b w:val="0"/>
-          <w:sz w:val="28"/>
-          <w:szCs w:val="28"/>
-        </w:rPr>
-        <w:t>Is the B</w:t>
-      </w:r>
-      <w:r>
-        <w:rPr>
-          <w:b w:val="0"/>
-          <w:sz w:val="28"/>
-          <w:szCs w:val="28"/>
-        </w:rPr>
-        <w:t>onafide record work carried out by</w:t>
-      </w:r>
-    </w:p>
-    <w:p>
-      <w:pPr>
-        <w:pStyle w:val="Heading1"/>
-        <w:spacing w:before="0" w:after="0" w:line="360" w:lineRule="auto"/>
-        <w:jc w:val="center"/>
-        <w:rPr>
-          <w:sz w:val="28"/>
-          <w:szCs w:val="28"/>
-        </w:rPr>
-      </w:pPr>
-    </w:p>
-    <w:p>
-      <w:pPr>
-        <w:pStyle w:val="Heading1"/>
-        <w:spacing w:before="0" w:after="0" w:line="360" w:lineRule="auto"/>
-        <w:jc w:val="center"/>
-        <w:rPr>
-          <w:sz w:val="28"/>
-          <w:szCs w:val="28"/>
-        </w:rPr>
-      </w:pPr>
-      <w:r>
-        <w:rPr>
-          <w:sz w:val="28"/>
-          <w:szCs w:val="28"/>
-        </w:rPr>
-        <w:t>NAME: ……………                     ROLL NO: …………</w:t>
-      </w:r>
-    </w:p>
-    <w:p>
-      <w:pPr>
-        <w:pStyle w:val="BodyText"/>
-        <w:spacing w:after="0" w:line="360" w:lineRule="auto"/>
-        <w:jc w:val="center"/>
-        <w:rPr>
-          <w:rFonts w:ascii="Times New Roman" w:hAnsi="Times New Roman" w:cs="Times New Roman"/>
-        </w:rPr>
-      </w:pPr>
-      <w:r>
-        <w:rPr>
-          <w:rFonts w:ascii="Times New Roman" w:hAnsi="Times New Roman" w:cs="Times New Roman"/>
-        </w:rPr>
-        <w:t>During the academic year 20</w:t>
-      </w:r>
-      <w:r>
-        <w:rPr>
-          <w:rFonts w:ascii="Times New Roman" w:hAnsi="Times New Roman" w:cs="Times New Roman"/>
-        </w:rPr>
-        <w:t>24</w:t>
-      </w:r>
-      <w:r>
-        <w:rPr>
-          <w:rFonts w:ascii="Times New Roman" w:hAnsi="Times New Roman" w:cs="Times New Roman"/>
-        </w:rPr>
-        <w:t>-20</w:t>
-      </w:r>
-      <w:r>
-        <w:rPr>
-          <w:rFonts w:ascii="Times New Roman" w:hAnsi="Times New Roman" w:cs="Times New Roman"/>
-        </w:rPr>
-        <w:t>25</w:t>
-      </w:r>
-      <w:r>
-        <w:rPr>
-          <w:rFonts w:ascii="Times New Roman" w:hAnsi="Times New Roman" w:cs="Times New Roman"/>
-        </w:rPr>
-        <w:t>.</w:t>
-      </w:r>
-    </w:p>
-    <w:p>
-      <w:pPr>
-        <w:pStyle w:val="BodyText"/>
-        <w:spacing w:after="0" w:line="360" w:lineRule="auto"/>
-        <w:rPr>
-          <w:rFonts w:ascii="Times New Roman" w:hAnsi="Times New Roman" w:cs="Times New Roman"/>
-          <w:sz w:val="40"/>
-          <w:szCs w:val="40"/>
-        </w:rPr>
-      </w:pPr>
-    </w:p>
-    <w:p>
-      <w:pPr>
-        <w:pStyle w:val="BodyText"/>
-        <w:spacing w:after="0" w:line="360" w:lineRule="auto"/>
-        <w:rPr>
-          <w:rFonts w:ascii="Times New Roman" w:hAnsi="Times New Roman" w:cs="Times New Roman"/>
-          <w:sz w:val="40"/>
-          <w:szCs w:val="40"/>
-        </w:rPr>
-      </w:pPr>
-    </w:p>
-    <w:p>
-      <w:pPr>
-        <w:pStyle w:val="Heading1"/>
-        <w:spacing w:before="0" w:after="0" w:line="360" w:lineRule="auto"/>
-        <w:rPr>
-          <w:sz w:val="28"/>
-          <w:szCs w:val="28"/>
-        </w:rPr>
-      </w:pPr>
-      <w:r>
-        <w:rPr>
-          <w:sz w:val="28"/>
-          <w:szCs w:val="28"/>
-        </w:rPr>
-        <w:t xml:space="preserve">PROJECT </w:t>
-      </w:r>
-      <w:r>
-        <w:rPr>
-          <w:sz w:val="28"/>
-          <w:szCs w:val="28"/>
-        </w:rPr>
-        <w:t xml:space="preserve">GUIDE                                     </w:t>
-      </w:r>
-      <w:r>
-        <w:rPr>
-          <w:sz w:val="28"/>
-          <w:szCs w:val="28"/>
-        </w:rPr>
-        <w:tab/>
-      </w:r>
-      <w:r>
-        <w:rPr>
-          <w:sz w:val="28"/>
-          <w:szCs w:val="28"/>
-        </w:rPr>
-        <w:t>HEAD OF THE DEPARTMENT</w:t>
+        <w:t>GUIDE                             HEAD OF THE DEPARTMENT</w:t>
       </w:r>
     </w:p>
     <w:p>
@@ -1629,7 +1590,61 @@
           <w:sz w:val="24"/>
           <w:szCs w:val="24"/>
         </w:rPr>
-        <w:t>This venture, titled “E-Agriculture for Direct Marketing of Food Crops Using Chatbot,(DMCF CHATBOT)” is created with PHP as the front end and MySQL as the back end. The reason of this venture is to construct a offering handle, making a stage where bidders and dealers can come together to exchange different things. The framework shows the time cleared out to offered and the number of offers. It comprises of a web entry where enlisted clients can propose modern biddings, put offers, send messages to other clients, and get programmed overhauls through E-MAIL when they get modern offers, when a offering is over, etc. The online offering venture holds biddings of different items on a site, serving venders and bidders in like manner. It permits clients to set up their items for offering and bidders to enlist and offered for different items accessible for bidding</w:t>
+        <w:t xml:space="preserve">This venture, titled “E-Agriculture for Direct Marketing of Food Crops Using </w:t>
+      </w:r>
+      <w:proofErr w:type="gramStart"/>
+      <w:r>
+        <w:rPr>
+          <w:rFonts w:ascii="Times New Roman" w:eastAsia="Times New Roman" w:hAnsi="Times New Roman" w:cs="Times New Roman"/>
+          <w:sz w:val="24"/>
+          <w:szCs w:val="24"/>
+        </w:rPr>
+        <w:t>Chatbot,(</w:t>
+      </w:r>
+      <w:proofErr w:type="gramEnd"/>
+      <w:r>
+        <w:rPr>
+          <w:rFonts w:ascii="Times New Roman" w:eastAsia="Times New Roman" w:hAnsi="Times New Roman" w:cs="Times New Roman"/>
+          <w:sz w:val="24"/>
+          <w:szCs w:val="24"/>
+        </w:rPr>
+        <w:t xml:space="preserve">DMCF CHATBOT)” is created with PHP as the front end and MySQL as the back end. The reason of this venture is to construct </w:t>
+      </w:r>
+      <w:proofErr w:type="gramStart"/>
+      <w:r>
+        <w:rPr>
+          <w:rFonts w:ascii="Times New Roman" w:eastAsia="Times New Roman" w:hAnsi="Times New Roman" w:cs="Times New Roman"/>
+          <w:sz w:val="24"/>
+          <w:szCs w:val="24"/>
+        </w:rPr>
+        <w:t>a</w:t>
+      </w:r>
+      <w:proofErr w:type="gramEnd"/>
+      <w:r>
+        <w:rPr>
+          <w:rFonts w:ascii="Times New Roman" w:eastAsia="Times New Roman" w:hAnsi="Times New Roman" w:cs="Times New Roman"/>
+          <w:sz w:val="24"/>
+          <w:szCs w:val="24"/>
+        </w:rPr>
+        <w:t xml:space="preserve"> offering handle, making a stage where bidders and dealers can come together to exchange different things. The framework shows the time cleared out to offered and the number of offers. It comprises of a web entry where enlisted clients can propose modern biddings, put offers, send messages to other clients, and get programmed overhauls through E-MAIL when they get modern offers, when </w:t>
+      </w:r>
+      <w:proofErr w:type="gramStart"/>
+      <w:r>
+        <w:rPr>
+          <w:rFonts w:ascii="Times New Roman" w:eastAsia="Times New Roman" w:hAnsi="Times New Roman" w:cs="Times New Roman"/>
+          <w:sz w:val="24"/>
+          <w:szCs w:val="24"/>
+        </w:rPr>
+        <w:t>a</w:t>
+      </w:r>
+      <w:proofErr w:type="gramEnd"/>
+      <w:r>
+        <w:rPr>
+          <w:rFonts w:ascii="Times New Roman" w:eastAsia="Times New Roman" w:hAnsi="Times New Roman" w:cs="Times New Roman"/>
+          <w:sz w:val="24"/>
+          <w:szCs w:val="24"/>
+        </w:rPr>
+        <w:t xml:space="preserve"> offering is over, etc. The online offering venture holds biddings of different items on a site, serving venders and bidders in like manner. It permits clients to set up their items for offering and bidders to enlist and offered for different items accessible for bidding</w:t>
       </w:r>
       <w:r>
         <w:rPr>
@@ -1700,12 +1715,132 @@
           <w:sz w:val="24"/>
           <w:szCs w:val="24"/>
         </w:rPr>
-        <w:pict w14:anchorId="5B739780">
-          <v:shape id="Graphic 2" o:spid="_x0000_s1027" style="position:absolute;left:0;text-align:left;margin-left:276.55pt;margin-top:19.6pt;width:2.55pt;height:14.2pt;z-index:-251658752;visibility:visible;mso-wrap-style:square;mso-wrap-distance-left:0;mso-wrap-distance-top:0;mso-wrap-distance-right:0;mso-wrap-distance-bottom:0;mso-position-horizontal:absolute;mso-position-horizontal-relative:page;mso-position-vertical:absolute;mso-position-vertical-relative:text;v-text-anchor:top" coordsize="32384,180340" o:gfxdata="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" path="m32003,l,,,179831r32003,l32003,xe" fillcolor="#f7f7f7" stroked="f">
-            <v:path arrowok="t"/>
-            <w10:wrap anchorx="page"/>
-          </v:shape>
-        </w:pict>
+        <mc:AlternateContent>
+          <mc:Choice Requires="wps">
+            <w:drawing>
+              <wp:anchor distT="0" distB="0" distL="0" distR="0" simplePos="0" relativeHeight="251657728" behindDoc="1" locked="0" layoutInCell="1" allowOverlap="1" wp14:anchorId="5B739780" wp14:editId="073C4DD5">
+                <wp:simplePos x="0" y="0"/>
+                <wp:positionH relativeFrom="page">
+                  <wp:posOffset>3512185</wp:posOffset>
+                </wp:positionH>
+                <wp:positionV relativeFrom="paragraph">
+                  <wp:posOffset>248920</wp:posOffset>
+                </wp:positionV>
+                <wp:extent cx="32385" cy="180340"/>
+                <wp:effectExtent l="0" t="0" r="0" b="3175"/>
+                <wp:wrapNone/>
+                <wp:docPr id="2019821961" name="Graphic 2"/>
+                <wp:cNvGraphicFramePr>
+                  <a:graphicFrameLocks xmlns:a="http://schemas.openxmlformats.org/drawingml/2006/main"/>
+                </wp:cNvGraphicFramePr>
+                <a:graphic xmlns:a="http://schemas.openxmlformats.org/drawingml/2006/main">
+                  <a:graphicData uri="http://schemas.microsoft.com/office/word/2010/wordprocessingShape">
+                    <wps:wsp>
+                      <wps:cNvSpPr>
+                        <a:spLocks/>
+                      </wps:cNvSpPr>
+                      <wps:spPr bwMode="auto">
+                        <a:xfrm>
+                          <a:off x="0" y="0"/>
+                          <a:ext cx="32385" cy="180340"/>
+                        </a:xfrm>
+                        <a:custGeom>
+                          <a:avLst/>
+                          <a:gdLst>
+                            <a:gd name="T0" fmla="*/ 32003 w 32384"/>
+                            <a:gd name="T1" fmla="*/ 0 h 180340"/>
+                            <a:gd name="T2" fmla="*/ 0 w 32384"/>
+                            <a:gd name="T3" fmla="*/ 0 h 180340"/>
+                            <a:gd name="T4" fmla="*/ 0 w 32384"/>
+                            <a:gd name="T5" fmla="*/ 179831 h 180340"/>
+                            <a:gd name="T6" fmla="*/ 32003 w 32384"/>
+                            <a:gd name="T7" fmla="*/ 179831 h 180340"/>
+                            <a:gd name="T8" fmla="*/ 32003 w 32384"/>
+                            <a:gd name="T9" fmla="*/ 0 h 180340"/>
+                          </a:gdLst>
+                          <a:ahLst/>
+                          <a:cxnLst>
+                            <a:cxn ang="0">
+                              <a:pos x="T0" y="T1"/>
+                            </a:cxn>
+                            <a:cxn ang="0">
+                              <a:pos x="T2" y="T3"/>
+                            </a:cxn>
+                            <a:cxn ang="0">
+                              <a:pos x="T4" y="T5"/>
+                            </a:cxn>
+                            <a:cxn ang="0">
+                              <a:pos x="T6" y="T7"/>
+                            </a:cxn>
+                            <a:cxn ang="0">
+                              <a:pos x="T8" y="T9"/>
+                            </a:cxn>
+                          </a:cxnLst>
+                          <a:rect l="0" t="0" r="r" b="b"/>
+                          <a:pathLst>
+                            <a:path w="32384" h="180340">
+                              <a:moveTo>
+                                <a:pt x="32003" y="0"/>
+                              </a:moveTo>
+                              <a:lnTo>
+                                <a:pt x="0" y="0"/>
+                              </a:lnTo>
+                              <a:lnTo>
+                                <a:pt x="0" y="179831"/>
+                              </a:lnTo>
+                              <a:lnTo>
+                                <a:pt x="32003" y="179831"/>
+                              </a:lnTo>
+                              <a:lnTo>
+                                <a:pt x="32003" y="0"/>
+                              </a:lnTo>
+                              <a:close/>
+                            </a:path>
+                          </a:pathLst>
+                        </a:custGeom>
+                        <a:solidFill>
+                          <a:srgbClr val="F7F7F7"/>
+                        </a:solidFill>
+                        <a:ln>
+                          <a:noFill/>
+                        </a:ln>
+                        <a:extLst>
+                          <a:ext uri="{91240B29-F687-4F45-9708-019B960494DF}">
+                            <a14:hiddenLine xmlns:a14="http://schemas.microsoft.com/office/drawing/2010/main" w="9525">
+                              <a:solidFill>
+                                <a:srgbClr val="000000"/>
+                              </a:solidFill>
+                              <a:round/>
+                              <a:headEnd/>
+                              <a:tailEnd/>
+                            </a14:hiddenLine>
+                          </a:ext>
+                        </a:extLst>
+                      </wps:spPr>
+                      <wps:bodyPr rot="0" vert="horz" wrap="square" lIns="91440" tIns="45720" rIns="91440" bIns="45720" anchor="t" anchorCtr="0" upright="1">
+                        <a:noAutofit/>
+                      </wps:bodyPr>
+                    </wps:wsp>
+                  </a:graphicData>
+                </a:graphic>
+                <wp14:sizeRelH relativeFrom="page">
+                  <wp14:pctWidth>0</wp14:pctWidth>
+                </wp14:sizeRelH>
+                <wp14:sizeRelV relativeFrom="page">
+                  <wp14:pctHeight>0</wp14:pctHeight>
+                </wp14:sizeRelV>
+              </wp:anchor>
+            </w:drawing>
+          </mc:Choice>
+          <mc:Fallback>
+            <w:pict>
+              <v:shape w14:anchorId="456A77DB" id="Graphic 2" o:spid="_x0000_s1026" style="position:absolute;margin-left:276.55pt;margin-top:19.6pt;width:2.55pt;height:14.2pt;z-index:-251658752;visibility:visible;mso-wrap-style:square;mso-width-percent:0;mso-height-percent:0;mso-wrap-distance-left:0;mso-wrap-distance-top:0;mso-wrap-distance-right:0;mso-wrap-distance-bottom:0;mso-position-horizontal:absolute;mso-position-horizontal-relative:page;mso-position-vertical:absolute;mso-position-vertical-relative:text;mso-width-percent:0;mso-height-percent:0;mso-width-relative:page;mso-height-relative:page;v-text-anchor:top" coordsize="32384,180340" o:gfxdata="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" path="m32003,l,,,179831r32003,l32003,xe" fillcolor="#f7f7f7" stroked="f">
+                <v:path arrowok="t" o:connecttype="custom" o:connectlocs="32004,0;0,0;0,179831;32004,179831;32004,0" o:connectangles="0,0,0,0,0"/>
+                <w10:wrap anchorx="page"/>
+              </v:shape>
+            </w:pict>
+          </mc:Fallback>
+        </mc:AlternateContent>
       </w:r>
       <w:r>
         <w:rPr>
@@ -1944,7 +2079,43 @@
           <w:sz w:val="24"/>
           <w:szCs w:val="24"/>
         </w:rPr>
-        <w:t xml:space="preserve">Dr. M. Ashok B.Sc. B.Tech., M.E., Ph.D. </w:t>
+        <w:t>Dr. M. Ashok B.Sc.</w:t>
+      </w:r>
+      <w:r>
+        <w:rPr>
+          <w:rFonts w:ascii="Times New Roman" w:eastAsia="Times New Roman" w:hAnsi="Times New Roman" w:cs="Times New Roman"/>
+          <w:b/>
+          <w:sz w:val="24"/>
+          <w:szCs w:val="24"/>
+        </w:rPr>
+        <w:t>,</w:t>
+      </w:r>
+      <w:r>
+        <w:rPr>
+          <w:rFonts w:ascii="Times New Roman" w:eastAsia="Times New Roman" w:hAnsi="Times New Roman" w:cs="Times New Roman"/>
+          <w:b/>
+          <w:sz w:val="24"/>
+          <w:szCs w:val="24"/>
+        </w:rPr>
+        <w:t xml:space="preserve"> B.Tech., M.E., Ph.D.</w:t>
+      </w:r>
+      <w:r>
+        <w:rPr>
+          <w:rFonts w:ascii="Times New Roman" w:eastAsia="Times New Roman" w:hAnsi="Times New Roman" w:cs="Times New Roman"/>
+          <w:b/>
+          <w:sz w:val="24"/>
+          <w:szCs w:val="24"/>
+        </w:rPr>
+        <w:t>,</w:t>
+      </w:r>
+      <w:r>
+        <w:rPr>
+          <w:rFonts w:ascii="Times New Roman" w:eastAsia="Times New Roman" w:hAnsi="Times New Roman" w:cs="Times New Roman"/>
+          <w:b/>
+          <w:sz w:val="24"/>
+          <w:szCs w:val="24"/>
+        </w:rPr>
+        <w:t xml:space="preserve"> </w:t>
       </w:r>
       <w:r>
         <w:rPr>
@@ -2255,7 +2426,25 @@
           <w:sz w:val="24"/>
           <w:szCs w:val="24"/>
         </w:rPr>
-        <w:t xml:space="preserve"> Mrs. BENAZIR BEGAM S. B.E, </w:t>
+        <w:t xml:space="preserve"> Mrs. BENAZIR BEGAM S. B.E</w:t>
+      </w:r>
+      <w:r>
+        <w:rPr>
+          <w:rFonts w:ascii="Times New Roman" w:eastAsia="Times New Roman" w:hAnsi="Times New Roman" w:cs="Times New Roman"/>
+          <w:b/>
+          <w:sz w:val="24"/>
+          <w:szCs w:val="24"/>
+        </w:rPr>
+        <w:t>.</w:t>
+      </w:r>
+      <w:r>
+        <w:rPr>
+          <w:rFonts w:ascii="Times New Roman" w:eastAsia="Times New Roman" w:hAnsi="Times New Roman" w:cs="Times New Roman"/>
+          <w:b/>
+          <w:sz w:val="24"/>
+          <w:szCs w:val="24"/>
+        </w:rPr>
+        <w:t xml:space="preserve">, </w:t>
       </w:r>
       <w:r>
         <w:rPr>
@@ -2621,9 +2810,16 @@
               <w:jc w:val="center"/>
               <w:rPr>
                 <w:rFonts w:ascii="Times New Roman" w:hAnsi="Times New Roman" w:cs="Times New Roman"/>
-                <w:b/>
-              </w:rPr>
-            </w:pPr>
+                <w:bCs/>
+              </w:rPr>
+            </w:pPr>
+            <w:r>
+              <w:rPr>
+                <w:rFonts w:ascii="Times New Roman" w:hAnsi="Times New Roman" w:cs="Times New Roman"/>
+                <w:bCs/>
+              </w:rPr>
+              <w:t>I</w:t>
+            </w:r>
           </w:p>
         </w:tc>
       </w:tr>
@@ -2706,9 +2902,16 @@
               <w:jc w:val="center"/>
               <w:rPr>
                 <w:rFonts w:ascii="Times New Roman" w:hAnsi="Times New Roman" w:cs="Times New Roman"/>
-                <w:b/>
-              </w:rPr>
-            </w:pPr>
+                <w:bCs/>
+              </w:rPr>
+            </w:pPr>
+            <w:r>
+              <w:rPr>
+                <w:rFonts w:ascii="Times New Roman" w:hAnsi="Times New Roman" w:cs="Times New Roman"/>
+                <w:bCs/>
+              </w:rPr>
+              <w:t>II</w:t>
+            </w:r>
           </w:p>
         </w:tc>
       </w:tr>
@@ -2801,6 +3004,12 @@
                 <w:rFonts w:ascii="Times New Roman" w:hAnsi="Times New Roman" w:cs="Times New Roman"/>
               </w:rPr>
             </w:pPr>
+            <w:r>
+              <w:rPr>
+                <w:rFonts w:ascii="Times New Roman" w:hAnsi="Times New Roman" w:cs="Times New Roman"/>
+              </w:rPr>
+              <w:t>1</w:t>
+            </w:r>
           </w:p>
         </w:tc>
       </w:tr>
@@ -2893,6 +3102,12 @@
                 <w:rFonts w:ascii="Times New Roman" w:hAnsi="Times New Roman" w:cs="Times New Roman"/>
               </w:rPr>
             </w:pPr>
+            <w:r>
+              <w:rPr>
+                <w:rFonts w:ascii="Times New Roman" w:hAnsi="Times New Roman" w:cs="Times New Roman"/>
+              </w:rPr>
+              <w:t>2</w:t>
+            </w:r>
           </w:p>
         </w:tc>
       </w:tr>
@@ -2977,6 +3192,12 @@
                 <w:rFonts w:ascii="Times New Roman" w:hAnsi="Times New Roman" w:cs="Times New Roman"/>
               </w:rPr>
             </w:pPr>
+            <w:r>
+              <w:rPr>
+                <w:rFonts w:ascii="Times New Roman" w:hAnsi="Times New Roman" w:cs="Times New Roman"/>
+              </w:rPr>
+              <w:t>2</w:t>
+            </w:r>
           </w:p>
         </w:tc>
       </w:tr>
@@ -3061,6 +3282,12 @@
                 <w:rFonts w:ascii="Times New Roman" w:hAnsi="Times New Roman" w:cs="Times New Roman"/>
               </w:rPr>
             </w:pPr>
+            <w:r>
+              <w:rPr>
+                <w:rFonts w:ascii="Times New Roman" w:hAnsi="Times New Roman" w:cs="Times New Roman"/>
+              </w:rPr>
+              <w:t>3</w:t>
+            </w:r>
           </w:p>
         </w:tc>
       </w:tr>
@@ -3153,6 +3380,12 @@
                 <w:rFonts w:ascii="Times New Roman" w:hAnsi="Times New Roman" w:cs="Times New Roman"/>
               </w:rPr>
             </w:pPr>
+            <w:r>
+              <w:rPr>
+                <w:rFonts w:ascii="Times New Roman" w:hAnsi="Times New Roman" w:cs="Times New Roman"/>
+              </w:rPr>
+              <w:t>4</w:t>
+            </w:r>
           </w:p>
         </w:tc>
       </w:tr>
@@ -3237,6 +3470,12 @@
                 <w:rFonts w:ascii="Times New Roman" w:hAnsi="Times New Roman" w:cs="Times New Roman"/>
               </w:rPr>
             </w:pPr>
+            <w:r>
+              <w:rPr>
+                <w:rFonts w:ascii="Times New Roman" w:hAnsi="Times New Roman" w:cs="Times New Roman"/>
+              </w:rPr>
+              <w:t>4</w:t>
+            </w:r>
           </w:p>
         </w:tc>
       </w:tr>
@@ -3321,6 +3560,12 @@
                 <w:rFonts w:ascii="Times New Roman" w:hAnsi="Times New Roman" w:cs="Times New Roman"/>
               </w:rPr>
             </w:pPr>
+            <w:r>
+              <w:rPr>
+                <w:rFonts w:ascii="Times New Roman" w:hAnsi="Times New Roman" w:cs="Times New Roman"/>
+              </w:rPr>
+              <w:t>4</w:t>
+            </w:r>
           </w:p>
         </w:tc>
       </w:tr>
@@ -3413,6 +3658,12 @@
                 <w:rFonts w:ascii="Times New Roman" w:hAnsi="Times New Roman" w:cs="Times New Roman"/>
               </w:rPr>
             </w:pPr>
+            <w:r>
+              <w:rPr>
+                <w:rFonts w:ascii="Times New Roman" w:hAnsi="Times New Roman" w:cs="Times New Roman"/>
+              </w:rPr>
+              <w:t>5</w:t>
+            </w:r>
           </w:p>
         </w:tc>
       </w:tr>
@@ -3494,6 +3745,12 @@
                 <w:rFonts w:ascii="Times New Roman" w:hAnsi="Times New Roman" w:cs="Times New Roman"/>
               </w:rPr>
             </w:pPr>
+            <w:r>
+              <w:rPr>
+                <w:rFonts w:ascii="Times New Roman" w:hAnsi="Times New Roman" w:cs="Times New Roman"/>
+              </w:rPr>
+              <w:t>5</w:t>
+            </w:r>
           </w:p>
         </w:tc>
       </w:tr>
@@ -3577,6 +3834,12 @@
                 <w:rFonts w:ascii="Times New Roman" w:hAnsi="Times New Roman" w:cs="Times New Roman"/>
               </w:rPr>
             </w:pPr>
+            <w:r>
+              <w:rPr>
+                <w:rFonts w:ascii="Times New Roman" w:hAnsi="Times New Roman" w:cs="Times New Roman"/>
+              </w:rPr>
+              <w:t>6</w:t>
+            </w:r>
           </w:p>
         </w:tc>
       </w:tr>
@@ -3658,6 +3921,12 @@
                 <w:rFonts w:ascii="Times New Roman" w:hAnsi="Times New Roman" w:cs="Times New Roman"/>
               </w:rPr>
             </w:pPr>
+            <w:r>
+              <w:rPr>
+                <w:rFonts w:ascii="Times New Roman" w:hAnsi="Times New Roman" w:cs="Times New Roman"/>
+              </w:rPr>
+              <w:t>9</w:t>
+            </w:r>
           </w:p>
         </w:tc>
       </w:tr>
@@ -3741,6 +4010,12 @@
                 <w:rFonts w:ascii="Times New Roman" w:hAnsi="Times New Roman" w:cs="Times New Roman"/>
               </w:rPr>
             </w:pPr>
+            <w:r>
+              <w:rPr>
+                <w:rFonts w:ascii="Times New Roman" w:hAnsi="Times New Roman" w:cs="Times New Roman"/>
+              </w:rPr>
+              <w:t>13</w:t>
+            </w:r>
           </w:p>
         </w:tc>
       </w:tr>
@@ -3824,6 +4099,12 @@
                 <w:rFonts w:ascii="Times New Roman" w:hAnsi="Times New Roman" w:cs="Times New Roman"/>
               </w:rPr>
             </w:pPr>
+            <w:r>
+              <w:rPr>
+                <w:rFonts w:ascii="Times New Roman" w:hAnsi="Times New Roman" w:cs="Times New Roman"/>
+              </w:rPr>
+              <w:t>15</w:t>
+            </w:r>
           </w:p>
         </w:tc>
       </w:tr>
@@ -3907,6 +4188,12 @@
                 <w:rFonts w:ascii="Times New Roman" w:hAnsi="Times New Roman" w:cs="Times New Roman"/>
               </w:rPr>
             </w:pPr>
+            <w:r>
+              <w:rPr>
+                <w:rFonts w:ascii="Times New Roman" w:hAnsi="Times New Roman" w:cs="Times New Roman"/>
+              </w:rPr>
+              <w:t>15</w:t>
+            </w:r>
           </w:p>
         </w:tc>
       </w:tr>
@@ -3999,6 +4286,12 @@
                 <w:rFonts w:ascii="Times New Roman" w:hAnsi="Times New Roman" w:cs="Times New Roman"/>
               </w:rPr>
             </w:pPr>
+            <w:r>
+              <w:rPr>
+                <w:rFonts w:ascii="Times New Roman" w:hAnsi="Times New Roman" w:cs="Times New Roman"/>
+              </w:rPr>
+              <w:t>18</w:t>
+            </w:r>
           </w:p>
         </w:tc>
       </w:tr>
@@ -4083,6 +4376,12 @@
                 <w:rFonts w:ascii="Times New Roman" w:hAnsi="Times New Roman" w:cs="Times New Roman"/>
               </w:rPr>
             </w:pPr>
+            <w:r>
+              <w:rPr>
+                <w:rFonts w:ascii="Times New Roman" w:hAnsi="Times New Roman" w:cs="Times New Roman"/>
+              </w:rPr>
+              <w:t>18</w:t>
+            </w:r>
           </w:p>
         </w:tc>
       </w:tr>
@@ -4167,6 +4466,12 @@
                 <w:rFonts w:ascii="Times New Roman" w:hAnsi="Times New Roman" w:cs="Times New Roman"/>
               </w:rPr>
             </w:pPr>
+            <w:r>
+              <w:rPr>
+                <w:rFonts w:ascii="Times New Roman" w:hAnsi="Times New Roman" w:cs="Times New Roman"/>
+              </w:rPr>
+              <w:t>23</w:t>
+            </w:r>
           </w:p>
         </w:tc>
       </w:tr>
@@ -4256,6 +4561,12 @@
                 <w:rFonts w:ascii="Times New Roman" w:hAnsi="Times New Roman" w:cs="Times New Roman"/>
               </w:rPr>
             </w:pPr>
+            <w:r>
+              <w:rPr>
+                <w:rFonts w:ascii="Times New Roman" w:hAnsi="Times New Roman" w:cs="Times New Roman"/>
+              </w:rPr>
+              <w:t>27</w:t>
+            </w:r>
           </w:p>
         </w:tc>
       </w:tr>
@@ -4345,6 +4656,12 @@
                 <w:rFonts w:ascii="Times New Roman" w:hAnsi="Times New Roman" w:cs="Times New Roman"/>
               </w:rPr>
             </w:pPr>
+            <w:r>
+              <w:rPr>
+                <w:rFonts w:ascii="Times New Roman" w:hAnsi="Times New Roman" w:cs="Times New Roman"/>
+              </w:rPr>
+              <w:t>28</w:t>
+            </w:r>
           </w:p>
         </w:tc>
       </w:tr>
@@ -4426,6 +4743,12 @@
                 <w:rFonts w:ascii="Times New Roman" w:hAnsi="Times New Roman" w:cs="Times New Roman"/>
               </w:rPr>
             </w:pPr>
+            <w:r>
+              <w:rPr>
+                <w:rFonts w:ascii="Times New Roman" w:hAnsi="Times New Roman" w:cs="Times New Roman"/>
+              </w:rPr>
+              <w:t>28</w:t>
+            </w:r>
           </w:p>
         </w:tc>
       </w:tr>
@@ -4518,6 +4841,12 @@
                 <w:rFonts w:ascii="Times New Roman" w:hAnsi="Times New Roman" w:cs="Times New Roman"/>
               </w:rPr>
             </w:pPr>
+            <w:r>
+              <w:rPr>
+                <w:rFonts w:ascii="Times New Roman" w:hAnsi="Times New Roman" w:cs="Times New Roman"/>
+              </w:rPr>
+              <w:t>32</w:t>
+            </w:r>
           </w:p>
         </w:tc>
       </w:tr>
@@ -4529,10 +4858,10 @@
         <w:tc>
           <w:tcPr>
             <w:tcW w:w="1543" w:type="dxa"/>
+            <w:vMerge w:val="restart"/>
             <w:tcBorders>
               <w:top w:val="single" w:sz="4" w:space="0" w:color="000000"/>
               <w:left w:val="single" w:sz="4" w:space="0" w:color="000000"/>
-              <w:bottom w:val="single" w:sz="4" w:space="0" w:color="000000"/>
             </w:tcBorders>
             <w:shd w:val="clear" w:color="auto" w:fill="auto"/>
             <w:vAlign w:val="center"/>
@@ -4602,6 +4931,12 @@
                 <w:rFonts w:ascii="Times New Roman" w:hAnsi="Times New Roman" w:cs="Times New Roman"/>
               </w:rPr>
             </w:pPr>
+            <w:r>
+              <w:rPr>
+                <w:rFonts w:ascii="Times New Roman" w:hAnsi="Times New Roman" w:cs="Times New Roman"/>
+              </w:rPr>
+              <w:t>32</w:t>
+            </w:r>
           </w:p>
         </w:tc>
       </w:tr>
@@ -4613,10 +4948,9 @@
         <w:tc>
           <w:tcPr>
             <w:tcW w:w="1543" w:type="dxa"/>
-            <w:tcBorders>
-              <w:top w:val="single" w:sz="4" w:space="0" w:color="000000"/>
-              <w:left w:val="single" w:sz="4" w:space="0" w:color="000000"/>
-              <w:bottom w:val="single" w:sz="4" w:space="0" w:color="000000"/>
+            <w:vMerge/>
+            <w:tcBorders>
+              <w:left w:val="single" w:sz="4" w:space="0" w:color="000000"/>
             </w:tcBorders>
             <w:shd w:val="clear" w:color="auto" w:fill="auto"/>
             <w:vAlign w:val="center"/>
@@ -4686,6 +5020,12 @@
                 <w:rFonts w:ascii="Times New Roman" w:hAnsi="Times New Roman" w:cs="Times New Roman"/>
               </w:rPr>
             </w:pPr>
+            <w:r>
+              <w:rPr>
+                <w:rFonts w:ascii="Times New Roman" w:hAnsi="Times New Roman" w:cs="Times New Roman"/>
+              </w:rPr>
+              <w:t>32</w:t>
+            </w:r>
           </w:p>
         </w:tc>
       </w:tr>
@@ -4697,10 +5037,9 @@
         <w:tc>
           <w:tcPr>
             <w:tcW w:w="1543" w:type="dxa"/>
-            <w:tcBorders>
-              <w:top w:val="single" w:sz="4" w:space="0" w:color="000000"/>
-              <w:left w:val="single" w:sz="4" w:space="0" w:color="000000"/>
-              <w:bottom w:val="single" w:sz="4" w:space="0" w:color="000000"/>
+            <w:vMerge/>
+            <w:tcBorders>
+              <w:left w:val="single" w:sz="4" w:space="0" w:color="000000"/>
             </w:tcBorders>
             <w:shd w:val="clear" w:color="auto" w:fill="auto"/>
             <w:vAlign w:val="center"/>
@@ -4770,6 +5109,12 @@
                 <w:rFonts w:ascii="Times New Roman" w:hAnsi="Times New Roman" w:cs="Times New Roman"/>
               </w:rPr>
             </w:pPr>
+            <w:r>
+              <w:rPr>
+                <w:rFonts w:ascii="Times New Roman" w:hAnsi="Times New Roman" w:cs="Times New Roman"/>
+              </w:rPr>
+              <w:t>32</w:t>
+            </w:r>
           </w:p>
         </w:tc>
       </w:tr>
@@ -4781,10 +5126,9 @@
         <w:tc>
           <w:tcPr>
             <w:tcW w:w="1543" w:type="dxa"/>
-            <w:tcBorders>
-              <w:top w:val="single" w:sz="4" w:space="0" w:color="000000"/>
-              <w:left w:val="single" w:sz="4" w:space="0" w:color="000000"/>
-              <w:bottom w:val="single" w:sz="4" w:space="0" w:color="000000"/>
+            <w:vMerge/>
+            <w:tcBorders>
+              <w:left w:val="single" w:sz="4" w:space="0" w:color="000000"/>
             </w:tcBorders>
             <w:shd w:val="clear" w:color="auto" w:fill="auto"/>
             <w:vAlign w:val="center"/>
@@ -4854,6 +5198,12 @@
                 <w:rFonts w:ascii="Times New Roman" w:hAnsi="Times New Roman" w:cs="Times New Roman"/>
               </w:rPr>
             </w:pPr>
+            <w:r>
+              <w:rPr>
+                <w:rFonts w:ascii="Times New Roman" w:hAnsi="Times New Roman" w:cs="Times New Roman"/>
+              </w:rPr>
+              <w:t>32</w:t>
+            </w:r>
           </w:p>
         </w:tc>
       </w:tr>
@@ -4865,10 +5215,9 @@
         <w:tc>
           <w:tcPr>
             <w:tcW w:w="1543" w:type="dxa"/>
-            <w:tcBorders>
-              <w:top w:val="single" w:sz="4" w:space="0" w:color="000000"/>
-              <w:left w:val="single" w:sz="4" w:space="0" w:color="000000"/>
-              <w:bottom w:val="single" w:sz="4" w:space="0" w:color="000000"/>
+            <w:vMerge/>
+            <w:tcBorders>
+              <w:left w:val="single" w:sz="4" w:space="0" w:color="000000"/>
             </w:tcBorders>
             <w:shd w:val="clear" w:color="auto" w:fill="auto"/>
             <w:vAlign w:val="center"/>
@@ -4938,6 +5287,12 @@
                 <w:rFonts w:ascii="Times New Roman" w:hAnsi="Times New Roman" w:cs="Times New Roman"/>
               </w:rPr>
             </w:pPr>
+            <w:r>
+              <w:rPr>
+                <w:rFonts w:ascii="Times New Roman" w:hAnsi="Times New Roman" w:cs="Times New Roman"/>
+              </w:rPr>
+              <w:t>33</w:t>
+            </w:r>
           </w:p>
         </w:tc>
       </w:tr>
@@ -4949,10 +5304,9 @@
         <w:tc>
           <w:tcPr>
             <w:tcW w:w="1543" w:type="dxa"/>
-            <w:tcBorders>
-              <w:top w:val="single" w:sz="4" w:space="0" w:color="000000"/>
-              <w:left w:val="single" w:sz="4" w:space="0" w:color="000000"/>
-              <w:bottom w:val="single" w:sz="4" w:space="0" w:color="000000"/>
+            <w:vMerge/>
+            <w:tcBorders>
+              <w:left w:val="single" w:sz="4" w:space="0" w:color="000000"/>
             </w:tcBorders>
             <w:shd w:val="clear" w:color="auto" w:fill="auto"/>
             <w:vAlign w:val="center"/>
@@ -5022,6 +5376,12 @@
                 <w:rFonts w:ascii="Times New Roman" w:hAnsi="Times New Roman" w:cs="Times New Roman"/>
               </w:rPr>
             </w:pPr>
+            <w:r>
+              <w:rPr>
+                <w:rFonts w:ascii="Times New Roman" w:hAnsi="Times New Roman" w:cs="Times New Roman"/>
+              </w:rPr>
+              <w:t>33</w:t>
+            </w:r>
           </w:p>
         </w:tc>
       </w:tr>
@@ -5033,8 +5393,8 @@
         <w:tc>
           <w:tcPr>
             <w:tcW w:w="1543" w:type="dxa"/>
-            <w:tcBorders>
-              <w:top w:val="single" w:sz="4" w:space="0" w:color="000000"/>
+            <w:vMerge/>
+            <w:tcBorders>
               <w:left w:val="single" w:sz="4" w:space="0" w:color="000000"/>
               <w:bottom w:val="single" w:sz="4" w:space="0" w:color="000000"/>
             </w:tcBorders>
@@ -5106,6 +5466,12 @@
                 <w:rFonts w:ascii="Times New Roman" w:hAnsi="Times New Roman" w:cs="Times New Roman"/>
               </w:rPr>
             </w:pPr>
+            <w:r>
+              <w:rPr>
+                <w:rFonts w:ascii="Times New Roman" w:hAnsi="Times New Roman" w:cs="Times New Roman"/>
+              </w:rPr>
+              <w:t>33</w:t>
+            </w:r>
           </w:p>
         </w:tc>
       </w:tr>
@@ -5198,6 +5564,12 @@
                 <w:rFonts w:ascii="Times New Roman" w:hAnsi="Times New Roman" w:cs="Times New Roman"/>
               </w:rPr>
             </w:pPr>
+            <w:r>
+              <w:rPr>
+                <w:rFonts w:ascii="Times New Roman" w:hAnsi="Times New Roman" w:cs="Times New Roman"/>
+              </w:rPr>
+              <w:t>34</w:t>
+            </w:r>
           </w:p>
         </w:tc>
       </w:tr>
@@ -5290,6 +5662,12 @@
                 <w:rFonts w:ascii="Times New Roman" w:hAnsi="Times New Roman" w:cs="Times New Roman"/>
               </w:rPr>
             </w:pPr>
+            <w:r>
+              <w:rPr>
+                <w:rFonts w:ascii="Times New Roman" w:hAnsi="Times New Roman" w:cs="Times New Roman"/>
+              </w:rPr>
+              <w:t>35</w:t>
+            </w:r>
           </w:p>
         </w:tc>
       </w:tr>
@@ -5382,6 +5760,12 @@
                 <w:rFonts w:ascii="Times New Roman" w:hAnsi="Times New Roman" w:cs="Times New Roman"/>
               </w:rPr>
             </w:pPr>
+            <w:r>
+              <w:rPr>
+                <w:rFonts w:ascii="Times New Roman" w:hAnsi="Times New Roman" w:cs="Times New Roman"/>
+              </w:rPr>
+              <w:t>36</w:t>
+            </w:r>
           </w:p>
         </w:tc>
       </w:tr>
@@ -5482,6 +5866,12 @@
                 <w:rFonts w:ascii="Times New Roman" w:hAnsi="Times New Roman" w:cs="Times New Roman"/>
               </w:rPr>
             </w:pPr>
+            <w:r>
+              <w:rPr>
+                <w:rFonts w:ascii="Times New Roman" w:hAnsi="Times New Roman" w:cs="Times New Roman"/>
+              </w:rPr>
+              <w:t>37</w:t>
+            </w:r>
           </w:p>
         </w:tc>
       </w:tr>
@@ -5566,6 +5956,12 @@
                 <w:rFonts w:ascii="Times New Roman" w:hAnsi="Times New Roman" w:cs="Times New Roman"/>
               </w:rPr>
             </w:pPr>
+            <w:r>
+              <w:rPr>
+                <w:rFonts w:ascii="Times New Roman" w:hAnsi="Times New Roman" w:cs="Times New Roman"/>
+              </w:rPr>
+              <w:t>37</w:t>
+            </w:r>
           </w:p>
         </w:tc>
       </w:tr>
@@ -5658,6 +6054,12 @@
                 <w:rFonts w:ascii="Times New Roman" w:hAnsi="Times New Roman" w:cs="Times New Roman"/>
               </w:rPr>
             </w:pPr>
+            <w:r>
+              <w:rPr>
+                <w:rFonts w:ascii="Times New Roman" w:hAnsi="Times New Roman" w:cs="Times New Roman"/>
+              </w:rPr>
+              <w:t>42</w:t>
+            </w:r>
           </w:p>
         </w:tc>
       </w:tr>
@@ -5838,6 +6240,7 @@
     </w:p>
     <w:p>
       <w:pPr>
+        <w:jc w:val="center"/>
         <w:rPr>
           <w:rFonts w:ascii="Times New Roman" w:hAnsi="Times New Roman" w:cs="Times New Roman"/>
           <w:b/>
@@ -5854,18 +6257,6 @@
         </w:rPr>
         <w:br w:type="page"/>
       </w:r>
-    </w:p>
-    <w:p>
-      <w:pPr>
-        <w:spacing w:after="0" w:line="360" w:lineRule="auto"/>
-        <w:jc w:val="center"/>
-        <w:rPr>
-          <w:rFonts w:ascii="Times New Roman" w:hAnsi="Times New Roman" w:cs="Times New Roman"/>
-          <w:b/>
-          <w:sz w:val="28"/>
-          <w:szCs w:val="28"/>
-        </w:rPr>
-      </w:pPr>
       <w:r>
         <w:rPr>
           <w:rFonts w:ascii="Times New Roman" w:hAnsi="Times New Roman" w:cs="Times New Roman"/>
@@ -6023,6 +6414,14 @@
                 <w:szCs w:val="24"/>
               </w:rPr>
             </w:pPr>
+            <w:r>
+              <w:rPr>
+                <w:rFonts w:ascii="Times New Roman" w:hAnsi="Times New Roman" w:cs="Times New Roman"/>
+                <w:sz w:val="24"/>
+                <w:szCs w:val="24"/>
+              </w:rPr>
+              <w:t>1</w:t>
+            </w:r>
           </w:p>
         </w:tc>
         <w:tc>
@@ -6047,6 +6446,14 @@
                 <w:szCs w:val="24"/>
               </w:rPr>
             </w:pPr>
+            <w:r>
+              <w:rPr>
+                <w:rFonts w:ascii="Times New Roman" w:hAnsi="Times New Roman" w:cs="Times New Roman"/>
+                <w:sz w:val="24"/>
+                <w:szCs w:val="24"/>
+              </w:rPr>
+              <w:t>Overall Workflow</w:t>
+            </w:r>
           </w:p>
         </w:tc>
         <w:tc>
@@ -6071,6 +6478,14 @@
                 <w:szCs w:val="24"/>
               </w:rPr>
             </w:pPr>
+            <w:r>
+              <w:rPr>
+                <w:rFonts w:ascii="Times New Roman" w:hAnsi="Times New Roman" w:cs="Times New Roman"/>
+                <w:sz w:val="24"/>
+                <w:szCs w:val="24"/>
+              </w:rPr>
+              <w:t>9</w:t>
+            </w:r>
           </w:p>
         </w:tc>
       </w:tr>
@@ -6100,6 +6515,14 @@
                 <w:szCs w:val="24"/>
               </w:rPr>
             </w:pPr>
+            <w:r>
+              <w:rPr>
+                <w:rFonts w:ascii="Times New Roman" w:hAnsi="Times New Roman" w:cs="Times New Roman"/>
+                <w:sz w:val="24"/>
+                <w:szCs w:val="24"/>
+              </w:rPr>
+              <w:t>2</w:t>
+            </w:r>
           </w:p>
         </w:tc>
         <w:tc>
@@ -6124,6 +6547,14 @@
                 <w:szCs w:val="24"/>
               </w:rPr>
             </w:pPr>
+            <w:r>
+              <w:rPr>
+                <w:rFonts w:ascii="Times New Roman" w:hAnsi="Times New Roman" w:cs="Times New Roman"/>
+                <w:sz w:val="24"/>
+                <w:szCs w:val="24"/>
+              </w:rPr>
+              <w:t>Register Workflow</w:t>
+            </w:r>
           </w:p>
         </w:tc>
         <w:tc>
@@ -6148,6 +6579,14 @@
                 <w:szCs w:val="24"/>
               </w:rPr>
             </w:pPr>
+            <w:r>
+              <w:rPr>
+                <w:rFonts w:ascii="Times New Roman" w:hAnsi="Times New Roman" w:cs="Times New Roman"/>
+                <w:sz w:val="24"/>
+                <w:szCs w:val="24"/>
+              </w:rPr>
+              <w:t>10</w:t>
+            </w:r>
           </w:p>
         </w:tc>
       </w:tr>
@@ -6178,6 +6617,14 @@
                 <w:szCs w:val="24"/>
               </w:rPr>
             </w:pPr>
+            <w:r>
+              <w:rPr>
+                <w:rFonts w:ascii="Times New Roman" w:hAnsi="Times New Roman" w:cs="Times New Roman"/>
+                <w:sz w:val="24"/>
+                <w:szCs w:val="24"/>
+              </w:rPr>
+              <w:t>3</w:t>
+            </w:r>
           </w:p>
         </w:tc>
         <w:tc>
@@ -6202,6 +6649,14 @@
                 <w:szCs w:val="24"/>
               </w:rPr>
             </w:pPr>
+            <w:r>
+              <w:rPr>
+                <w:rFonts w:ascii="Times New Roman" w:hAnsi="Times New Roman" w:cs="Times New Roman"/>
+                <w:sz w:val="24"/>
+                <w:szCs w:val="24"/>
+              </w:rPr>
+              <w:t>Login Workflow</w:t>
+            </w:r>
           </w:p>
         </w:tc>
         <w:tc>
@@ -6226,6 +6681,14 @@
                 <w:szCs w:val="24"/>
               </w:rPr>
             </w:pPr>
+            <w:r>
+              <w:rPr>
+                <w:rFonts w:ascii="Times New Roman" w:hAnsi="Times New Roman" w:cs="Times New Roman"/>
+                <w:sz w:val="24"/>
+                <w:szCs w:val="24"/>
+              </w:rPr>
+              <w:t>10</w:t>
+            </w:r>
           </w:p>
         </w:tc>
       </w:tr>
@@ -6256,6 +6719,14 @@
                 <w:szCs w:val="24"/>
               </w:rPr>
             </w:pPr>
+            <w:r>
+              <w:rPr>
+                <w:rFonts w:ascii="Times New Roman" w:hAnsi="Times New Roman" w:cs="Times New Roman"/>
+                <w:sz w:val="24"/>
+                <w:szCs w:val="24"/>
+              </w:rPr>
+              <w:t>4</w:t>
+            </w:r>
           </w:p>
         </w:tc>
         <w:tc>
@@ -6280,6 +6751,14 @@
                 <w:szCs w:val="24"/>
               </w:rPr>
             </w:pPr>
+            <w:r>
+              <w:rPr>
+                <w:rFonts w:ascii="Times New Roman" w:hAnsi="Times New Roman" w:cs="Times New Roman"/>
+                <w:sz w:val="24"/>
+                <w:szCs w:val="24"/>
+              </w:rPr>
+              <w:t>Auctions Workflow</w:t>
+            </w:r>
           </w:p>
         </w:tc>
         <w:tc>
@@ -6304,6 +6783,22 @@
                 <w:szCs w:val="24"/>
               </w:rPr>
             </w:pPr>
+            <w:r>
+              <w:rPr>
+                <w:rFonts w:ascii="Times New Roman" w:hAnsi="Times New Roman" w:cs="Times New Roman"/>
+                <w:sz w:val="24"/>
+                <w:szCs w:val="24"/>
+              </w:rPr>
+              <w:t>1</w:t>
+            </w:r>
+            <w:r>
+              <w:rPr>
+                <w:rFonts w:ascii="Times New Roman" w:hAnsi="Times New Roman" w:cs="Times New Roman"/>
+                <w:sz w:val="24"/>
+                <w:szCs w:val="24"/>
+              </w:rPr>
+              <w:t>1</w:t>
+            </w:r>
           </w:p>
         </w:tc>
       </w:tr>
@@ -6334,6 +6829,14 @@
                 <w:szCs w:val="24"/>
               </w:rPr>
             </w:pPr>
+            <w:r>
+              <w:rPr>
+                <w:rFonts w:ascii="Times New Roman" w:hAnsi="Times New Roman" w:cs="Times New Roman"/>
+                <w:sz w:val="24"/>
+                <w:szCs w:val="24"/>
+              </w:rPr>
+              <w:t>5</w:t>
+            </w:r>
           </w:p>
         </w:tc>
         <w:tc>
@@ -6358,6 +6861,14 @@
                 <w:szCs w:val="24"/>
               </w:rPr>
             </w:pPr>
+            <w:r>
+              <w:rPr>
+                <w:rFonts w:ascii="Times New Roman" w:hAnsi="Times New Roman" w:cs="Times New Roman"/>
+                <w:sz w:val="24"/>
+                <w:szCs w:val="24"/>
+              </w:rPr>
+              <w:t>Bids Workflow</w:t>
+            </w:r>
           </w:p>
         </w:tc>
         <w:tc>
@@ -6382,6 +6893,14 @@
                 <w:szCs w:val="24"/>
               </w:rPr>
             </w:pPr>
+            <w:r>
+              <w:rPr>
+                <w:rFonts w:ascii="Times New Roman" w:hAnsi="Times New Roman" w:cs="Times New Roman"/>
+                <w:sz w:val="24"/>
+                <w:szCs w:val="24"/>
+              </w:rPr>
+              <w:t>11</w:t>
+            </w:r>
           </w:p>
         </w:tc>
       </w:tr>
@@ -6412,6 +6931,14 @@
                 <w:szCs w:val="24"/>
               </w:rPr>
             </w:pPr>
+            <w:r>
+              <w:rPr>
+                <w:rFonts w:ascii="Times New Roman" w:hAnsi="Times New Roman" w:cs="Times New Roman"/>
+                <w:sz w:val="24"/>
+                <w:szCs w:val="24"/>
+              </w:rPr>
+              <w:t>6</w:t>
+            </w:r>
           </w:p>
         </w:tc>
         <w:tc>
@@ -6436,6 +6963,14 @@
                 <w:szCs w:val="24"/>
               </w:rPr>
             </w:pPr>
+            <w:r>
+              <w:rPr>
+                <w:rFonts w:ascii="Times New Roman" w:hAnsi="Times New Roman" w:cs="Times New Roman"/>
+                <w:sz w:val="24"/>
+                <w:szCs w:val="24"/>
+              </w:rPr>
+              <w:t>Payment Workflow</w:t>
+            </w:r>
           </w:p>
         </w:tc>
         <w:tc>
@@ -6460,6 +6995,2055 @@
                 <w:szCs w:val="24"/>
               </w:rPr>
             </w:pPr>
+            <w:r>
+              <w:rPr>
+                <w:rFonts w:ascii="Times New Roman" w:hAnsi="Times New Roman" w:cs="Times New Roman"/>
+                <w:sz w:val="24"/>
+                <w:szCs w:val="24"/>
+              </w:rPr>
+              <w:t>12</w:t>
+            </w:r>
+          </w:p>
+        </w:tc>
+      </w:tr>
+      <w:tr>
+        <w:trPr>
+          <w:trHeight w:val="530"/>
+        </w:trPr>
+        <w:tc>
+          <w:tcPr>
+            <w:tcW w:w="1278" w:type="dxa"/>
+            <w:tcBorders>
+              <w:top w:val="single" w:sz="4" w:space="0" w:color="auto"/>
+              <w:left w:val="single" w:sz="4" w:space="0" w:color="auto"/>
+              <w:bottom w:val="single" w:sz="4" w:space="0" w:color="auto"/>
+              <w:right w:val="single" w:sz="4" w:space="0" w:color="auto"/>
+            </w:tcBorders>
+            <w:shd w:val="clear" w:color="auto" w:fill="auto"/>
+            <w:vAlign w:val="center"/>
+          </w:tcPr>
+          <w:p>
+            <w:pPr>
+              <w:snapToGrid w:val="0"/>
+              <w:spacing w:after="0" w:line="360" w:lineRule="auto"/>
+              <w:jc w:val="center"/>
+              <w:rPr>
+                <w:rFonts w:ascii="Times New Roman" w:hAnsi="Times New Roman" w:cs="Times New Roman"/>
+                <w:sz w:val="24"/>
+                <w:szCs w:val="24"/>
+              </w:rPr>
+            </w:pPr>
+            <w:r>
+              <w:rPr>
+                <w:rFonts w:ascii="Times New Roman" w:hAnsi="Times New Roman" w:cs="Times New Roman"/>
+                <w:sz w:val="24"/>
+                <w:szCs w:val="24"/>
+              </w:rPr>
+              <w:t>7</w:t>
+            </w:r>
+          </w:p>
+        </w:tc>
+        <w:tc>
+          <w:tcPr>
+            <w:tcW w:w="4860" w:type="dxa"/>
+            <w:tcBorders>
+              <w:top w:val="single" w:sz="4" w:space="0" w:color="auto"/>
+              <w:left w:val="single" w:sz="4" w:space="0" w:color="auto"/>
+              <w:bottom w:val="single" w:sz="4" w:space="0" w:color="auto"/>
+              <w:right w:val="single" w:sz="4" w:space="0" w:color="auto"/>
+            </w:tcBorders>
+            <w:shd w:val="clear" w:color="auto" w:fill="auto"/>
+            <w:vAlign w:val="center"/>
+          </w:tcPr>
+          <w:p>
+            <w:pPr>
+              <w:snapToGrid w:val="0"/>
+              <w:spacing w:after="0" w:line="360" w:lineRule="auto"/>
+              <w:rPr>
+                <w:rFonts w:ascii="Times New Roman" w:hAnsi="Times New Roman" w:cs="Times New Roman"/>
+                <w:sz w:val="24"/>
+                <w:szCs w:val="24"/>
+              </w:rPr>
+            </w:pPr>
+            <w:r>
+              <w:rPr>
+                <w:rFonts w:ascii="Times New Roman" w:hAnsi="Times New Roman" w:cs="Times New Roman"/>
+                <w:sz w:val="24"/>
+                <w:szCs w:val="24"/>
+              </w:rPr>
+              <w:t>Chatbot Workflow</w:t>
+            </w:r>
+          </w:p>
+        </w:tc>
+        <w:tc>
+          <w:tcPr>
+            <w:tcW w:w="1620" w:type="dxa"/>
+            <w:tcBorders>
+              <w:top w:val="single" w:sz="4" w:space="0" w:color="auto"/>
+              <w:left w:val="single" w:sz="4" w:space="0" w:color="auto"/>
+              <w:bottom w:val="single" w:sz="4" w:space="0" w:color="auto"/>
+              <w:right w:val="single" w:sz="4" w:space="0" w:color="auto"/>
+            </w:tcBorders>
+            <w:vAlign w:val="center"/>
+          </w:tcPr>
+          <w:p>
+            <w:pPr>
+              <w:snapToGrid w:val="0"/>
+              <w:spacing w:after="0" w:line="360" w:lineRule="auto"/>
+              <w:jc w:val="center"/>
+              <w:rPr>
+                <w:rFonts w:ascii="Times New Roman" w:hAnsi="Times New Roman" w:cs="Times New Roman"/>
+                <w:sz w:val="24"/>
+                <w:szCs w:val="24"/>
+              </w:rPr>
+            </w:pPr>
+            <w:r>
+              <w:rPr>
+                <w:rFonts w:ascii="Times New Roman" w:hAnsi="Times New Roman" w:cs="Times New Roman"/>
+                <w:sz w:val="24"/>
+                <w:szCs w:val="24"/>
+              </w:rPr>
+              <w:t>12</w:t>
+            </w:r>
+          </w:p>
+        </w:tc>
+      </w:tr>
+      <w:tr>
+        <w:trPr>
+          <w:trHeight w:val="530"/>
+        </w:trPr>
+        <w:tc>
+          <w:tcPr>
+            <w:tcW w:w="1278" w:type="dxa"/>
+            <w:tcBorders>
+              <w:top w:val="single" w:sz="4" w:space="0" w:color="auto"/>
+              <w:left w:val="single" w:sz="4" w:space="0" w:color="auto"/>
+              <w:bottom w:val="single" w:sz="4" w:space="0" w:color="auto"/>
+              <w:right w:val="single" w:sz="4" w:space="0" w:color="auto"/>
+            </w:tcBorders>
+            <w:shd w:val="clear" w:color="auto" w:fill="auto"/>
+            <w:vAlign w:val="center"/>
+          </w:tcPr>
+          <w:p>
+            <w:pPr>
+              <w:snapToGrid w:val="0"/>
+              <w:spacing w:after="0" w:line="360" w:lineRule="auto"/>
+              <w:jc w:val="center"/>
+              <w:rPr>
+                <w:rFonts w:ascii="Times New Roman" w:hAnsi="Times New Roman" w:cs="Times New Roman"/>
+                <w:sz w:val="24"/>
+                <w:szCs w:val="24"/>
+              </w:rPr>
+            </w:pPr>
+            <w:r>
+              <w:rPr>
+                <w:rFonts w:ascii="Times New Roman" w:hAnsi="Times New Roman" w:cs="Times New Roman"/>
+                <w:sz w:val="24"/>
+                <w:szCs w:val="24"/>
+              </w:rPr>
+              <w:t>8</w:t>
+            </w:r>
+          </w:p>
+        </w:tc>
+        <w:tc>
+          <w:tcPr>
+            <w:tcW w:w="4860" w:type="dxa"/>
+            <w:tcBorders>
+              <w:top w:val="single" w:sz="4" w:space="0" w:color="auto"/>
+              <w:left w:val="single" w:sz="4" w:space="0" w:color="auto"/>
+              <w:bottom w:val="single" w:sz="4" w:space="0" w:color="auto"/>
+              <w:right w:val="single" w:sz="4" w:space="0" w:color="auto"/>
+            </w:tcBorders>
+            <w:shd w:val="clear" w:color="auto" w:fill="auto"/>
+            <w:vAlign w:val="center"/>
+          </w:tcPr>
+          <w:p>
+            <w:pPr>
+              <w:snapToGrid w:val="0"/>
+              <w:spacing w:after="0" w:line="360" w:lineRule="auto"/>
+              <w:rPr>
+                <w:rFonts w:ascii="Times New Roman" w:hAnsi="Times New Roman" w:cs="Times New Roman"/>
+                <w:sz w:val="24"/>
+                <w:szCs w:val="24"/>
+              </w:rPr>
+            </w:pPr>
+            <w:r>
+              <w:rPr>
+                <w:rFonts w:ascii="Times New Roman" w:hAnsi="Times New Roman" w:cs="Times New Roman"/>
+                <w:sz w:val="24"/>
+                <w:szCs w:val="24"/>
+              </w:rPr>
+              <w:t>Users Table’s Relationship</w:t>
+            </w:r>
+          </w:p>
+        </w:tc>
+        <w:tc>
+          <w:tcPr>
+            <w:tcW w:w="1620" w:type="dxa"/>
+            <w:tcBorders>
+              <w:top w:val="single" w:sz="4" w:space="0" w:color="auto"/>
+              <w:left w:val="single" w:sz="4" w:space="0" w:color="auto"/>
+              <w:bottom w:val="single" w:sz="4" w:space="0" w:color="auto"/>
+              <w:right w:val="single" w:sz="4" w:space="0" w:color="auto"/>
+            </w:tcBorders>
+            <w:vAlign w:val="center"/>
+          </w:tcPr>
+          <w:p>
+            <w:pPr>
+              <w:snapToGrid w:val="0"/>
+              <w:spacing w:after="0" w:line="360" w:lineRule="auto"/>
+              <w:jc w:val="center"/>
+              <w:rPr>
+                <w:rFonts w:ascii="Times New Roman" w:hAnsi="Times New Roman" w:cs="Times New Roman"/>
+                <w:sz w:val="24"/>
+                <w:szCs w:val="24"/>
+              </w:rPr>
+            </w:pPr>
+            <w:r>
+              <w:rPr>
+                <w:rFonts w:ascii="Times New Roman" w:hAnsi="Times New Roman" w:cs="Times New Roman"/>
+                <w:sz w:val="24"/>
+                <w:szCs w:val="24"/>
+              </w:rPr>
+              <w:t>13</w:t>
+            </w:r>
+          </w:p>
+        </w:tc>
+      </w:tr>
+      <w:tr>
+        <w:trPr>
+          <w:trHeight w:val="530"/>
+        </w:trPr>
+        <w:tc>
+          <w:tcPr>
+            <w:tcW w:w="1278" w:type="dxa"/>
+            <w:tcBorders>
+              <w:top w:val="single" w:sz="4" w:space="0" w:color="auto"/>
+              <w:left w:val="single" w:sz="4" w:space="0" w:color="auto"/>
+              <w:bottom w:val="single" w:sz="4" w:space="0" w:color="auto"/>
+              <w:right w:val="single" w:sz="4" w:space="0" w:color="auto"/>
+            </w:tcBorders>
+            <w:shd w:val="clear" w:color="auto" w:fill="auto"/>
+            <w:vAlign w:val="center"/>
+          </w:tcPr>
+          <w:p>
+            <w:pPr>
+              <w:snapToGrid w:val="0"/>
+              <w:spacing w:after="0" w:line="360" w:lineRule="auto"/>
+              <w:jc w:val="center"/>
+              <w:rPr>
+                <w:rFonts w:ascii="Times New Roman" w:hAnsi="Times New Roman" w:cs="Times New Roman"/>
+                <w:sz w:val="24"/>
+                <w:szCs w:val="24"/>
+              </w:rPr>
+            </w:pPr>
+            <w:r>
+              <w:rPr>
+                <w:rFonts w:ascii="Times New Roman" w:hAnsi="Times New Roman" w:cs="Times New Roman"/>
+                <w:sz w:val="24"/>
+                <w:szCs w:val="24"/>
+              </w:rPr>
+              <w:t>9</w:t>
+            </w:r>
+          </w:p>
+        </w:tc>
+        <w:tc>
+          <w:tcPr>
+            <w:tcW w:w="4860" w:type="dxa"/>
+            <w:tcBorders>
+              <w:top w:val="single" w:sz="4" w:space="0" w:color="auto"/>
+              <w:left w:val="single" w:sz="4" w:space="0" w:color="auto"/>
+              <w:bottom w:val="single" w:sz="4" w:space="0" w:color="auto"/>
+              <w:right w:val="single" w:sz="4" w:space="0" w:color="auto"/>
+            </w:tcBorders>
+            <w:shd w:val="clear" w:color="auto" w:fill="auto"/>
+            <w:vAlign w:val="center"/>
+          </w:tcPr>
+          <w:p>
+            <w:pPr>
+              <w:snapToGrid w:val="0"/>
+              <w:spacing w:after="0" w:line="360" w:lineRule="auto"/>
+              <w:rPr>
+                <w:rFonts w:ascii="Times New Roman" w:hAnsi="Times New Roman" w:cs="Times New Roman"/>
+                <w:sz w:val="24"/>
+                <w:szCs w:val="24"/>
+              </w:rPr>
+            </w:pPr>
+            <w:r>
+              <w:rPr>
+                <w:rFonts w:ascii="Times New Roman" w:hAnsi="Times New Roman" w:cs="Times New Roman"/>
+                <w:sz w:val="24"/>
+                <w:szCs w:val="24"/>
+              </w:rPr>
+              <w:t>Auctions Table’s Relationship</w:t>
+            </w:r>
+          </w:p>
+        </w:tc>
+        <w:tc>
+          <w:tcPr>
+            <w:tcW w:w="1620" w:type="dxa"/>
+            <w:tcBorders>
+              <w:top w:val="single" w:sz="4" w:space="0" w:color="auto"/>
+              <w:left w:val="single" w:sz="4" w:space="0" w:color="auto"/>
+              <w:bottom w:val="single" w:sz="4" w:space="0" w:color="auto"/>
+              <w:right w:val="single" w:sz="4" w:space="0" w:color="auto"/>
+            </w:tcBorders>
+            <w:vAlign w:val="center"/>
+          </w:tcPr>
+          <w:p>
+            <w:pPr>
+              <w:snapToGrid w:val="0"/>
+              <w:spacing w:after="0" w:line="360" w:lineRule="auto"/>
+              <w:jc w:val="center"/>
+              <w:rPr>
+                <w:rFonts w:ascii="Times New Roman" w:hAnsi="Times New Roman" w:cs="Times New Roman"/>
+                <w:sz w:val="24"/>
+                <w:szCs w:val="24"/>
+              </w:rPr>
+            </w:pPr>
+            <w:r>
+              <w:rPr>
+                <w:rFonts w:ascii="Times New Roman" w:hAnsi="Times New Roman" w:cs="Times New Roman"/>
+                <w:sz w:val="24"/>
+                <w:szCs w:val="24"/>
+              </w:rPr>
+              <w:t>13</w:t>
+            </w:r>
+          </w:p>
+        </w:tc>
+      </w:tr>
+      <w:tr>
+        <w:trPr>
+          <w:trHeight w:val="530"/>
+        </w:trPr>
+        <w:tc>
+          <w:tcPr>
+            <w:tcW w:w="1278" w:type="dxa"/>
+            <w:tcBorders>
+              <w:top w:val="single" w:sz="4" w:space="0" w:color="auto"/>
+              <w:left w:val="single" w:sz="4" w:space="0" w:color="auto"/>
+              <w:bottom w:val="single" w:sz="4" w:space="0" w:color="auto"/>
+              <w:right w:val="single" w:sz="4" w:space="0" w:color="auto"/>
+            </w:tcBorders>
+            <w:shd w:val="clear" w:color="auto" w:fill="auto"/>
+            <w:vAlign w:val="center"/>
+          </w:tcPr>
+          <w:p>
+            <w:pPr>
+              <w:snapToGrid w:val="0"/>
+              <w:spacing w:after="0" w:line="360" w:lineRule="auto"/>
+              <w:jc w:val="center"/>
+              <w:rPr>
+                <w:rFonts w:ascii="Times New Roman" w:hAnsi="Times New Roman" w:cs="Times New Roman"/>
+                <w:sz w:val="24"/>
+                <w:szCs w:val="24"/>
+              </w:rPr>
+            </w:pPr>
+            <w:r>
+              <w:rPr>
+                <w:rFonts w:ascii="Times New Roman" w:hAnsi="Times New Roman" w:cs="Times New Roman"/>
+                <w:sz w:val="24"/>
+                <w:szCs w:val="24"/>
+              </w:rPr>
+              <w:t>10</w:t>
+            </w:r>
+          </w:p>
+        </w:tc>
+        <w:tc>
+          <w:tcPr>
+            <w:tcW w:w="4860" w:type="dxa"/>
+            <w:tcBorders>
+              <w:top w:val="single" w:sz="4" w:space="0" w:color="auto"/>
+              <w:left w:val="single" w:sz="4" w:space="0" w:color="auto"/>
+              <w:bottom w:val="single" w:sz="4" w:space="0" w:color="auto"/>
+              <w:right w:val="single" w:sz="4" w:space="0" w:color="auto"/>
+            </w:tcBorders>
+            <w:shd w:val="clear" w:color="auto" w:fill="auto"/>
+            <w:vAlign w:val="center"/>
+          </w:tcPr>
+          <w:p>
+            <w:pPr>
+              <w:snapToGrid w:val="0"/>
+              <w:spacing w:after="0" w:line="360" w:lineRule="auto"/>
+              <w:rPr>
+                <w:rFonts w:ascii="Times New Roman" w:hAnsi="Times New Roman" w:cs="Times New Roman"/>
+                <w:sz w:val="24"/>
+                <w:szCs w:val="24"/>
+              </w:rPr>
+            </w:pPr>
+            <w:r>
+              <w:rPr>
+                <w:rFonts w:ascii="Times New Roman" w:hAnsi="Times New Roman" w:cs="Times New Roman"/>
+                <w:sz w:val="24"/>
+                <w:szCs w:val="24"/>
+              </w:rPr>
+              <w:t>Categories Table’s Relationship</w:t>
+            </w:r>
+          </w:p>
+        </w:tc>
+        <w:tc>
+          <w:tcPr>
+            <w:tcW w:w="1620" w:type="dxa"/>
+            <w:tcBorders>
+              <w:top w:val="single" w:sz="4" w:space="0" w:color="auto"/>
+              <w:left w:val="single" w:sz="4" w:space="0" w:color="auto"/>
+              <w:bottom w:val="single" w:sz="4" w:space="0" w:color="auto"/>
+              <w:right w:val="single" w:sz="4" w:space="0" w:color="auto"/>
+            </w:tcBorders>
+            <w:vAlign w:val="center"/>
+          </w:tcPr>
+          <w:p>
+            <w:pPr>
+              <w:snapToGrid w:val="0"/>
+              <w:spacing w:after="0" w:line="360" w:lineRule="auto"/>
+              <w:jc w:val="center"/>
+              <w:rPr>
+                <w:rFonts w:ascii="Times New Roman" w:hAnsi="Times New Roman" w:cs="Times New Roman"/>
+                <w:sz w:val="24"/>
+                <w:szCs w:val="24"/>
+              </w:rPr>
+            </w:pPr>
+            <w:r>
+              <w:rPr>
+                <w:rFonts w:ascii="Times New Roman" w:hAnsi="Times New Roman" w:cs="Times New Roman"/>
+                <w:sz w:val="24"/>
+                <w:szCs w:val="24"/>
+              </w:rPr>
+              <w:t>13</w:t>
+            </w:r>
+          </w:p>
+        </w:tc>
+      </w:tr>
+      <w:tr>
+        <w:trPr>
+          <w:trHeight w:val="530"/>
+        </w:trPr>
+        <w:tc>
+          <w:tcPr>
+            <w:tcW w:w="1278" w:type="dxa"/>
+            <w:tcBorders>
+              <w:top w:val="single" w:sz="4" w:space="0" w:color="auto"/>
+              <w:left w:val="single" w:sz="4" w:space="0" w:color="auto"/>
+              <w:bottom w:val="single" w:sz="4" w:space="0" w:color="auto"/>
+              <w:right w:val="single" w:sz="4" w:space="0" w:color="auto"/>
+            </w:tcBorders>
+            <w:shd w:val="clear" w:color="auto" w:fill="auto"/>
+            <w:vAlign w:val="center"/>
+          </w:tcPr>
+          <w:p>
+            <w:pPr>
+              <w:snapToGrid w:val="0"/>
+              <w:spacing w:after="0" w:line="360" w:lineRule="auto"/>
+              <w:jc w:val="center"/>
+              <w:rPr>
+                <w:rFonts w:ascii="Times New Roman" w:hAnsi="Times New Roman" w:cs="Times New Roman"/>
+                <w:sz w:val="24"/>
+                <w:szCs w:val="24"/>
+              </w:rPr>
+            </w:pPr>
+            <w:r>
+              <w:rPr>
+                <w:rFonts w:ascii="Times New Roman" w:hAnsi="Times New Roman" w:cs="Times New Roman"/>
+                <w:sz w:val="24"/>
+                <w:szCs w:val="24"/>
+              </w:rPr>
+              <w:t>11</w:t>
+            </w:r>
+          </w:p>
+        </w:tc>
+        <w:tc>
+          <w:tcPr>
+            <w:tcW w:w="4860" w:type="dxa"/>
+            <w:tcBorders>
+              <w:top w:val="single" w:sz="4" w:space="0" w:color="auto"/>
+              <w:left w:val="single" w:sz="4" w:space="0" w:color="auto"/>
+              <w:bottom w:val="single" w:sz="4" w:space="0" w:color="auto"/>
+              <w:right w:val="single" w:sz="4" w:space="0" w:color="auto"/>
+            </w:tcBorders>
+            <w:shd w:val="clear" w:color="auto" w:fill="auto"/>
+            <w:vAlign w:val="center"/>
+          </w:tcPr>
+          <w:p>
+            <w:pPr>
+              <w:snapToGrid w:val="0"/>
+              <w:spacing w:after="0" w:line="360" w:lineRule="auto"/>
+              <w:rPr>
+                <w:rFonts w:ascii="Times New Roman" w:hAnsi="Times New Roman" w:cs="Times New Roman"/>
+                <w:sz w:val="24"/>
+                <w:szCs w:val="24"/>
+              </w:rPr>
+            </w:pPr>
+            <w:r>
+              <w:rPr>
+                <w:rFonts w:ascii="Times New Roman" w:hAnsi="Times New Roman" w:cs="Times New Roman"/>
+                <w:sz w:val="24"/>
+                <w:szCs w:val="24"/>
+              </w:rPr>
+              <w:t>Trans Table’s Relationship</w:t>
+            </w:r>
+          </w:p>
+        </w:tc>
+        <w:tc>
+          <w:tcPr>
+            <w:tcW w:w="1620" w:type="dxa"/>
+            <w:tcBorders>
+              <w:top w:val="single" w:sz="4" w:space="0" w:color="auto"/>
+              <w:left w:val="single" w:sz="4" w:space="0" w:color="auto"/>
+              <w:bottom w:val="single" w:sz="4" w:space="0" w:color="auto"/>
+              <w:right w:val="single" w:sz="4" w:space="0" w:color="auto"/>
+            </w:tcBorders>
+            <w:vAlign w:val="center"/>
+          </w:tcPr>
+          <w:p>
+            <w:pPr>
+              <w:snapToGrid w:val="0"/>
+              <w:spacing w:after="0" w:line="360" w:lineRule="auto"/>
+              <w:jc w:val="center"/>
+              <w:rPr>
+                <w:rFonts w:ascii="Times New Roman" w:hAnsi="Times New Roman" w:cs="Times New Roman"/>
+                <w:sz w:val="24"/>
+                <w:szCs w:val="24"/>
+              </w:rPr>
+            </w:pPr>
+            <w:r>
+              <w:rPr>
+                <w:rFonts w:ascii="Times New Roman" w:hAnsi="Times New Roman" w:cs="Times New Roman"/>
+                <w:sz w:val="24"/>
+                <w:szCs w:val="24"/>
+              </w:rPr>
+              <w:t>14</w:t>
+            </w:r>
+          </w:p>
+        </w:tc>
+      </w:tr>
+      <w:tr>
+        <w:trPr>
+          <w:trHeight w:val="530"/>
+        </w:trPr>
+        <w:tc>
+          <w:tcPr>
+            <w:tcW w:w="1278" w:type="dxa"/>
+            <w:tcBorders>
+              <w:top w:val="single" w:sz="4" w:space="0" w:color="auto"/>
+              <w:left w:val="single" w:sz="4" w:space="0" w:color="auto"/>
+              <w:bottom w:val="single" w:sz="4" w:space="0" w:color="auto"/>
+              <w:right w:val="single" w:sz="4" w:space="0" w:color="auto"/>
+            </w:tcBorders>
+            <w:shd w:val="clear" w:color="auto" w:fill="auto"/>
+            <w:vAlign w:val="center"/>
+          </w:tcPr>
+          <w:p>
+            <w:pPr>
+              <w:snapToGrid w:val="0"/>
+              <w:spacing w:after="0" w:line="360" w:lineRule="auto"/>
+              <w:jc w:val="center"/>
+              <w:rPr>
+                <w:rFonts w:ascii="Times New Roman" w:hAnsi="Times New Roman" w:cs="Times New Roman"/>
+                <w:sz w:val="24"/>
+                <w:szCs w:val="24"/>
+              </w:rPr>
+            </w:pPr>
+            <w:r>
+              <w:rPr>
+                <w:rFonts w:ascii="Times New Roman" w:hAnsi="Times New Roman" w:cs="Times New Roman"/>
+                <w:sz w:val="24"/>
+                <w:szCs w:val="24"/>
+              </w:rPr>
+              <w:t>12</w:t>
+            </w:r>
+          </w:p>
+        </w:tc>
+        <w:tc>
+          <w:tcPr>
+            <w:tcW w:w="4860" w:type="dxa"/>
+            <w:tcBorders>
+              <w:top w:val="single" w:sz="4" w:space="0" w:color="auto"/>
+              <w:left w:val="single" w:sz="4" w:space="0" w:color="auto"/>
+              <w:bottom w:val="single" w:sz="4" w:space="0" w:color="auto"/>
+              <w:right w:val="single" w:sz="4" w:space="0" w:color="auto"/>
+            </w:tcBorders>
+            <w:shd w:val="clear" w:color="auto" w:fill="auto"/>
+            <w:vAlign w:val="center"/>
+          </w:tcPr>
+          <w:p>
+            <w:pPr>
+              <w:snapToGrid w:val="0"/>
+              <w:spacing w:after="0" w:line="360" w:lineRule="auto"/>
+              <w:rPr>
+                <w:rFonts w:ascii="Times New Roman" w:hAnsi="Times New Roman" w:cs="Times New Roman"/>
+                <w:sz w:val="24"/>
+                <w:szCs w:val="24"/>
+              </w:rPr>
+            </w:pPr>
+            <w:r>
+              <w:rPr>
+                <w:rFonts w:ascii="Times New Roman" w:hAnsi="Times New Roman" w:cs="Times New Roman"/>
+                <w:sz w:val="24"/>
+                <w:szCs w:val="24"/>
+              </w:rPr>
+              <w:t>Users Table’s Relationship with Reviews &amp; Moments</w:t>
+            </w:r>
+          </w:p>
+        </w:tc>
+        <w:tc>
+          <w:tcPr>
+            <w:tcW w:w="1620" w:type="dxa"/>
+            <w:tcBorders>
+              <w:top w:val="single" w:sz="4" w:space="0" w:color="auto"/>
+              <w:left w:val="single" w:sz="4" w:space="0" w:color="auto"/>
+              <w:bottom w:val="single" w:sz="4" w:space="0" w:color="auto"/>
+              <w:right w:val="single" w:sz="4" w:space="0" w:color="auto"/>
+            </w:tcBorders>
+            <w:vAlign w:val="center"/>
+          </w:tcPr>
+          <w:p>
+            <w:pPr>
+              <w:snapToGrid w:val="0"/>
+              <w:spacing w:after="0" w:line="360" w:lineRule="auto"/>
+              <w:jc w:val="center"/>
+              <w:rPr>
+                <w:rFonts w:ascii="Times New Roman" w:hAnsi="Times New Roman" w:cs="Times New Roman"/>
+                <w:sz w:val="24"/>
+                <w:szCs w:val="24"/>
+              </w:rPr>
+            </w:pPr>
+            <w:r>
+              <w:rPr>
+                <w:rFonts w:ascii="Times New Roman" w:hAnsi="Times New Roman" w:cs="Times New Roman"/>
+                <w:sz w:val="24"/>
+                <w:szCs w:val="24"/>
+              </w:rPr>
+              <w:t>14</w:t>
+            </w:r>
+          </w:p>
+        </w:tc>
+      </w:tr>
+      <w:tr>
+        <w:trPr>
+          <w:trHeight w:val="530"/>
+        </w:trPr>
+        <w:tc>
+          <w:tcPr>
+            <w:tcW w:w="1278" w:type="dxa"/>
+            <w:tcBorders>
+              <w:top w:val="single" w:sz="4" w:space="0" w:color="auto"/>
+              <w:left w:val="single" w:sz="4" w:space="0" w:color="auto"/>
+              <w:bottom w:val="single" w:sz="4" w:space="0" w:color="auto"/>
+              <w:right w:val="single" w:sz="4" w:space="0" w:color="auto"/>
+            </w:tcBorders>
+            <w:shd w:val="clear" w:color="auto" w:fill="auto"/>
+            <w:vAlign w:val="center"/>
+          </w:tcPr>
+          <w:p>
+            <w:pPr>
+              <w:snapToGrid w:val="0"/>
+              <w:spacing w:after="0" w:line="360" w:lineRule="auto"/>
+              <w:jc w:val="center"/>
+              <w:rPr>
+                <w:rFonts w:ascii="Times New Roman" w:hAnsi="Times New Roman" w:cs="Times New Roman"/>
+                <w:sz w:val="24"/>
+                <w:szCs w:val="24"/>
+              </w:rPr>
+            </w:pPr>
+            <w:r>
+              <w:rPr>
+                <w:rFonts w:ascii="Times New Roman" w:hAnsi="Times New Roman" w:cs="Times New Roman"/>
+                <w:sz w:val="24"/>
+                <w:szCs w:val="24"/>
+              </w:rPr>
+              <w:t>13</w:t>
+            </w:r>
+          </w:p>
+        </w:tc>
+        <w:tc>
+          <w:tcPr>
+            <w:tcW w:w="4860" w:type="dxa"/>
+            <w:tcBorders>
+              <w:top w:val="single" w:sz="4" w:space="0" w:color="auto"/>
+              <w:left w:val="single" w:sz="4" w:space="0" w:color="auto"/>
+              <w:bottom w:val="single" w:sz="4" w:space="0" w:color="auto"/>
+              <w:right w:val="single" w:sz="4" w:space="0" w:color="auto"/>
+            </w:tcBorders>
+            <w:shd w:val="clear" w:color="auto" w:fill="auto"/>
+            <w:vAlign w:val="center"/>
+          </w:tcPr>
+          <w:p>
+            <w:pPr>
+              <w:snapToGrid w:val="0"/>
+              <w:spacing w:after="0" w:line="360" w:lineRule="auto"/>
+              <w:rPr>
+                <w:rFonts w:ascii="Times New Roman" w:hAnsi="Times New Roman" w:cs="Times New Roman"/>
+                <w:sz w:val="24"/>
+                <w:szCs w:val="24"/>
+              </w:rPr>
+            </w:pPr>
+            <w:r>
+              <w:rPr>
+                <w:rFonts w:ascii="Times New Roman" w:hAnsi="Times New Roman" w:cs="Times New Roman"/>
+                <w:sz w:val="24"/>
+                <w:szCs w:val="24"/>
+              </w:rPr>
+              <w:t>eAuction’s Schema</w:t>
+            </w:r>
+          </w:p>
+        </w:tc>
+        <w:tc>
+          <w:tcPr>
+            <w:tcW w:w="1620" w:type="dxa"/>
+            <w:tcBorders>
+              <w:top w:val="single" w:sz="4" w:space="0" w:color="auto"/>
+              <w:left w:val="single" w:sz="4" w:space="0" w:color="auto"/>
+              <w:bottom w:val="single" w:sz="4" w:space="0" w:color="auto"/>
+              <w:right w:val="single" w:sz="4" w:space="0" w:color="auto"/>
+            </w:tcBorders>
+            <w:vAlign w:val="center"/>
+          </w:tcPr>
+          <w:p>
+            <w:pPr>
+              <w:snapToGrid w:val="0"/>
+              <w:spacing w:after="0" w:line="360" w:lineRule="auto"/>
+              <w:jc w:val="center"/>
+              <w:rPr>
+                <w:rFonts w:ascii="Times New Roman" w:hAnsi="Times New Roman" w:cs="Times New Roman"/>
+                <w:sz w:val="24"/>
+                <w:szCs w:val="24"/>
+              </w:rPr>
+            </w:pPr>
+            <w:r>
+              <w:rPr>
+                <w:rFonts w:ascii="Times New Roman" w:hAnsi="Times New Roman" w:cs="Times New Roman"/>
+                <w:sz w:val="24"/>
+                <w:szCs w:val="24"/>
+              </w:rPr>
+              <w:t>15</w:t>
+            </w:r>
+          </w:p>
+        </w:tc>
+      </w:tr>
+      <w:tr>
+        <w:trPr>
+          <w:trHeight w:val="530"/>
+        </w:trPr>
+        <w:tc>
+          <w:tcPr>
+            <w:tcW w:w="1278" w:type="dxa"/>
+            <w:tcBorders>
+              <w:top w:val="single" w:sz="4" w:space="0" w:color="auto"/>
+              <w:left w:val="single" w:sz="4" w:space="0" w:color="auto"/>
+              <w:bottom w:val="single" w:sz="4" w:space="0" w:color="auto"/>
+              <w:right w:val="single" w:sz="4" w:space="0" w:color="auto"/>
+            </w:tcBorders>
+            <w:shd w:val="clear" w:color="auto" w:fill="auto"/>
+            <w:vAlign w:val="center"/>
+          </w:tcPr>
+          <w:p>
+            <w:pPr>
+              <w:snapToGrid w:val="0"/>
+              <w:spacing w:after="0" w:line="360" w:lineRule="auto"/>
+              <w:jc w:val="center"/>
+              <w:rPr>
+                <w:rFonts w:ascii="Times New Roman" w:hAnsi="Times New Roman" w:cs="Times New Roman"/>
+                <w:sz w:val="24"/>
+                <w:szCs w:val="24"/>
+              </w:rPr>
+            </w:pPr>
+            <w:r>
+              <w:rPr>
+                <w:rFonts w:ascii="Times New Roman" w:hAnsi="Times New Roman" w:cs="Times New Roman"/>
+                <w:sz w:val="24"/>
+                <w:szCs w:val="24"/>
+              </w:rPr>
+              <w:t>14</w:t>
+            </w:r>
+          </w:p>
+        </w:tc>
+        <w:tc>
+          <w:tcPr>
+            <w:tcW w:w="4860" w:type="dxa"/>
+            <w:tcBorders>
+              <w:top w:val="single" w:sz="4" w:space="0" w:color="auto"/>
+              <w:left w:val="single" w:sz="4" w:space="0" w:color="auto"/>
+              <w:bottom w:val="single" w:sz="4" w:space="0" w:color="auto"/>
+              <w:right w:val="single" w:sz="4" w:space="0" w:color="auto"/>
+            </w:tcBorders>
+            <w:shd w:val="clear" w:color="auto" w:fill="auto"/>
+            <w:vAlign w:val="center"/>
+          </w:tcPr>
+          <w:p>
+            <w:pPr>
+              <w:snapToGrid w:val="0"/>
+              <w:spacing w:after="0" w:line="360" w:lineRule="auto"/>
+              <w:rPr>
+                <w:rFonts w:ascii="Times New Roman" w:hAnsi="Times New Roman" w:cs="Times New Roman"/>
+                <w:sz w:val="24"/>
+                <w:szCs w:val="24"/>
+              </w:rPr>
+            </w:pPr>
+            <w:r>
+              <w:rPr>
+                <w:rFonts w:ascii="Times New Roman" w:hAnsi="Times New Roman" w:cs="Times New Roman"/>
+                <w:sz w:val="24"/>
+                <w:szCs w:val="24"/>
+              </w:rPr>
+              <w:t>Login Page</w:t>
+            </w:r>
+          </w:p>
+        </w:tc>
+        <w:tc>
+          <w:tcPr>
+            <w:tcW w:w="1620" w:type="dxa"/>
+            <w:tcBorders>
+              <w:top w:val="single" w:sz="4" w:space="0" w:color="auto"/>
+              <w:left w:val="single" w:sz="4" w:space="0" w:color="auto"/>
+              <w:bottom w:val="single" w:sz="4" w:space="0" w:color="auto"/>
+              <w:right w:val="single" w:sz="4" w:space="0" w:color="auto"/>
+            </w:tcBorders>
+            <w:vAlign w:val="center"/>
+          </w:tcPr>
+          <w:p>
+            <w:pPr>
+              <w:snapToGrid w:val="0"/>
+              <w:spacing w:after="0" w:line="360" w:lineRule="auto"/>
+              <w:jc w:val="center"/>
+              <w:rPr>
+                <w:rFonts w:ascii="Times New Roman" w:hAnsi="Times New Roman" w:cs="Times New Roman"/>
+                <w:sz w:val="24"/>
+                <w:szCs w:val="24"/>
+              </w:rPr>
+            </w:pPr>
+            <w:r>
+              <w:rPr>
+                <w:rFonts w:ascii="Times New Roman" w:hAnsi="Times New Roman" w:cs="Times New Roman"/>
+                <w:sz w:val="24"/>
+                <w:szCs w:val="24"/>
+              </w:rPr>
+              <w:t>37</w:t>
+            </w:r>
+          </w:p>
+        </w:tc>
+      </w:tr>
+      <w:tr>
+        <w:trPr>
+          <w:trHeight w:val="530"/>
+        </w:trPr>
+        <w:tc>
+          <w:tcPr>
+            <w:tcW w:w="1278" w:type="dxa"/>
+            <w:tcBorders>
+              <w:top w:val="single" w:sz="4" w:space="0" w:color="auto"/>
+              <w:left w:val="single" w:sz="4" w:space="0" w:color="auto"/>
+              <w:bottom w:val="single" w:sz="4" w:space="0" w:color="auto"/>
+              <w:right w:val="single" w:sz="4" w:space="0" w:color="auto"/>
+            </w:tcBorders>
+            <w:shd w:val="clear" w:color="auto" w:fill="auto"/>
+            <w:vAlign w:val="center"/>
+          </w:tcPr>
+          <w:p>
+            <w:pPr>
+              <w:snapToGrid w:val="0"/>
+              <w:spacing w:after="0" w:line="360" w:lineRule="auto"/>
+              <w:jc w:val="center"/>
+              <w:rPr>
+                <w:rFonts w:ascii="Times New Roman" w:hAnsi="Times New Roman" w:cs="Times New Roman"/>
+                <w:sz w:val="24"/>
+                <w:szCs w:val="24"/>
+              </w:rPr>
+            </w:pPr>
+            <w:r>
+              <w:rPr>
+                <w:rFonts w:ascii="Times New Roman" w:hAnsi="Times New Roman" w:cs="Times New Roman"/>
+                <w:sz w:val="24"/>
+                <w:szCs w:val="24"/>
+              </w:rPr>
+              <w:t>15</w:t>
+            </w:r>
+          </w:p>
+        </w:tc>
+        <w:tc>
+          <w:tcPr>
+            <w:tcW w:w="4860" w:type="dxa"/>
+            <w:tcBorders>
+              <w:top w:val="single" w:sz="4" w:space="0" w:color="auto"/>
+              <w:left w:val="single" w:sz="4" w:space="0" w:color="auto"/>
+              <w:bottom w:val="single" w:sz="4" w:space="0" w:color="auto"/>
+              <w:right w:val="single" w:sz="4" w:space="0" w:color="auto"/>
+            </w:tcBorders>
+            <w:shd w:val="clear" w:color="auto" w:fill="auto"/>
+            <w:vAlign w:val="center"/>
+          </w:tcPr>
+          <w:p>
+            <w:pPr>
+              <w:snapToGrid w:val="0"/>
+              <w:spacing w:after="0" w:line="360" w:lineRule="auto"/>
+              <w:rPr>
+                <w:rFonts w:ascii="Times New Roman" w:hAnsi="Times New Roman" w:cs="Times New Roman"/>
+                <w:sz w:val="24"/>
+                <w:szCs w:val="24"/>
+              </w:rPr>
+            </w:pPr>
+            <w:r>
+              <w:rPr>
+                <w:rFonts w:ascii="Times New Roman" w:hAnsi="Times New Roman" w:cs="Times New Roman"/>
+                <w:sz w:val="24"/>
+                <w:szCs w:val="24"/>
+              </w:rPr>
+              <w:t>Profile Page</w:t>
+            </w:r>
+          </w:p>
+        </w:tc>
+        <w:tc>
+          <w:tcPr>
+            <w:tcW w:w="1620" w:type="dxa"/>
+            <w:tcBorders>
+              <w:top w:val="single" w:sz="4" w:space="0" w:color="auto"/>
+              <w:left w:val="single" w:sz="4" w:space="0" w:color="auto"/>
+              <w:bottom w:val="single" w:sz="4" w:space="0" w:color="auto"/>
+              <w:right w:val="single" w:sz="4" w:space="0" w:color="auto"/>
+            </w:tcBorders>
+            <w:vAlign w:val="center"/>
+          </w:tcPr>
+          <w:p>
+            <w:pPr>
+              <w:snapToGrid w:val="0"/>
+              <w:spacing w:after="0" w:line="360" w:lineRule="auto"/>
+              <w:jc w:val="center"/>
+              <w:rPr>
+                <w:rFonts w:ascii="Times New Roman" w:hAnsi="Times New Roman" w:cs="Times New Roman"/>
+                <w:sz w:val="24"/>
+                <w:szCs w:val="24"/>
+              </w:rPr>
+            </w:pPr>
+            <w:r>
+              <w:rPr>
+                <w:rFonts w:ascii="Times New Roman" w:hAnsi="Times New Roman" w:cs="Times New Roman"/>
+                <w:sz w:val="24"/>
+                <w:szCs w:val="24"/>
+              </w:rPr>
+              <w:t>37</w:t>
+            </w:r>
+          </w:p>
+        </w:tc>
+      </w:tr>
+      <w:tr>
+        <w:trPr>
+          <w:trHeight w:val="530"/>
+        </w:trPr>
+        <w:tc>
+          <w:tcPr>
+            <w:tcW w:w="1278" w:type="dxa"/>
+            <w:tcBorders>
+              <w:top w:val="single" w:sz="4" w:space="0" w:color="auto"/>
+              <w:left w:val="single" w:sz="4" w:space="0" w:color="auto"/>
+              <w:bottom w:val="single" w:sz="4" w:space="0" w:color="auto"/>
+              <w:right w:val="single" w:sz="4" w:space="0" w:color="auto"/>
+            </w:tcBorders>
+            <w:shd w:val="clear" w:color="auto" w:fill="auto"/>
+            <w:vAlign w:val="center"/>
+          </w:tcPr>
+          <w:p>
+            <w:pPr>
+              <w:snapToGrid w:val="0"/>
+              <w:spacing w:after="0" w:line="360" w:lineRule="auto"/>
+              <w:jc w:val="center"/>
+              <w:rPr>
+                <w:rFonts w:ascii="Times New Roman" w:hAnsi="Times New Roman" w:cs="Times New Roman"/>
+                <w:sz w:val="24"/>
+                <w:szCs w:val="24"/>
+              </w:rPr>
+            </w:pPr>
+            <w:r>
+              <w:rPr>
+                <w:rFonts w:ascii="Times New Roman" w:hAnsi="Times New Roman" w:cs="Times New Roman"/>
+                <w:sz w:val="24"/>
+                <w:szCs w:val="24"/>
+              </w:rPr>
+              <w:t>16</w:t>
+            </w:r>
+          </w:p>
+        </w:tc>
+        <w:tc>
+          <w:tcPr>
+            <w:tcW w:w="4860" w:type="dxa"/>
+            <w:tcBorders>
+              <w:top w:val="single" w:sz="4" w:space="0" w:color="auto"/>
+              <w:left w:val="single" w:sz="4" w:space="0" w:color="auto"/>
+              <w:bottom w:val="single" w:sz="4" w:space="0" w:color="auto"/>
+              <w:right w:val="single" w:sz="4" w:space="0" w:color="auto"/>
+            </w:tcBorders>
+            <w:shd w:val="clear" w:color="auto" w:fill="auto"/>
+            <w:vAlign w:val="center"/>
+          </w:tcPr>
+          <w:p>
+            <w:pPr>
+              <w:snapToGrid w:val="0"/>
+              <w:spacing w:after="0" w:line="360" w:lineRule="auto"/>
+              <w:rPr>
+                <w:rFonts w:ascii="Times New Roman" w:hAnsi="Times New Roman" w:cs="Times New Roman"/>
+                <w:sz w:val="24"/>
+                <w:szCs w:val="24"/>
+              </w:rPr>
+            </w:pPr>
+            <w:r>
+              <w:rPr>
+                <w:rFonts w:ascii="Times New Roman" w:hAnsi="Times New Roman" w:cs="Times New Roman"/>
+                <w:sz w:val="24"/>
+                <w:szCs w:val="24"/>
+              </w:rPr>
+              <w:t>Auction Page</w:t>
+            </w:r>
+          </w:p>
+        </w:tc>
+        <w:tc>
+          <w:tcPr>
+            <w:tcW w:w="1620" w:type="dxa"/>
+            <w:tcBorders>
+              <w:top w:val="single" w:sz="4" w:space="0" w:color="auto"/>
+              <w:left w:val="single" w:sz="4" w:space="0" w:color="auto"/>
+              <w:bottom w:val="single" w:sz="4" w:space="0" w:color="auto"/>
+              <w:right w:val="single" w:sz="4" w:space="0" w:color="auto"/>
+            </w:tcBorders>
+            <w:vAlign w:val="center"/>
+          </w:tcPr>
+          <w:p>
+            <w:pPr>
+              <w:snapToGrid w:val="0"/>
+              <w:spacing w:after="0" w:line="360" w:lineRule="auto"/>
+              <w:jc w:val="center"/>
+              <w:rPr>
+                <w:rFonts w:ascii="Times New Roman" w:hAnsi="Times New Roman" w:cs="Times New Roman"/>
+                <w:sz w:val="24"/>
+                <w:szCs w:val="24"/>
+              </w:rPr>
+            </w:pPr>
+            <w:r>
+              <w:rPr>
+                <w:rFonts w:ascii="Times New Roman" w:hAnsi="Times New Roman" w:cs="Times New Roman"/>
+                <w:sz w:val="24"/>
+                <w:szCs w:val="24"/>
+              </w:rPr>
+              <w:t>38</w:t>
+            </w:r>
+          </w:p>
+        </w:tc>
+      </w:tr>
+      <w:tr>
+        <w:trPr>
+          <w:trHeight w:val="530"/>
+        </w:trPr>
+        <w:tc>
+          <w:tcPr>
+            <w:tcW w:w="1278" w:type="dxa"/>
+            <w:tcBorders>
+              <w:top w:val="single" w:sz="4" w:space="0" w:color="auto"/>
+              <w:left w:val="single" w:sz="4" w:space="0" w:color="auto"/>
+              <w:bottom w:val="single" w:sz="4" w:space="0" w:color="auto"/>
+              <w:right w:val="single" w:sz="4" w:space="0" w:color="auto"/>
+            </w:tcBorders>
+            <w:shd w:val="clear" w:color="auto" w:fill="auto"/>
+            <w:vAlign w:val="center"/>
+          </w:tcPr>
+          <w:p>
+            <w:pPr>
+              <w:snapToGrid w:val="0"/>
+              <w:spacing w:after="0" w:line="360" w:lineRule="auto"/>
+              <w:jc w:val="center"/>
+              <w:rPr>
+                <w:rFonts w:ascii="Times New Roman" w:hAnsi="Times New Roman" w:cs="Times New Roman"/>
+                <w:sz w:val="24"/>
+                <w:szCs w:val="24"/>
+              </w:rPr>
+            </w:pPr>
+            <w:r>
+              <w:rPr>
+                <w:rFonts w:ascii="Times New Roman" w:hAnsi="Times New Roman" w:cs="Times New Roman"/>
+                <w:sz w:val="24"/>
+                <w:szCs w:val="24"/>
+              </w:rPr>
+              <w:t>17</w:t>
+            </w:r>
+          </w:p>
+        </w:tc>
+        <w:tc>
+          <w:tcPr>
+            <w:tcW w:w="4860" w:type="dxa"/>
+            <w:tcBorders>
+              <w:top w:val="single" w:sz="4" w:space="0" w:color="auto"/>
+              <w:left w:val="single" w:sz="4" w:space="0" w:color="auto"/>
+              <w:bottom w:val="single" w:sz="4" w:space="0" w:color="auto"/>
+              <w:right w:val="single" w:sz="4" w:space="0" w:color="auto"/>
+            </w:tcBorders>
+            <w:shd w:val="clear" w:color="auto" w:fill="auto"/>
+            <w:vAlign w:val="center"/>
+          </w:tcPr>
+          <w:p>
+            <w:pPr>
+              <w:snapToGrid w:val="0"/>
+              <w:spacing w:after="0" w:line="360" w:lineRule="auto"/>
+              <w:rPr>
+                <w:rFonts w:ascii="Times New Roman" w:hAnsi="Times New Roman" w:cs="Times New Roman"/>
+                <w:sz w:val="24"/>
+                <w:szCs w:val="24"/>
+              </w:rPr>
+            </w:pPr>
+            <w:r>
+              <w:rPr>
+                <w:rFonts w:ascii="Times New Roman" w:hAnsi="Times New Roman" w:cs="Times New Roman"/>
+                <w:sz w:val="24"/>
+                <w:szCs w:val="24"/>
+              </w:rPr>
+              <w:t>Bid Page</w:t>
+            </w:r>
+          </w:p>
+        </w:tc>
+        <w:tc>
+          <w:tcPr>
+            <w:tcW w:w="1620" w:type="dxa"/>
+            <w:tcBorders>
+              <w:top w:val="single" w:sz="4" w:space="0" w:color="auto"/>
+              <w:left w:val="single" w:sz="4" w:space="0" w:color="auto"/>
+              <w:bottom w:val="single" w:sz="4" w:space="0" w:color="auto"/>
+              <w:right w:val="single" w:sz="4" w:space="0" w:color="auto"/>
+            </w:tcBorders>
+            <w:vAlign w:val="center"/>
+          </w:tcPr>
+          <w:p>
+            <w:pPr>
+              <w:snapToGrid w:val="0"/>
+              <w:spacing w:after="0" w:line="360" w:lineRule="auto"/>
+              <w:jc w:val="center"/>
+              <w:rPr>
+                <w:rFonts w:ascii="Times New Roman" w:hAnsi="Times New Roman" w:cs="Times New Roman"/>
+                <w:sz w:val="24"/>
+                <w:szCs w:val="24"/>
+              </w:rPr>
+            </w:pPr>
+            <w:r>
+              <w:rPr>
+                <w:rFonts w:ascii="Times New Roman" w:hAnsi="Times New Roman" w:cs="Times New Roman"/>
+                <w:sz w:val="24"/>
+                <w:szCs w:val="24"/>
+              </w:rPr>
+              <w:t>38</w:t>
+            </w:r>
+          </w:p>
+        </w:tc>
+      </w:tr>
+      <w:tr>
+        <w:trPr>
+          <w:trHeight w:val="530"/>
+        </w:trPr>
+        <w:tc>
+          <w:tcPr>
+            <w:tcW w:w="1278" w:type="dxa"/>
+            <w:tcBorders>
+              <w:top w:val="single" w:sz="4" w:space="0" w:color="auto"/>
+              <w:left w:val="single" w:sz="4" w:space="0" w:color="auto"/>
+              <w:bottom w:val="single" w:sz="4" w:space="0" w:color="auto"/>
+              <w:right w:val="single" w:sz="4" w:space="0" w:color="auto"/>
+            </w:tcBorders>
+            <w:shd w:val="clear" w:color="auto" w:fill="auto"/>
+            <w:vAlign w:val="center"/>
+          </w:tcPr>
+          <w:p>
+            <w:pPr>
+              <w:snapToGrid w:val="0"/>
+              <w:spacing w:after="0" w:line="360" w:lineRule="auto"/>
+              <w:jc w:val="center"/>
+              <w:rPr>
+                <w:rFonts w:ascii="Times New Roman" w:hAnsi="Times New Roman" w:cs="Times New Roman"/>
+                <w:sz w:val="24"/>
+                <w:szCs w:val="24"/>
+              </w:rPr>
+            </w:pPr>
+            <w:r>
+              <w:rPr>
+                <w:rFonts w:ascii="Times New Roman" w:hAnsi="Times New Roman" w:cs="Times New Roman"/>
+                <w:sz w:val="24"/>
+                <w:szCs w:val="24"/>
+              </w:rPr>
+              <w:t>18</w:t>
+            </w:r>
+          </w:p>
+        </w:tc>
+        <w:tc>
+          <w:tcPr>
+            <w:tcW w:w="4860" w:type="dxa"/>
+            <w:tcBorders>
+              <w:top w:val="single" w:sz="4" w:space="0" w:color="auto"/>
+              <w:left w:val="single" w:sz="4" w:space="0" w:color="auto"/>
+              <w:bottom w:val="single" w:sz="4" w:space="0" w:color="auto"/>
+              <w:right w:val="single" w:sz="4" w:space="0" w:color="auto"/>
+            </w:tcBorders>
+            <w:shd w:val="clear" w:color="auto" w:fill="auto"/>
+            <w:vAlign w:val="center"/>
+          </w:tcPr>
+          <w:p>
+            <w:pPr>
+              <w:snapToGrid w:val="0"/>
+              <w:spacing w:after="0" w:line="360" w:lineRule="auto"/>
+              <w:rPr>
+                <w:rFonts w:ascii="Times New Roman" w:hAnsi="Times New Roman" w:cs="Times New Roman"/>
+                <w:sz w:val="24"/>
+                <w:szCs w:val="24"/>
+              </w:rPr>
+            </w:pPr>
+            <w:r>
+              <w:rPr>
+                <w:rFonts w:ascii="Times New Roman" w:hAnsi="Times New Roman" w:cs="Times New Roman"/>
+                <w:sz w:val="24"/>
+                <w:szCs w:val="24"/>
+              </w:rPr>
+              <w:t>Payment Page</w:t>
+            </w:r>
+          </w:p>
+        </w:tc>
+        <w:tc>
+          <w:tcPr>
+            <w:tcW w:w="1620" w:type="dxa"/>
+            <w:tcBorders>
+              <w:top w:val="single" w:sz="4" w:space="0" w:color="auto"/>
+              <w:left w:val="single" w:sz="4" w:space="0" w:color="auto"/>
+              <w:bottom w:val="single" w:sz="4" w:space="0" w:color="auto"/>
+              <w:right w:val="single" w:sz="4" w:space="0" w:color="auto"/>
+            </w:tcBorders>
+            <w:vAlign w:val="center"/>
+          </w:tcPr>
+          <w:p>
+            <w:pPr>
+              <w:snapToGrid w:val="0"/>
+              <w:spacing w:after="0" w:line="360" w:lineRule="auto"/>
+              <w:jc w:val="center"/>
+              <w:rPr>
+                <w:rFonts w:ascii="Times New Roman" w:hAnsi="Times New Roman" w:cs="Times New Roman"/>
+                <w:sz w:val="24"/>
+                <w:szCs w:val="24"/>
+              </w:rPr>
+            </w:pPr>
+            <w:r>
+              <w:rPr>
+                <w:rFonts w:ascii="Times New Roman" w:hAnsi="Times New Roman" w:cs="Times New Roman"/>
+                <w:sz w:val="24"/>
+                <w:szCs w:val="24"/>
+              </w:rPr>
+              <w:t>38</w:t>
+            </w:r>
+          </w:p>
+        </w:tc>
+      </w:tr>
+      <w:tr>
+        <w:trPr>
+          <w:trHeight w:val="530"/>
+        </w:trPr>
+        <w:tc>
+          <w:tcPr>
+            <w:tcW w:w="1278" w:type="dxa"/>
+            <w:tcBorders>
+              <w:top w:val="single" w:sz="4" w:space="0" w:color="auto"/>
+              <w:left w:val="single" w:sz="4" w:space="0" w:color="auto"/>
+              <w:bottom w:val="single" w:sz="4" w:space="0" w:color="auto"/>
+              <w:right w:val="single" w:sz="4" w:space="0" w:color="auto"/>
+            </w:tcBorders>
+            <w:shd w:val="clear" w:color="auto" w:fill="auto"/>
+            <w:vAlign w:val="center"/>
+          </w:tcPr>
+          <w:p>
+            <w:pPr>
+              <w:snapToGrid w:val="0"/>
+              <w:spacing w:after="0" w:line="360" w:lineRule="auto"/>
+              <w:jc w:val="center"/>
+              <w:rPr>
+                <w:rFonts w:ascii="Times New Roman" w:hAnsi="Times New Roman" w:cs="Times New Roman"/>
+                <w:sz w:val="24"/>
+                <w:szCs w:val="24"/>
+              </w:rPr>
+            </w:pPr>
+            <w:r>
+              <w:rPr>
+                <w:rFonts w:ascii="Times New Roman" w:hAnsi="Times New Roman" w:cs="Times New Roman"/>
+                <w:sz w:val="24"/>
+                <w:szCs w:val="24"/>
+              </w:rPr>
+              <w:t>19</w:t>
+            </w:r>
+          </w:p>
+        </w:tc>
+        <w:tc>
+          <w:tcPr>
+            <w:tcW w:w="4860" w:type="dxa"/>
+            <w:tcBorders>
+              <w:top w:val="single" w:sz="4" w:space="0" w:color="auto"/>
+              <w:left w:val="single" w:sz="4" w:space="0" w:color="auto"/>
+              <w:bottom w:val="single" w:sz="4" w:space="0" w:color="auto"/>
+              <w:right w:val="single" w:sz="4" w:space="0" w:color="auto"/>
+            </w:tcBorders>
+            <w:shd w:val="clear" w:color="auto" w:fill="auto"/>
+            <w:vAlign w:val="center"/>
+          </w:tcPr>
+          <w:p>
+            <w:pPr>
+              <w:snapToGrid w:val="0"/>
+              <w:spacing w:after="0" w:line="360" w:lineRule="auto"/>
+              <w:rPr>
+                <w:rFonts w:ascii="Times New Roman" w:hAnsi="Times New Roman" w:cs="Times New Roman"/>
+                <w:sz w:val="24"/>
+                <w:szCs w:val="24"/>
+              </w:rPr>
+            </w:pPr>
+            <w:r>
+              <w:rPr>
+                <w:rFonts w:ascii="Times New Roman" w:hAnsi="Times New Roman" w:cs="Times New Roman"/>
+                <w:sz w:val="24"/>
+                <w:szCs w:val="24"/>
+              </w:rPr>
+              <w:t>Add Auction Page</w:t>
+            </w:r>
+          </w:p>
+        </w:tc>
+        <w:tc>
+          <w:tcPr>
+            <w:tcW w:w="1620" w:type="dxa"/>
+            <w:tcBorders>
+              <w:top w:val="single" w:sz="4" w:space="0" w:color="auto"/>
+              <w:left w:val="single" w:sz="4" w:space="0" w:color="auto"/>
+              <w:bottom w:val="single" w:sz="4" w:space="0" w:color="auto"/>
+              <w:right w:val="single" w:sz="4" w:space="0" w:color="auto"/>
+            </w:tcBorders>
+            <w:vAlign w:val="center"/>
+          </w:tcPr>
+          <w:p>
+            <w:pPr>
+              <w:snapToGrid w:val="0"/>
+              <w:spacing w:after="0" w:line="360" w:lineRule="auto"/>
+              <w:jc w:val="center"/>
+              <w:rPr>
+                <w:rFonts w:ascii="Times New Roman" w:hAnsi="Times New Roman" w:cs="Times New Roman"/>
+                <w:sz w:val="24"/>
+                <w:szCs w:val="24"/>
+              </w:rPr>
+            </w:pPr>
+            <w:r>
+              <w:rPr>
+                <w:rFonts w:ascii="Times New Roman" w:hAnsi="Times New Roman" w:cs="Times New Roman"/>
+                <w:sz w:val="24"/>
+                <w:szCs w:val="24"/>
+              </w:rPr>
+              <w:t>39</w:t>
+            </w:r>
+          </w:p>
+        </w:tc>
+      </w:tr>
+      <w:tr>
+        <w:trPr>
+          <w:trHeight w:val="530"/>
+        </w:trPr>
+        <w:tc>
+          <w:tcPr>
+            <w:tcW w:w="1278" w:type="dxa"/>
+            <w:tcBorders>
+              <w:top w:val="single" w:sz="4" w:space="0" w:color="auto"/>
+              <w:left w:val="single" w:sz="4" w:space="0" w:color="auto"/>
+              <w:bottom w:val="single" w:sz="4" w:space="0" w:color="auto"/>
+              <w:right w:val="single" w:sz="4" w:space="0" w:color="auto"/>
+            </w:tcBorders>
+            <w:shd w:val="clear" w:color="auto" w:fill="auto"/>
+            <w:vAlign w:val="center"/>
+          </w:tcPr>
+          <w:p>
+            <w:pPr>
+              <w:snapToGrid w:val="0"/>
+              <w:spacing w:after="0" w:line="360" w:lineRule="auto"/>
+              <w:jc w:val="center"/>
+              <w:rPr>
+                <w:rFonts w:ascii="Times New Roman" w:hAnsi="Times New Roman" w:cs="Times New Roman"/>
+                <w:sz w:val="24"/>
+                <w:szCs w:val="24"/>
+              </w:rPr>
+            </w:pPr>
+            <w:r>
+              <w:rPr>
+                <w:rFonts w:ascii="Times New Roman" w:hAnsi="Times New Roman" w:cs="Times New Roman"/>
+                <w:sz w:val="24"/>
+                <w:szCs w:val="24"/>
+              </w:rPr>
+              <w:t>20</w:t>
+            </w:r>
+          </w:p>
+        </w:tc>
+        <w:tc>
+          <w:tcPr>
+            <w:tcW w:w="4860" w:type="dxa"/>
+            <w:tcBorders>
+              <w:top w:val="single" w:sz="4" w:space="0" w:color="auto"/>
+              <w:left w:val="single" w:sz="4" w:space="0" w:color="auto"/>
+              <w:bottom w:val="single" w:sz="4" w:space="0" w:color="auto"/>
+              <w:right w:val="single" w:sz="4" w:space="0" w:color="auto"/>
+            </w:tcBorders>
+            <w:shd w:val="clear" w:color="auto" w:fill="auto"/>
+            <w:vAlign w:val="center"/>
+          </w:tcPr>
+          <w:p>
+            <w:pPr>
+              <w:snapToGrid w:val="0"/>
+              <w:spacing w:after="0" w:line="360" w:lineRule="auto"/>
+              <w:rPr>
+                <w:rFonts w:ascii="Times New Roman" w:hAnsi="Times New Roman" w:cs="Times New Roman"/>
+                <w:sz w:val="24"/>
+                <w:szCs w:val="24"/>
+              </w:rPr>
+            </w:pPr>
+            <w:r>
+              <w:rPr>
+                <w:rFonts w:ascii="Times New Roman" w:hAnsi="Times New Roman" w:cs="Times New Roman"/>
+                <w:sz w:val="24"/>
+                <w:szCs w:val="24"/>
+              </w:rPr>
+              <w:t>Invoice</w:t>
+            </w:r>
+          </w:p>
+        </w:tc>
+        <w:tc>
+          <w:tcPr>
+            <w:tcW w:w="1620" w:type="dxa"/>
+            <w:tcBorders>
+              <w:top w:val="single" w:sz="4" w:space="0" w:color="auto"/>
+              <w:left w:val="single" w:sz="4" w:space="0" w:color="auto"/>
+              <w:bottom w:val="single" w:sz="4" w:space="0" w:color="auto"/>
+              <w:right w:val="single" w:sz="4" w:space="0" w:color="auto"/>
+            </w:tcBorders>
+            <w:vAlign w:val="center"/>
+          </w:tcPr>
+          <w:p>
+            <w:pPr>
+              <w:snapToGrid w:val="0"/>
+              <w:spacing w:after="0" w:line="360" w:lineRule="auto"/>
+              <w:jc w:val="center"/>
+              <w:rPr>
+                <w:rFonts w:ascii="Times New Roman" w:hAnsi="Times New Roman" w:cs="Times New Roman"/>
+                <w:sz w:val="24"/>
+                <w:szCs w:val="24"/>
+              </w:rPr>
+            </w:pPr>
+            <w:r>
+              <w:rPr>
+                <w:rFonts w:ascii="Times New Roman" w:hAnsi="Times New Roman" w:cs="Times New Roman"/>
+                <w:sz w:val="24"/>
+                <w:szCs w:val="24"/>
+              </w:rPr>
+              <w:t>39</w:t>
+            </w:r>
+          </w:p>
+        </w:tc>
+      </w:tr>
+      <w:tr>
+        <w:trPr>
+          <w:trHeight w:val="530"/>
+        </w:trPr>
+        <w:tc>
+          <w:tcPr>
+            <w:tcW w:w="1278" w:type="dxa"/>
+            <w:tcBorders>
+              <w:top w:val="single" w:sz="4" w:space="0" w:color="auto"/>
+              <w:left w:val="single" w:sz="4" w:space="0" w:color="auto"/>
+              <w:bottom w:val="single" w:sz="4" w:space="0" w:color="auto"/>
+              <w:right w:val="single" w:sz="4" w:space="0" w:color="auto"/>
+            </w:tcBorders>
+            <w:shd w:val="clear" w:color="auto" w:fill="auto"/>
+            <w:vAlign w:val="center"/>
+          </w:tcPr>
+          <w:p>
+            <w:pPr>
+              <w:snapToGrid w:val="0"/>
+              <w:spacing w:after="0" w:line="360" w:lineRule="auto"/>
+              <w:jc w:val="center"/>
+              <w:rPr>
+                <w:rFonts w:ascii="Times New Roman" w:hAnsi="Times New Roman" w:cs="Times New Roman"/>
+                <w:sz w:val="24"/>
+                <w:szCs w:val="24"/>
+              </w:rPr>
+            </w:pPr>
+            <w:r>
+              <w:rPr>
+                <w:rFonts w:ascii="Times New Roman" w:hAnsi="Times New Roman" w:cs="Times New Roman"/>
+                <w:sz w:val="24"/>
+                <w:szCs w:val="24"/>
+              </w:rPr>
+              <w:t>21</w:t>
+            </w:r>
+          </w:p>
+        </w:tc>
+        <w:tc>
+          <w:tcPr>
+            <w:tcW w:w="4860" w:type="dxa"/>
+            <w:tcBorders>
+              <w:top w:val="single" w:sz="4" w:space="0" w:color="auto"/>
+              <w:left w:val="single" w:sz="4" w:space="0" w:color="auto"/>
+              <w:bottom w:val="single" w:sz="4" w:space="0" w:color="auto"/>
+              <w:right w:val="single" w:sz="4" w:space="0" w:color="auto"/>
+            </w:tcBorders>
+            <w:shd w:val="clear" w:color="auto" w:fill="auto"/>
+            <w:vAlign w:val="center"/>
+          </w:tcPr>
+          <w:p>
+            <w:pPr>
+              <w:snapToGrid w:val="0"/>
+              <w:spacing w:after="0" w:line="360" w:lineRule="auto"/>
+              <w:rPr>
+                <w:rFonts w:ascii="Times New Roman" w:hAnsi="Times New Roman" w:cs="Times New Roman"/>
+                <w:sz w:val="24"/>
+                <w:szCs w:val="24"/>
+              </w:rPr>
+            </w:pPr>
+            <w:r>
+              <w:rPr>
+                <w:rFonts w:ascii="Times New Roman" w:hAnsi="Times New Roman" w:cs="Times New Roman"/>
+                <w:sz w:val="24"/>
+                <w:szCs w:val="24"/>
+              </w:rPr>
+              <w:t>Dashboard Page</w:t>
+            </w:r>
+          </w:p>
+        </w:tc>
+        <w:tc>
+          <w:tcPr>
+            <w:tcW w:w="1620" w:type="dxa"/>
+            <w:tcBorders>
+              <w:top w:val="single" w:sz="4" w:space="0" w:color="auto"/>
+              <w:left w:val="single" w:sz="4" w:space="0" w:color="auto"/>
+              <w:bottom w:val="single" w:sz="4" w:space="0" w:color="auto"/>
+              <w:right w:val="single" w:sz="4" w:space="0" w:color="auto"/>
+            </w:tcBorders>
+            <w:vAlign w:val="center"/>
+          </w:tcPr>
+          <w:p>
+            <w:pPr>
+              <w:snapToGrid w:val="0"/>
+              <w:spacing w:after="0" w:line="360" w:lineRule="auto"/>
+              <w:jc w:val="center"/>
+              <w:rPr>
+                <w:rFonts w:ascii="Times New Roman" w:hAnsi="Times New Roman" w:cs="Times New Roman"/>
+                <w:sz w:val="24"/>
+                <w:szCs w:val="24"/>
+              </w:rPr>
+            </w:pPr>
+            <w:r>
+              <w:rPr>
+                <w:rFonts w:ascii="Times New Roman" w:hAnsi="Times New Roman" w:cs="Times New Roman"/>
+                <w:sz w:val="24"/>
+                <w:szCs w:val="24"/>
+              </w:rPr>
+              <w:t>39</w:t>
+            </w:r>
+          </w:p>
+        </w:tc>
+      </w:tr>
+      <w:tr>
+        <w:trPr>
+          <w:trHeight w:val="530"/>
+        </w:trPr>
+        <w:tc>
+          <w:tcPr>
+            <w:tcW w:w="1278" w:type="dxa"/>
+            <w:tcBorders>
+              <w:top w:val="single" w:sz="4" w:space="0" w:color="auto"/>
+              <w:left w:val="single" w:sz="4" w:space="0" w:color="auto"/>
+              <w:bottom w:val="single" w:sz="4" w:space="0" w:color="auto"/>
+              <w:right w:val="single" w:sz="4" w:space="0" w:color="auto"/>
+            </w:tcBorders>
+            <w:shd w:val="clear" w:color="auto" w:fill="auto"/>
+            <w:vAlign w:val="center"/>
+          </w:tcPr>
+          <w:p>
+            <w:pPr>
+              <w:snapToGrid w:val="0"/>
+              <w:spacing w:after="0" w:line="360" w:lineRule="auto"/>
+              <w:jc w:val="center"/>
+              <w:rPr>
+                <w:rFonts w:ascii="Times New Roman" w:hAnsi="Times New Roman" w:cs="Times New Roman"/>
+                <w:sz w:val="24"/>
+                <w:szCs w:val="24"/>
+              </w:rPr>
+            </w:pPr>
+            <w:r>
+              <w:rPr>
+                <w:rFonts w:ascii="Times New Roman" w:hAnsi="Times New Roman" w:cs="Times New Roman"/>
+                <w:sz w:val="24"/>
+                <w:szCs w:val="24"/>
+              </w:rPr>
+              <w:t>22</w:t>
+            </w:r>
+          </w:p>
+        </w:tc>
+        <w:tc>
+          <w:tcPr>
+            <w:tcW w:w="4860" w:type="dxa"/>
+            <w:tcBorders>
+              <w:top w:val="single" w:sz="4" w:space="0" w:color="auto"/>
+              <w:left w:val="single" w:sz="4" w:space="0" w:color="auto"/>
+              <w:bottom w:val="single" w:sz="4" w:space="0" w:color="auto"/>
+              <w:right w:val="single" w:sz="4" w:space="0" w:color="auto"/>
+            </w:tcBorders>
+            <w:shd w:val="clear" w:color="auto" w:fill="auto"/>
+            <w:vAlign w:val="center"/>
+          </w:tcPr>
+          <w:p>
+            <w:pPr>
+              <w:snapToGrid w:val="0"/>
+              <w:spacing w:after="0" w:line="360" w:lineRule="auto"/>
+              <w:rPr>
+                <w:rFonts w:ascii="Times New Roman" w:hAnsi="Times New Roman" w:cs="Times New Roman"/>
+                <w:sz w:val="24"/>
+                <w:szCs w:val="24"/>
+              </w:rPr>
+            </w:pPr>
+            <w:r>
+              <w:rPr>
+                <w:rFonts w:ascii="Times New Roman" w:hAnsi="Times New Roman" w:cs="Times New Roman"/>
+                <w:sz w:val="24"/>
+                <w:szCs w:val="24"/>
+              </w:rPr>
+              <w:t>Manage User</w:t>
+            </w:r>
+          </w:p>
+        </w:tc>
+        <w:tc>
+          <w:tcPr>
+            <w:tcW w:w="1620" w:type="dxa"/>
+            <w:tcBorders>
+              <w:top w:val="single" w:sz="4" w:space="0" w:color="auto"/>
+              <w:left w:val="single" w:sz="4" w:space="0" w:color="auto"/>
+              <w:bottom w:val="single" w:sz="4" w:space="0" w:color="auto"/>
+              <w:right w:val="single" w:sz="4" w:space="0" w:color="auto"/>
+            </w:tcBorders>
+            <w:vAlign w:val="center"/>
+          </w:tcPr>
+          <w:p>
+            <w:pPr>
+              <w:snapToGrid w:val="0"/>
+              <w:spacing w:after="0" w:line="360" w:lineRule="auto"/>
+              <w:jc w:val="center"/>
+              <w:rPr>
+                <w:rFonts w:ascii="Times New Roman" w:hAnsi="Times New Roman" w:cs="Times New Roman"/>
+                <w:sz w:val="24"/>
+                <w:szCs w:val="24"/>
+              </w:rPr>
+            </w:pPr>
+            <w:r>
+              <w:rPr>
+                <w:rFonts w:ascii="Times New Roman" w:hAnsi="Times New Roman" w:cs="Times New Roman"/>
+                <w:sz w:val="24"/>
+                <w:szCs w:val="24"/>
+              </w:rPr>
+              <w:t>40</w:t>
+            </w:r>
+          </w:p>
+        </w:tc>
+      </w:tr>
+      <w:tr>
+        <w:trPr>
+          <w:trHeight w:val="530"/>
+        </w:trPr>
+        <w:tc>
+          <w:tcPr>
+            <w:tcW w:w="1278" w:type="dxa"/>
+            <w:tcBorders>
+              <w:top w:val="single" w:sz="4" w:space="0" w:color="auto"/>
+              <w:left w:val="single" w:sz="4" w:space="0" w:color="auto"/>
+              <w:bottom w:val="single" w:sz="4" w:space="0" w:color="auto"/>
+              <w:right w:val="single" w:sz="4" w:space="0" w:color="auto"/>
+            </w:tcBorders>
+            <w:shd w:val="clear" w:color="auto" w:fill="auto"/>
+            <w:vAlign w:val="center"/>
+          </w:tcPr>
+          <w:p>
+            <w:pPr>
+              <w:snapToGrid w:val="0"/>
+              <w:spacing w:after="0" w:line="360" w:lineRule="auto"/>
+              <w:jc w:val="center"/>
+              <w:rPr>
+                <w:rFonts w:ascii="Times New Roman" w:hAnsi="Times New Roman" w:cs="Times New Roman"/>
+                <w:sz w:val="24"/>
+                <w:szCs w:val="24"/>
+              </w:rPr>
+            </w:pPr>
+            <w:r>
+              <w:rPr>
+                <w:rFonts w:ascii="Times New Roman" w:hAnsi="Times New Roman" w:cs="Times New Roman"/>
+                <w:sz w:val="24"/>
+                <w:szCs w:val="24"/>
+              </w:rPr>
+              <w:lastRenderedPageBreak/>
+              <w:t>23</w:t>
+            </w:r>
+          </w:p>
+        </w:tc>
+        <w:tc>
+          <w:tcPr>
+            <w:tcW w:w="4860" w:type="dxa"/>
+            <w:tcBorders>
+              <w:top w:val="single" w:sz="4" w:space="0" w:color="auto"/>
+              <w:left w:val="single" w:sz="4" w:space="0" w:color="auto"/>
+              <w:bottom w:val="single" w:sz="4" w:space="0" w:color="auto"/>
+              <w:right w:val="single" w:sz="4" w:space="0" w:color="auto"/>
+            </w:tcBorders>
+            <w:shd w:val="clear" w:color="auto" w:fill="auto"/>
+            <w:vAlign w:val="center"/>
+          </w:tcPr>
+          <w:p>
+            <w:pPr>
+              <w:snapToGrid w:val="0"/>
+              <w:spacing w:after="0" w:line="360" w:lineRule="auto"/>
+              <w:rPr>
+                <w:rFonts w:ascii="Times New Roman" w:hAnsi="Times New Roman" w:cs="Times New Roman"/>
+                <w:sz w:val="24"/>
+                <w:szCs w:val="24"/>
+              </w:rPr>
+            </w:pPr>
+            <w:r>
+              <w:rPr>
+                <w:rFonts w:ascii="Times New Roman" w:hAnsi="Times New Roman" w:cs="Times New Roman"/>
+                <w:sz w:val="24"/>
+                <w:szCs w:val="24"/>
+              </w:rPr>
+              <w:t>Manage Auction</w:t>
+            </w:r>
+          </w:p>
+        </w:tc>
+        <w:tc>
+          <w:tcPr>
+            <w:tcW w:w="1620" w:type="dxa"/>
+            <w:tcBorders>
+              <w:top w:val="single" w:sz="4" w:space="0" w:color="auto"/>
+              <w:left w:val="single" w:sz="4" w:space="0" w:color="auto"/>
+              <w:bottom w:val="single" w:sz="4" w:space="0" w:color="auto"/>
+              <w:right w:val="single" w:sz="4" w:space="0" w:color="auto"/>
+            </w:tcBorders>
+            <w:vAlign w:val="center"/>
+          </w:tcPr>
+          <w:p>
+            <w:pPr>
+              <w:snapToGrid w:val="0"/>
+              <w:spacing w:after="0" w:line="360" w:lineRule="auto"/>
+              <w:jc w:val="center"/>
+              <w:rPr>
+                <w:rFonts w:ascii="Times New Roman" w:hAnsi="Times New Roman" w:cs="Times New Roman"/>
+                <w:sz w:val="24"/>
+                <w:szCs w:val="24"/>
+              </w:rPr>
+            </w:pPr>
+            <w:r>
+              <w:rPr>
+                <w:rFonts w:ascii="Times New Roman" w:hAnsi="Times New Roman" w:cs="Times New Roman"/>
+                <w:sz w:val="24"/>
+                <w:szCs w:val="24"/>
+              </w:rPr>
+              <w:t>40</w:t>
+            </w:r>
+          </w:p>
+        </w:tc>
+      </w:tr>
+      <w:tr>
+        <w:trPr>
+          <w:trHeight w:val="530"/>
+        </w:trPr>
+        <w:tc>
+          <w:tcPr>
+            <w:tcW w:w="1278" w:type="dxa"/>
+            <w:tcBorders>
+              <w:top w:val="single" w:sz="4" w:space="0" w:color="auto"/>
+              <w:left w:val="single" w:sz="4" w:space="0" w:color="auto"/>
+              <w:bottom w:val="single" w:sz="4" w:space="0" w:color="auto"/>
+              <w:right w:val="single" w:sz="4" w:space="0" w:color="auto"/>
+            </w:tcBorders>
+            <w:shd w:val="clear" w:color="auto" w:fill="auto"/>
+            <w:vAlign w:val="center"/>
+          </w:tcPr>
+          <w:p>
+            <w:pPr>
+              <w:snapToGrid w:val="0"/>
+              <w:spacing w:after="0" w:line="360" w:lineRule="auto"/>
+              <w:jc w:val="center"/>
+              <w:rPr>
+                <w:rFonts w:ascii="Times New Roman" w:hAnsi="Times New Roman" w:cs="Times New Roman"/>
+                <w:sz w:val="24"/>
+                <w:szCs w:val="24"/>
+              </w:rPr>
+            </w:pPr>
+            <w:r>
+              <w:rPr>
+                <w:rFonts w:ascii="Times New Roman" w:hAnsi="Times New Roman" w:cs="Times New Roman"/>
+                <w:sz w:val="24"/>
+                <w:szCs w:val="24"/>
+              </w:rPr>
+              <w:t>24</w:t>
+            </w:r>
+          </w:p>
+        </w:tc>
+        <w:tc>
+          <w:tcPr>
+            <w:tcW w:w="4860" w:type="dxa"/>
+            <w:tcBorders>
+              <w:top w:val="single" w:sz="4" w:space="0" w:color="auto"/>
+              <w:left w:val="single" w:sz="4" w:space="0" w:color="auto"/>
+              <w:bottom w:val="single" w:sz="4" w:space="0" w:color="auto"/>
+              <w:right w:val="single" w:sz="4" w:space="0" w:color="auto"/>
+            </w:tcBorders>
+            <w:shd w:val="clear" w:color="auto" w:fill="auto"/>
+            <w:vAlign w:val="center"/>
+          </w:tcPr>
+          <w:p>
+            <w:pPr>
+              <w:snapToGrid w:val="0"/>
+              <w:spacing w:after="0" w:line="360" w:lineRule="auto"/>
+              <w:rPr>
+                <w:rFonts w:ascii="Times New Roman" w:hAnsi="Times New Roman" w:cs="Times New Roman"/>
+                <w:sz w:val="24"/>
+                <w:szCs w:val="24"/>
+              </w:rPr>
+            </w:pPr>
+            <w:r>
+              <w:rPr>
+                <w:rFonts w:ascii="Times New Roman" w:hAnsi="Times New Roman" w:cs="Times New Roman"/>
+                <w:sz w:val="24"/>
+                <w:szCs w:val="24"/>
+              </w:rPr>
+              <w:t>Chatbot</w:t>
+            </w:r>
+          </w:p>
+        </w:tc>
+        <w:tc>
+          <w:tcPr>
+            <w:tcW w:w="1620" w:type="dxa"/>
+            <w:tcBorders>
+              <w:top w:val="single" w:sz="4" w:space="0" w:color="auto"/>
+              <w:left w:val="single" w:sz="4" w:space="0" w:color="auto"/>
+              <w:bottom w:val="single" w:sz="4" w:space="0" w:color="auto"/>
+              <w:right w:val="single" w:sz="4" w:space="0" w:color="auto"/>
+            </w:tcBorders>
+            <w:vAlign w:val="center"/>
+          </w:tcPr>
+          <w:p>
+            <w:pPr>
+              <w:snapToGrid w:val="0"/>
+              <w:spacing w:after="0" w:line="360" w:lineRule="auto"/>
+              <w:jc w:val="center"/>
+              <w:rPr>
+                <w:rFonts w:ascii="Times New Roman" w:hAnsi="Times New Roman" w:cs="Times New Roman"/>
+                <w:sz w:val="24"/>
+                <w:szCs w:val="24"/>
+              </w:rPr>
+            </w:pPr>
+            <w:r>
+              <w:rPr>
+                <w:rFonts w:ascii="Times New Roman" w:hAnsi="Times New Roman" w:cs="Times New Roman"/>
+                <w:sz w:val="24"/>
+                <w:szCs w:val="24"/>
+              </w:rPr>
+              <w:t>40</w:t>
+            </w:r>
+          </w:p>
+        </w:tc>
+      </w:tr>
+      <w:tr>
+        <w:trPr>
+          <w:trHeight w:val="530"/>
+        </w:trPr>
+        <w:tc>
+          <w:tcPr>
+            <w:tcW w:w="1278" w:type="dxa"/>
+            <w:tcBorders>
+              <w:top w:val="single" w:sz="4" w:space="0" w:color="auto"/>
+              <w:left w:val="single" w:sz="4" w:space="0" w:color="auto"/>
+              <w:bottom w:val="single" w:sz="4" w:space="0" w:color="auto"/>
+              <w:right w:val="single" w:sz="4" w:space="0" w:color="auto"/>
+            </w:tcBorders>
+            <w:shd w:val="clear" w:color="auto" w:fill="auto"/>
+            <w:vAlign w:val="center"/>
+          </w:tcPr>
+          <w:p>
+            <w:pPr>
+              <w:snapToGrid w:val="0"/>
+              <w:spacing w:after="0" w:line="360" w:lineRule="auto"/>
+              <w:jc w:val="center"/>
+              <w:rPr>
+                <w:rFonts w:ascii="Times New Roman" w:hAnsi="Times New Roman" w:cs="Times New Roman"/>
+                <w:sz w:val="24"/>
+                <w:szCs w:val="24"/>
+              </w:rPr>
+            </w:pPr>
+            <w:r>
+              <w:rPr>
+                <w:rFonts w:ascii="Times New Roman" w:hAnsi="Times New Roman" w:cs="Times New Roman"/>
+                <w:sz w:val="24"/>
+                <w:szCs w:val="24"/>
+              </w:rPr>
+              <w:t>25</w:t>
+            </w:r>
+          </w:p>
+        </w:tc>
+        <w:tc>
+          <w:tcPr>
+            <w:tcW w:w="4860" w:type="dxa"/>
+            <w:tcBorders>
+              <w:top w:val="single" w:sz="4" w:space="0" w:color="auto"/>
+              <w:left w:val="single" w:sz="4" w:space="0" w:color="auto"/>
+              <w:bottom w:val="single" w:sz="4" w:space="0" w:color="auto"/>
+              <w:right w:val="single" w:sz="4" w:space="0" w:color="auto"/>
+            </w:tcBorders>
+            <w:shd w:val="clear" w:color="auto" w:fill="auto"/>
+            <w:vAlign w:val="center"/>
+          </w:tcPr>
+          <w:p>
+            <w:pPr>
+              <w:snapToGrid w:val="0"/>
+              <w:spacing w:after="0" w:line="360" w:lineRule="auto"/>
+              <w:rPr>
+                <w:rFonts w:ascii="Times New Roman" w:hAnsi="Times New Roman" w:cs="Times New Roman"/>
+                <w:sz w:val="24"/>
+                <w:szCs w:val="24"/>
+              </w:rPr>
+            </w:pPr>
+            <w:r>
+              <w:rPr>
+                <w:rFonts w:ascii="Times New Roman" w:hAnsi="Times New Roman" w:cs="Times New Roman"/>
+                <w:sz w:val="24"/>
+                <w:szCs w:val="24"/>
+              </w:rPr>
+              <w:t>Notify</w:t>
+            </w:r>
+          </w:p>
+        </w:tc>
+        <w:tc>
+          <w:tcPr>
+            <w:tcW w:w="1620" w:type="dxa"/>
+            <w:tcBorders>
+              <w:top w:val="single" w:sz="4" w:space="0" w:color="auto"/>
+              <w:left w:val="single" w:sz="4" w:space="0" w:color="auto"/>
+              <w:bottom w:val="single" w:sz="4" w:space="0" w:color="auto"/>
+              <w:right w:val="single" w:sz="4" w:space="0" w:color="auto"/>
+            </w:tcBorders>
+            <w:vAlign w:val="center"/>
+          </w:tcPr>
+          <w:p>
+            <w:pPr>
+              <w:snapToGrid w:val="0"/>
+              <w:spacing w:after="0" w:line="360" w:lineRule="auto"/>
+              <w:jc w:val="center"/>
+              <w:rPr>
+                <w:rFonts w:ascii="Times New Roman" w:hAnsi="Times New Roman" w:cs="Times New Roman"/>
+                <w:sz w:val="24"/>
+                <w:szCs w:val="24"/>
+              </w:rPr>
+            </w:pPr>
+            <w:r>
+              <w:rPr>
+                <w:rFonts w:ascii="Times New Roman" w:hAnsi="Times New Roman" w:cs="Times New Roman"/>
+                <w:sz w:val="24"/>
+                <w:szCs w:val="24"/>
+              </w:rPr>
+              <w:t>41</w:t>
+            </w:r>
+          </w:p>
+        </w:tc>
+      </w:tr>
+      <w:tr>
+        <w:trPr>
+          <w:trHeight w:val="530"/>
+        </w:trPr>
+        <w:tc>
+          <w:tcPr>
+            <w:tcW w:w="1278" w:type="dxa"/>
+            <w:tcBorders>
+              <w:top w:val="single" w:sz="4" w:space="0" w:color="auto"/>
+              <w:left w:val="single" w:sz="4" w:space="0" w:color="auto"/>
+              <w:bottom w:val="single" w:sz="4" w:space="0" w:color="auto"/>
+              <w:right w:val="single" w:sz="4" w:space="0" w:color="auto"/>
+            </w:tcBorders>
+            <w:shd w:val="clear" w:color="auto" w:fill="auto"/>
+            <w:vAlign w:val="center"/>
+          </w:tcPr>
+          <w:p>
+            <w:pPr>
+              <w:snapToGrid w:val="0"/>
+              <w:spacing w:after="0" w:line="360" w:lineRule="auto"/>
+              <w:jc w:val="center"/>
+              <w:rPr>
+                <w:rFonts w:ascii="Times New Roman" w:hAnsi="Times New Roman" w:cs="Times New Roman"/>
+                <w:sz w:val="24"/>
+                <w:szCs w:val="24"/>
+              </w:rPr>
+            </w:pPr>
+            <w:r>
+              <w:rPr>
+                <w:rFonts w:ascii="Times New Roman" w:hAnsi="Times New Roman" w:cs="Times New Roman"/>
+                <w:sz w:val="24"/>
+                <w:szCs w:val="24"/>
+              </w:rPr>
+              <w:t>26</w:t>
+            </w:r>
+          </w:p>
+        </w:tc>
+        <w:tc>
+          <w:tcPr>
+            <w:tcW w:w="4860" w:type="dxa"/>
+            <w:tcBorders>
+              <w:top w:val="single" w:sz="4" w:space="0" w:color="auto"/>
+              <w:left w:val="single" w:sz="4" w:space="0" w:color="auto"/>
+              <w:bottom w:val="single" w:sz="4" w:space="0" w:color="auto"/>
+              <w:right w:val="single" w:sz="4" w:space="0" w:color="auto"/>
+            </w:tcBorders>
+            <w:shd w:val="clear" w:color="auto" w:fill="auto"/>
+            <w:vAlign w:val="center"/>
+          </w:tcPr>
+          <w:p>
+            <w:pPr>
+              <w:snapToGrid w:val="0"/>
+              <w:spacing w:after="0" w:line="360" w:lineRule="auto"/>
+              <w:rPr>
+                <w:rFonts w:ascii="Times New Roman" w:hAnsi="Times New Roman" w:cs="Times New Roman"/>
+                <w:sz w:val="24"/>
+                <w:szCs w:val="24"/>
+              </w:rPr>
+            </w:pPr>
+            <w:r>
+              <w:rPr>
+                <w:rFonts w:ascii="Times New Roman" w:hAnsi="Times New Roman" w:cs="Times New Roman"/>
+                <w:sz w:val="24"/>
+                <w:szCs w:val="24"/>
+              </w:rPr>
+              <w:t>Review</w:t>
+            </w:r>
+          </w:p>
+        </w:tc>
+        <w:tc>
+          <w:tcPr>
+            <w:tcW w:w="1620" w:type="dxa"/>
+            <w:tcBorders>
+              <w:top w:val="single" w:sz="4" w:space="0" w:color="auto"/>
+              <w:left w:val="single" w:sz="4" w:space="0" w:color="auto"/>
+              <w:bottom w:val="single" w:sz="4" w:space="0" w:color="auto"/>
+              <w:right w:val="single" w:sz="4" w:space="0" w:color="auto"/>
+            </w:tcBorders>
+            <w:vAlign w:val="center"/>
+          </w:tcPr>
+          <w:p>
+            <w:pPr>
+              <w:snapToGrid w:val="0"/>
+              <w:spacing w:after="0" w:line="360" w:lineRule="auto"/>
+              <w:jc w:val="center"/>
+              <w:rPr>
+                <w:rFonts w:ascii="Times New Roman" w:hAnsi="Times New Roman" w:cs="Times New Roman"/>
+                <w:sz w:val="24"/>
+                <w:szCs w:val="24"/>
+              </w:rPr>
+            </w:pPr>
+            <w:r>
+              <w:rPr>
+                <w:rFonts w:ascii="Times New Roman" w:hAnsi="Times New Roman" w:cs="Times New Roman"/>
+                <w:sz w:val="24"/>
+                <w:szCs w:val="24"/>
+              </w:rPr>
+              <w:t>41</w:t>
+            </w:r>
           </w:p>
         </w:tc>
       </w:tr>
@@ -6840,817 +9424,14 @@
         </w:rPr>
       </w:pPr>
     </w:p>
-    <w:p>
-      <w:pPr>
-        <w:tabs>
-          <w:tab w:val="left" w:pos="12484"/>
-        </w:tabs>
-        <w:spacing w:after="0" w:line="360" w:lineRule="auto"/>
-        <w:jc w:val="center"/>
-        <w:rPr>
-          <w:rFonts w:ascii="Times New Roman" w:hAnsi="Times New Roman" w:cs="Times New Roman"/>
-          <w:b/>
-          <w:sz w:val="24"/>
-          <w:szCs w:val="24"/>
-        </w:rPr>
-      </w:pPr>
-    </w:p>
-    <w:p>
-      <w:pPr>
-        <w:tabs>
-          <w:tab w:val="left" w:pos="12484"/>
-        </w:tabs>
-        <w:spacing w:after="0" w:line="360" w:lineRule="auto"/>
-        <w:jc w:val="center"/>
-        <w:rPr>
-          <w:rFonts w:ascii="Times New Roman" w:hAnsi="Times New Roman" w:cs="Times New Roman"/>
-          <w:b/>
-          <w:sz w:val="24"/>
-          <w:szCs w:val="24"/>
-        </w:rPr>
-      </w:pPr>
-    </w:p>
-    <w:p>
-      <w:pPr>
-        <w:tabs>
-          <w:tab w:val="left" w:pos="12484"/>
-        </w:tabs>
-        <w:spacing w:after="0" w:line="360" w:lineRule="auto"/>
-        <w:jc w:val="center"/>
-        <w:rPr>
-          <w:rFonts w:ascii="Times New Roman" w:hAnsi="Times New Roman" w:cs="Times New Roman"/>
-          <w:b/>
-          <w:sz w:val="24"/>
-          <w:szCs w:val="24"/>
-        </w:rPr>
-      </w:pPr>
-    </w:p>
-    <w:p>
-      <w:pPr>
-        <w:tabs>
-          <w:tab w:val="left" w:pos="12484"/>
-        </w:tabs>
-        <w:spacing w:after="0" w:line="360" w:lineRule="auto"/>
-        <w:jc w:val="center"/>
-        <w:rPr>
-          <w:rFonts w:ascii="Times New Roman" w:hAnsi="Times New Roman" w:cs="Times New Roman"/>
-          <w:b/>
-          <w:sz w:val="24"/>
-          <w:szCs w:val="24"/>
-        </w:rPr>
-      </w:pPr>
-    </w:p>
-    <w:p>
-      <w:pPr>
-        <w:tabs>
-          <w:tab w:val="left" w:pos="12484"/>
-        </w:tabs>
-        <w:spacing w:after="0" w:line="360" w:lineRule="auto"/>
-        <w:jc w:val="center"/>
-        <w:rPr>
-          <w:rFonts w:ascii="Times New Roman" w:hAnsi="Times New Roman" w:cs="Times New Roman"/>
-          <w:b/>
-          <w:sz w:val="24"/>
-          <w:szCs w:val="24"/>
-        </w:rPr>
-      </w:pPr>
-    </w:p>
-    <w:p>
-      <w:pPr>
-        <w:tabs>
-          <w:tab w:val="left" w:pos="12484"/>
-        </w:tabs>
-        <w:spacing w:after="0" w:line="360" w:lineRule="auto"/>
-        <w:jc w:val="center"/>
-        <w:rPr>
-          <w:rFonts w:ascii="Times New Roman" w:hAnsi="Times New Roman" w:cs="Times New Roman"/>
-          <w:b/>
-          <w:sz w:val="24"/>
-          <w:szCs w:val="24"/>
-        </w:rPr>
-      </w:pPr>
-    </w:p>
-    <w:p>
-      <w:pPr>
-        <w:tabs>
-          <w:tab w:val="left" w:pos="12484"/>
-        </w:tabs>
-        <w:spacing w:after="0" w:line="360" w:lineRule="auto"/>
-        <w:jc w:val="center"/>
-        <w:rPr>
-          <w:rFonts w:ascii="Times New Roman" w:hAnsi="Times New Roman" w:cs="Times New Roman"/>
-          <w:b/>
-          <w:sz w:val="24"/>
-          <w:szCs w:val="24"/>
-        </w:rPr>
-      </w:pPr>
-    </w:p>
-    <w:p>
-      <w:pPr>
-        <w:tabs>
-          <w:tab w:val="left" w:pos="12484"/>
-        </w:tabs>
-        <w:spacing w:after="0" w:line="360" w:lineRule="auto"/>
-        <w:jc w:val="center"/>
-        <w:rPr>
-          <w:rFonts w:ascii="Times New Roman" w:hAnsi="Times New Roman" w:cs="Times New Roman"/>
-          <w:b/>
-          <w:sz w:val="24"/>
-          <w:szCs w:val="24"/>
-        </w:rPr>
-      </w:pPr>
-    </w:p>
-    <w:p>
-      <w:pPr>
-        <w:spacing w:after="0" w:line="360" w:lineRule="auto"/>
-        <w:jc w:val="center"/>
-        <w:rPr>
-          <w:rFonts w:ascii="Times New Roman" w:hAnsi="Times New Roman" w:cs="Times New Roman"/>
-          <w:b/>
-          <w:sz w:val="28"/>
-          <w:szCs w:val="28"/>
-        </w:rPr>
-      </w:pPr>
-      <w:r>
-        <w:rPr>
-          <w:rFonts w:ascii="Times New Roman" w:hAnsi="Times New Roman" w:cs="Times New Roman"/>
-          <w:b/>
-          <w:sz w:val="28"/>
-          <w:szCs w:val="28"/>
-        </w:rPr>
-        <w:t>LIST OF TABLES</w:t>
-      </w:r>
-    </w:p>
-    <w:tbl>
-      <w:tblPr>
-        <w:tblpPr w:leftFromText="180" w:rightFromText="180" w:vertAnchor="text" w:horzAnchor="margin" w:tblpXSpec="center" w:tblpY="363"/>
-        <w:tblW w:w="7758" w:type="dxa"/>
-        <w:tblLayout w:type="fixed"/>
-        <w:tblLook w:val="0000" w:firstRow="0" w:lastRow="0" w:firstColumn="0" w:lastColumn="0" w:noHBand="0" w:noVBand="0"/>
-      </w:tblPr>
-      <w:tblGrid>
-        <w:gridCol w:w="1278"/>
-        <w:gridCol w:w="4860"/>
-        <w:gridCol w:w="1620"/>
-      </w:tblGrid>
-      <w:tr>
-        <w:trPr>
-          <w:trHeight w:val="620"/>
-        </w:trPr>
-        <w:tc>
-          <w:tcPr>
-            <w:tcW w:w="1278" w:type="dxa"/>
-            <w:tcBorders>
-              <w:top w:val="single" w:sz="4" w:space="0" w:color="000000"/>
-              <w:left w:val="single" w:sz="4" w:space="0" w:color="000000"/>
-              <w:bottom w:val="single" w:sz="4" w:space="0" w:color="000000"/>
-            </w:tcBorders>
-            <w:shd w:val="clear" w:color="auto" w:fill="auto"/>
-            <w:vAlign w:val="center"/>
-          </w:tcPr>
-          <w:p>
-            <w:pPr>
-              <w:snapToGrid w:val="0"/>
-              <w:spacing w:after="0" w:line="360" w:lineRule="auto"/>
-              <w:jc w:val="center"/>
-              <w:rPr>
-                <w:rFonts w:ascii="Times New Roman" w:hAnsi="Times New Roman" w:cs="Times New Roman"/>
-                <w:b/>
-                <w:sz w:val="24"/>
-                <w:szCs w:val="24"/>
-              </w:rPr>
-            </w:pPr>
-            <w:r>
-              <w:rPr>
-                <w:rFonts w:ascii="Times New Roman" w:hAnsi="Times New Roman" w:cs="Times New Roman"/>
-                <w:b/>
-                <w:sz w:val="24"/>
-                <w:szCs w:val="24"/>
-              </w:rPr>
-              <w:t>S. No.</w:t>
-            </w:r>
-          </w:p>
-        </w:tc>
-        <w:tc>
-          <w:tcPr>
-            <w:tcW w:w="4860" w:type="dxa"/>
-            <w:tcBorders>
-              <w:top w:val="single" w:sz="4" w:space="0" w:color="000000"/>
-              <w:left w:val="single" w:sz="4" w:space="0" w:color="000000"/>
-              <w:bottom w:val="single" w:sz="4" w:space="0" w:color="000000"/>
-              <w:right w:val="single" w:sz="4" w:space="0" w:color="000000"/>
-            </w:tcBorders>
-            <w:shd w:val="clear" w:color="auto" w:fill="auto"/>
-            <w:vAlign w:val="center"/>
-          </w:tcPr>
-          <w:p>
-            <w:pPr>
-              <w:snapToGrid w:val="0"/>
-              <w:spacing w:after="0" w:line="360" w:lineRule="auto"/>
-              <w:jc w:val="center"/>
-              <w:rPr>
-                <w:rFonts w:ascii="Times New Roman" w:hAnsi="Times New Roman" w:cs="Times New Roman"/>
-                <w:b/>
-                <w:sz w:val="24"/>
-                <w:szCs w:val="24"/>
-              </w:rPr>
-            </w:pPr>
-            <w:r>
-              <w:rPr>
-                <w:rFonts w:ascii="Times New Roman" w:hAnsi="Times New Roman" w:cs="Times New Roman"/>
-                <w:b/>
-                <w:sz w:val="24"/>
-                <w:szCs w:val="24"/>
-              </w:rPr>
-              <w:t>Title</w:t>
-            </w:r>
-          </w:p>
-        </w:tc>
-        <w:tc>
-          <w:tcPr>
-            <w:tcW w:w="1620" w:type="dxa"/>
-            <w:tcBorders>
-              <w:top w:val="single" w:sz="4" w:space="0" w:color="000000"/>
-              <w:left w:val="single" w:sz="4" w:space="0" w:color="000000"/>
-              <w:bottom w:val="single" w:sz="4" w:space="0" w:color="000000"/>
-              <w:right w:val="single" w:sz="4" w:space="0" w:color="000000"/>
-            </w:tcBorders>
-            <w:vAlign w:val="center"/>
-          </w:tcPr>
-          <w:p>
-            <w:pPr>
-              <w:snapToGrid w:val="0"/>
-              <w:spacing w:after="0" w:line="360" w:lineRule="auto"/>
-              <w:jc w:val="center"/>
-              <w:rPr>
-                <w:rFonts w:ascii="Times New Roman" w:hAnsi="Times New Roman" w:cs="Times New Roman"/>
-                <w:b/>
-                <w:sz w:val="24"/>
-                <w:szCs w:val="24"/>
-              </w:rPr>
-            </w:pPr>
-            <w:r>
-              <w:rPr>
-                <w:rFonts w:ascii="Times New Roman" w:hAnsi="Times New Roman" w:cs="Times New Roman"/>
-                <w:b/>
-                <w:sz w:val="24"/>
-                <w:szCs w:val="24"/>
-              </w:rPr>
-              <w:t>Page No.</w:t>
-            </w:r>
-          </w:p>
-        </w:tc>
-      </w:tr>
-      <w:tr>
-        <w:trPr>
-          <w:trHeight w:val="514"/>
-        </w:trPr>
-        <w:tc>
-          <w:tcPr>
-            <w:tcW w:w="1278" w:type="dxa"/>
-            <w:tcBorders>
-              <w:top w:val="single" w:sz="4" w:space="0" w:color="000000"/>
-              <w:left w:val="single" w:sz="4" w:space="0" w:color="000000"/>
-              <w:bottom w:val="single" w:sz="4" w:space="0" w:color="auto"/>
-            </w:tcBorders>
-            <w:shd w:val="clear" w:color="auto" w:fill="auto"/>
-            <w:vAlign w:val="center"/>
-          </w:tcPr>
-          <w:p>
-            <w:pPr>
-              <w:snapToGrid w:val="0"/>
-              <w:spacing w:after="0" w:line="360" w:lineRule="auto"/>
-              <w:jc w:val="center"/>
-              <w:rPr>
-                <w:rFonts w:ascii="Times New Roman" w:hAnsi="Times New Roman" w:cs="Times New Roman"/>
-                <w:sz w:val="24"/>
-                <w:szCs w:val="24"/>
-              </w:rPr>
-            </w:pPr>
-          </w:p>
-        </w:tc>
-        <w:tc>
-          <w:tcPr>
-            <w:tcW w:w="4860" w:type="dxa"/>
-            <w:tcBorders>
-              <w:top w:val="single" w:sz="4" w:space="0" w:color="000000"/>
-              <w:left w:val="single" w:sz="4" w:space="0" w:color="000000"/>
-              <w:bottom w:val="single" w:sz="4" w:space="0" w:color="auto"/>
-              <w:right w:val="single" w:sz="4" w:space="0" w:color="000000"/>
-            </w:tcBorders>
-            <w:shd w:val="clear" w:color="auto" w:fill="auto"/>
-            <w:vAlign w:val="center"/>
-          </w:tcPr>
-          <w:p>
-            <w:pPr>
-              <w:snapToGrid w:val="0"/>
-              <w:spacing w:after="0" w:line="360" w:lineRule="auto"/>
-              <w:rPr>
-                <w:rFonts w:ascii="Times New Roman" w:hAnsi="Times New Roman" w:cs="Times New Roman"/>
-                <w:sz w:val="24"/>
-                <w:szCs w:val="24"/>
-              </w:rPr>
-            </w:pPr>
-          </w:p>
-        </w:tc>
-        <w:tc>
-          <w:tcPr>
-            <w:tcW w:w="1620" w:type="dxa"/>
-            <w:tcBorders>
-              <w:top w:val="single" w:sz="4" w:space="0" w:color="000000"/>
-              <w:left w:val="single" w:sz="4" w:space="0" w:color="000000"/>
-              <w:bottom w:val="single" w:sz="4" w:space="0" w:color="auto"/>
-              <w:right w:val="single" w:sz="4" w:space="0" w:color="000000"/>
-            </w:tcBorders>
-            <w:vAlign w:val="center"/>
-          </w:tcPr>
-          <w:p>
-            <w:pPr>
-              <w:snapToGrid w:val="0"/>
-              <w:spacing w:after="0" w:line="360" w:lineRule="auto"/>
-              <w:jc w:val="center"/>
-              <w:rPr>
-                <w:rFonts w:ascii="Times New Roman" w:hAnsi="Times New Roman" w:cs="Times New Roman"/>
-                <w:sz w:val="24"/>
-                <w:szCs w:val="24"/>
-              </w:rPr>
-            </w:pPr>
-          </w:p>
-        </w:tc>
-      </w:tr>
-      <w:tr>
-        <w:trPr>
-          <w:trHeight w:val="514"/>
-        </w:trPr>
-        <w:tc>
-          <w:tcPr>
-            <w:tcW w:w="1278" w:type="dxa"/>
-            <w:tcBorders>
-              <w:top w:val="single" w:sz="4" w:space="0" w:color="000000"/>
-              <w:left w:val="single" w:sz="4" w:space="0" w:color="000000"/>
-              <w:bottom w:val="single" w:sz="4" w:space="0" w:color="auto"/>
-            </w:tcBorders>
-            <w:shd w:val="clear" w:color="auto" w:fill="auto"/>
-            <w:vAlign w:val="center"/>
-          </w:tcPr>
-          <w:p>
-            <w:pPr>
-              <w:snapToGrid w:val="0"/>
-              <w:spacing w:after="0" w:line="360" w:lineRule="auto"/>
-              <w:jc w:val="center"/>
-              <w:rPr>
-                <w:rFonts w:ascii="Times New Roman" w:hAnsi="Times New Roman" w:cs="Times New Roman"/>
-                <w:sz w:val="24"/>
-                <w:szCs w:val="24"/>
-              </w:rPr>
-            </w:pPr>
-          </w:p>
-        </w:tc>
-        <w:tc>
-          <w:tcPr>
-            <w:tcW w:w="4860" w:type="dxa"/>
-            <w:tcBorders>
-              <w:top w:val="single" w:sz="4" w:space="0" w:color="000000"/>
-              <w:left w:val="single" w:sz="4" w:space="0" w:color="000000"/>
-              <w:bottom w:val="single" w:sz="4" w:space="0" w:color="auto"/>
-              <w:right w:val="single" w:sz="4" w:space="0" w:color="000000"/>
-            </w:tcBorders>
-            <w:shd w:val="clear" w:color="auto" w:fill="auto"/>
-            <w:vAlign w:val="center"/>
-          </w:tcPr>
-          <w:p>
-            <w:pPr>
-              <w:snapToGrid w:val="0"/>
-              <w:spacing w:after="0" w:line="360" w:lineRule="auto"/>
-              <w:rPr>
-                <w:rFonts w:ascii="Times New Roman" w:hAnsi="Times New Roman" w:cs="Times New Roman"/>
-                <w:sz w:val="24"/>
-                <w:szCs w:val="24"/>
-              </w:rPr>
-            </w:pPr>
-          </w:p>
-        </w:tc>
-        <w:tc>
-          <w:tcPr>
-            <w:tcW w:w="1620" w:type="dxa"/>
-            <w:tcBorders>
-              <w:top w:val="single" w:sz="4" w:space="0" w:color="000000"/>
-              <w:left w:val="single" w:sz="4" w:space="0" w:color="000000"/>
-              <w:bottom w:val="single" w:sz="4" w:space="0" w:color="auto"/>
-              <w:right w:val="single" w:sz="4" w:space="0" w:color="000000"/>
-            </w:tcBorders>
-            <w:vAlign w:val="center"/>
-          </w:tcPr>
-          <w:p>
-            <w:pPr>
-              <w:snapToGrid w:val="0"/>
-              <w:spacing w:after="0" w:line="360" w:lineRule="auto"/>
-              <w:jc w:val="center"/>
-              <w:rPr>
-                <w:rFonts w:ascii="Times New Roman" w:hAnsi="Times New Roman" w:cs="Times New Roman"/>
-                <w:sz w:val="24"/>
-                <w:szCs w:val="24"/>
-              </w:rPr>
-            </w:pPr>
-          </w:p>
-        </w:tc>
-      </w:tr>
-      <w:tr>
-        <w:trPr>
-          <w:trHeight w:val="514"/>
-        </w:trPr>
-        <w:tc>
-          <w:tcPr>
-            <w:tcW w:w="1278" w:type="dxa"/>
-            <w:tcBorders>
-              <w:top w:val="single" w:sz="4" w:space="0" w:color="auto"/>
-              <w:left w:val="single" w:sz="4" w:space="0" w:color="auto"/>
-              <w:bottom w:val="single" w:sz="4" w:space="0" w:color="auto"/>
-              <w:right w:val="single" w:sz="4" w:space="0" w:color="auto"/>
-            </w:tcBorders>
-            <w:shd w:val="clear" w:color="auto" w:fill="auto"/>
-            <w:vAlign w:val="center"/>
-          </w:tcPr>
-          <w:p>
-            <w:pPr>
-              <w:snapToGrid w:val="0"/>
-              <w:spacing w:after="0" w:line="360" w:lineRule="auto"/>
-              <w:jc w:val="center"/>
-              <w:rPr>
-                <w:rFonts w:ascii="Times New Roman" w:hAnsi="Times New Roman" w:cs="Times New Roman"/>
-                <w:sz w:val="24"/>
-                <w:szCs w:val="24"/>
-              </w:rPr>
-            </w:pPr>
-          </w:p>
-        </w:tc>
-        <w:tc>
-          <w:tcPr>
-            <w:tcW w:w="4860" w:type="dxa"/>
-            <w:tcBorders>
-              <w:top w:val="single" w:sz="4" w:space="0" w:color="auto"/>
-              <w:left w:val="single" w:sz="4" w:space="0" w:color="auto"/>
-              <w:bottom w:val="single" w:sz="4" w:space="0" w:color="auto"/>
-              <w:right w:val="single" w:sz="4" w:space="0" w:color="auto"/>
-            </w:tcBorders>
-            <w:shd w:val="clear" w:color="auto" w:fill="auto"/>
-            <w:vAlign w:val="center"/>
-          </w:tcPr>
-          <w:p>
-            <w:pPr>
-              <w:snapToGrid w:val="0"/>
-              <w:spacing w:after="0" w:line="360" w:lineRule="auto"/>
-              <w:rPr>
-                <w:rFonts w:ascii="Times New Roman" w:hAnsi="Times New Roman" w:cs="Times New Roman"/>
-                <w:sz w:val="24"/>
-                <w:szCs w:val="24"/>
-              </w:rPr>
-            </w:pPr>
-          </w:p>
-        </w:tc>
-        <w:tc>
-          <w:tcPr>
-            <w:tcW w:w="1620" w:type="dxa"/>
-            <w:tcBorders>
-              <w:top w:val="single" w:sz="4" w:space="0" w:color="auto"/>
-              <w:left w:val="single" w:sz="4" w:space="0" w:color="auto"/>
-              <w:bottom w:val="single" w:sz="4" w:space="0" w:color="auto"/>
-              <w:right w:val="single" w:sz="4" w:space="0" w:color="auto"/>
-            </w:tcBorders>
-            <w:vAlign w:val="center"/>
-          </w:tcPr>
-          <w:p>
-            <w:pPr>
-              <w:snapToGrid w:val="0"/>
-              <w:spacing w:after="0" w:line="360" w:lineRule="auto"/>
-              <w:jc w:val="center"/>
-              <w:rPr>
-                <w:rFonts w:ascii="Times New Roman" w:hAnsi="Times New Roman" w:cs="Times New Roman"/>
-                <w:sz w:val="24"/>
-                <w:szCs w:val="24"/>
-              </w:rPr>
-            </w:pPr>
-          </w:p>
-        </w:tc>
-      </w:tr>
-      <w:tr>
-        <w:trPr>
-          <w:trHeight w:val="514"/>
-        </w:trPr>
-        <w:tc>
-          <w:tcPr>
-            <w:tcW w:w="1278" w:type="dxa"/>
-            <w:tcBorders>
-              <w:top w:val="single" w:sz="4" w:space="0" w:color="auto"/>
-              <w:left w:val="single" w:sz="4" w:space="0" w:color="auto"/>
-              <w:bottom w:val="single" w:sz="4" w:space="0" w:color="auto"/>
-              <w:right w:val="single" w:sz="4" w:space="0" w:color="auto"/>
-            </w:tcBorders>
-            <w:shd w:val="clear" w:color="auto" w:fill="auto"/>
-            <w:vAlign w:val="center"/>
-          </w:tcPr>
-          <w:p>
-            <w:pPr>
-              <w:snapToGrid w:val="0"/>
-              <w:spacing w:after="0" w:line="360" w:lineRule="auto"/>
-              <w:jc w:val="center"/>
-              <w:rPr>
-                <w:rFonts w:ascii="Times New Roman" w:hAnsi="Times New Roman" w:cs="Times New Roman"/>
-                <w:sz w:val="24"/>
-                <w:szCs w:val="24"/>
-              </w:rPr>
-            </w:pPr>
-          </w:p>
-        </w:tc>
-        <w:tc>
-          <w:tcPr>
-            <w:tcW w:w="4860" w:type="dxa"/>
-            <w:tcBorders>
-              <w:top w:val="single" w:sz="4" w:space="0" w:color="auto"/>
-              <w:left w:val="single" w:sz="4" w:space="0" w:color="auto"/>
-              <w:bottom w:val="single" w:sz="4" w:space="0" w:color="auto"/>
-              <w:right w:val="single" w:sz="4" w:space="0" w:color="auto"/>
-            </w:tcBorders>
-            <w:shd w:val="clear" w:color="auto" w:fill="auto"/>
-            <w:vAlign w:val="center"/>
-          </w:tcPr>
-          <w:p>
-            <w:pPr>
-              <w:snapToGrid w:val="0"/>
-              <w:spacing w:after="0" w:line="360" w:lineRule="auto"/>
-              <w:rPr>
-                <w:rFonts w:ascii="Times New Roman" w:hAnsi="Times New Roman" w:cs="Times New Roman"/>
-                <w:sz w:val="24"/>
-                <w:szCs w:val="24"/>
-              </w:rPr>
-            </w:pPr>
-          </w:p>
-        </w:tc>
-        <w:tc>
-          <w:tcPr>
-            <w:tcW w:w="1620" w:type="dxa"/>
-            <w:tcBorders>
-              <w:top w:val="single" w:sz="4" w:space="0" w:color="auto"/>
-              <w:left w:val="single" w:sz="4" w:space="0" w:color="auto"/>
-              <w:bottom w:val="single" w:sz="4" w:space="0" w:color="auto"/>
-              <w:right w:val="single" w:sz="4" w:space="0" w:color="auto"/>
-            </w:tcBorders>
-            <w:vAlign w:val="center"/>
-          </w:tcPr>
-          <w:p>
-            <w:pPr>
-              <w:snapToGrid w:val="0"/>
-              <w:spacing w:after="0" w:line="360" w:lineRule="auto"/>
-              <w:jc w:val="center"/>
-              <w:rPr>
-                <w:rFonts w:ascii="Times New Roman" w:hAnsi="Times New Roman" w:cs="Times New Roman"/>
-                <w:sz w:val="24"/>
-                <w:szCs w:val="24"/>
-              </w:rPr>
-            </w:pPr>
-          </w:p>
-        </w:tc>
-      </w:tr>
-      <w:tr>
-        <w:trPr>
-          <w:trHeight w:val="530"/>
-        </w:trPr>
-        <w:tc>
-          <w:tcPr>
-            <w:tcW w:w="1278" w:type="dxa"/>
-            <w:tcBorders>
-              <w:top w:val="single" w:sz="4" w:space="0" w:color="auto"/>
-              <w:left w:val="single" w:sz="4" w:space="0" w:color="auto"/>
-              <w:bottom w:val="single" w:sz="4" w:space="0" w:color="auto"/>
-              <w:right w:val="single" w:sz="4" w:space="0" w:color="auto"/>
-            </w:tcBorders>
-            <w:shd w:val="clear" w:color="auto" w:fill="auto"/>
-            <w:vAlign w:val="center"/>
-          </w:tcPr>
-          <w:p>
-            <w:pPr>
-              <w:snapToGrid w:val="0"/>
-              <w:spacing w:after="0" w:line="360" w:lineRule="auto"/>
-              <w:jc w:val="center"/>
-              <w:rPr>
-                <w:rFonts w:ascii="Times New Roman" w:hAnsi="Times New Roman" w:cs="Times New Roman"/>
-                <w:sz w:val="24"/>
-                <w:szCs w:val="24"/>
-              </w:rPr>
-            </w:pPr>
-          </w:p>
-        </w:tc>
-        <w:tc>
-          <w:tcPr>
-            <w:tcW w:w="4860" w:type="dxa"/>
-            <w:tcBorders>
-              <w:top w:val="single" w:sz="4" w:space="0" w:color="auto"/>
-              <w:left w:val="single" w:sz="4" w:space="0" w:color="auto"/>
-              <w:bottom w:val="single" w:sz="4" w:space="0" w:color="auto"/>
-              <w:right w:val="single" w:sz="4" w:space="0" w:color="auto"/>
-            </w:tcBorders>
-            <w:shd w:val="clear" w:color="auto" w:fill="auto"/>
-            <w:vAlign w:val="center"/>
-          </w:tcPr>
-          <w:p>
-            <w:pPr>
-              <w:snapToGrid w:val="0"/>
-              <w:spacing w:after="0" w:line="360" w:lineRule="auto"/>
-              <w:rPr>
-                <w:rFonts w:ascii="Times New Roman" w:hAnsi="Times New Roman" w:cs="Times New Roman"/>
-                <w:sz w:val="24"/>
-                <w:szCs w:val="24"/>
-              </w:rPr>
-            </w:pPr>
-          </w:p>
-        </w:tc>
-        <w:tc>
-          <w:tcPr>
-            <w:tcW w:w="1620" w:type="dxa"/>
-            <w:tcBorders>
-              <w:top w:val="single" w:sz="4" w:space="0" w:color="auto"/>
-              <w:left w:val="single" w:sz="4" w:space="0" w:color="auto"/>
-              <w:bottom w:val="single" w:sz="4" w:space="0" w:color="auto"/>
-              <w:right w:val="single" w:sz="4" w:space="0" w:color="auto"/>
-            </w:tcBorders>
-            <w:vAlign w:val="center"/>
-          </w:tcPr>
-          <w:p>
-            <w:pPr>
-              <w:snapToGrid w:val="0"/>
-              <w:spacing w:after="0" w:line="360" w:lineRule="auto"/>
-              <w:jc w:val="center"/>
-              <w:rPr>
-                <w:rFonts w:ascii="Times New Roman" w:hAnsi="Times New Roman" w:cs="Times New Roman"/>
-                <w:sz w:val="24"/>
-                <w:szCs w:val="24"/>
-              </w:rPr>
-            </w:pPr>
-          </w:p>
-        </w:tc>
-      </w:tr>
-      <w:tr>
-        <w:trPr>
-          <w:trHeight w:val="530"/>
-        </w:trPr>
-        <w:tc>
-          <w:tcPr>
-            <w:tcW w:w="1278" w:type="dxa"/>
-            <w:tcBorders>
-              <w:top w:val="single" w:sz="4" w:space="0" w:color="auto"/>
-              <w:left w:val="single" w:sz="4" w:space="0" w:color="auto"/>
-              <w:bottom w:val="single" w:sz="4" w:space="0" w:color="auto"/>
-              <w:right w:val="single" w:sz="4" w:space="0" w:color="auto"/>
-            </w:tcBorders>
-            <w:shd w:val="clear" w:color="auto" w:fill="auto"/>
-            <w:vAlign w:val="center"/>
-          </w:tcPr>
-          <w:p>
-            <w:pPr>
-              <w:snapToGrid w:val="0"/>
-              <w:spacing w:after="0" w:line="360" w:lineRule="auto"/>
-              <w:jc w:val="center"/>
-              <w:rPr>
-                <w:rFonts w:ascii="Times New Roman" w:hAnsi="Times New Roman" w:cs="Times New Roman"/>
-                <w:sz w:val="24"/>
-                <w:szCs w:val="24"/>
-              </w:rPr>
-            </w:pPr>
-          </w:p>
-        </w:tc>
-        <w:tc>
-          <w:tcPr>
-            <w:tcW w:w="4860" w:type="dxa"/>
-            <w:tcBorders>
-              <w:top w:val="single" w:sz="4" w:space="0" w:color="auto"/>
-              <w:left w:val="single" w:sz="4" w:space="0" w:color="auto"/>
-              <w:bottom w:val="single" w:sz="4" w:space="0" w:color="auto"/>
-              <w:right w:val="single" w:sz="4" w:space="0" w:color="auto"/>
-            </w:tcBorders>
-            <w:shd w:val="clear" w:color="auto" w:fill="auto"/>
-            <w:vAlign w:val="center"/>
-          </w:tcPr>
-          <w:p>
-            <w:pPr>
-              <w:snapToGrid w:val="0"/>
-              <w:spacing w:after="0" w:line="360" w:lineRule="auto"/>
-              <w:rPr>
-                <w:rFonts w:ascii="Times New Roman" w:hAnsi="Times New Roman" w:cs="Times New Roman"/>
-                <w:sz w:val="24"/>
-                <w:szCs w:val="24"/>
-              </w:rPr>
-            </w:pPr>
-          </w:p>
-        </w:tc>
-        <w:tc>
-          <w:tcPr>
-            <w:tcW w:w="1620" w:type="dxa"/>
-            <w:tcBorders>
-              <w:top w:val="single" w:sz="4" w:space="0" w:color="auto"/>
-              <w:left w:val="single" w:sz="4" w:space="0" w:color="auto"/>
-              <w:bottom w:val="single" w:sz="4" w:space="0" w:color="auto"/>
-              <w:right w:val="single" w:sz="4" w:space="0" w:color="auto"/>
-            </w:tcBorders>
-            <w:vAlign w:val="center"/>
-          </w:tcPr>
-          <w:p>
-            <w:pPr>
-              <w:snapToGrid w:val="0"/>
-              <w:spacing w:after="0" w:line="360" w:lineRule="auto"/>
-              <w:jc w:val="center"/>
-              <w:rPr>
-                <w:rFonts w:ascii="Times New Roman" w:hAnsi="Times New Roman" w:cs="Times New Roman"/>
-                <w:sz w:val="24"/>
-                <w:szCs w:val="24"/>
-              </w:rPr>
-            </w:pPr>
-          </w:p>
-        </w:tc>
-      </w:tr>
-    </w:tbl>
-    <w:p>
-      <w:pPr>
-        <w:tabs>
-          <w:tab w:val="left" w:pos="12484"/>
-        </w:tabs>
-        <w:spacing w:after="0" w:line="360" w:lineRule="auto"/>
-        <w:jc w:val="center"/>
-        <w:rPr>
-          <w:rFonts w:ascii="Times New Roman" w:hAnsi="Times New Roman" w:cs="Times New Roman"/>
-          <w:b/>
-          <w:sz w:val="24"/>
-          <w:szCs w:val="24"/>
-        </w:rPr>
-      </w:pPr>
-    </w:p>
-    <w:p>
-      <w:pPr>
-        <w:tabs>
-          <w:tab w:val="left" w:pos="12484"/>
-        </w:tabs>
-        <w:spacing w:after="0" w:line="360" w:lineRule="auto"/>
-        <w:jc w:val="center"/>
-        <w:rPr>
-          <w:rFonts w:ascii="Times New Roman" w:hAnsi="Times New Roman" w:cs="Times New Roman"/>
-          <w:b/>
-          <w:sz w:val="24"/>
-          <w:szCs w:val="24"/>
-        </w:rPr>
-      </w:pPr>
-    </w:p>
-    <w:p>
-      <w:pPr>
-        <w:tabs>
-          <w:tab w:val="left" w:pos="12484"/>
-        </w:tabs>
-        <w:spacing w:after="0" w:line="360" w:lineRule="auto"/>
-        <w:jc w:val="center"/>
-        <w:rPr>
-          <w:rFonts w:ascii="Times New Roman" w:hAnsi="Times New Roman" w:cs="Times New Roman"/>
-          <w:b/>
-          <w:sz w:val="24"/>
-          <w:szCs w:val="24"/>
-        </w:rPr>
-      </w:pPr>
-    </w:p>
-    <w:p>
-      <w:pPr>
-        <w:tabs>
-          <w:tab w:val="left" w:pos="12484"/>
-        </w:tabs>
-        <w:spacing w:after="0" w:line="360" w:lineRule="auto"/>
-        <w:jc w:val="center"/>
-        <w:rPr>
-          <w:rFonts w:ascii="Times New Roman" w:hAnsi="Times New Roman" w:cs="Times New Roman"/>
-          <w:b/>
-          <w:sz w:val="24"/>
-          <w:szCs w:val="24"/>
-        </w:rPr>
-      </w:pPr>
-    </w:p>
-    <w:p>
-      <w:pPr>
-        <w:tabs>
-          <w:tab w:val="left" w:pos="12484"/>
-        </w:tabs>
-        <w:spacing w:after="0" w:line="360" w:lineRule="auto"/>
-        <w:jc w:val="center"/>
-        <w:rPr>
-          <w:rFonts w:ascii="Times New Roman" w:hAnsi="Times New Roman" w:cs="Times New Roman"/>
-          <w:b/>
-          <w:sz w:val="24"/>
-          <w:szCs w:val="24"/>
-        </w:rPr>
-      </w:pPr>
-    </w:p>
     <w:sectPr>
       <w:pgSz w:w="11907" w:h="16839" w:code="9"/>
-      <w:pgMar w:top="1080" w:right="1440" w:bottom="1080" w:left="1440" w:header="720" w:footer="720" w:gutter="0"/>
-      <w:pgBorders w:offsetFrom="page">
-        <w:top w:val="single" w:sz="4" w:space="24" w:color="auto"/>
-        <w:left w:val="single" w:sz="4" w:space="24" w:color="auto"/>
-        <w:bottom w:val="single" w:sz="4" w:space="24" w:color="auto"/>
-        <w:right w:val="single" w:sz="4" w:space="24" w:color="auto"/>
+      <w:pgMar w:top="1440" w:right="1440" w:bottom="1440" w:left="2160" w:header="720" w:footer="720" w:gutter="0"/>
+      <w:pgBorders>
+        <w:top w:val="single" w:sz="4" w:space="31" w:color="auto"/>
+        <w:left w:val="single" w:sz="4" w:space="31" w:color="auto"/>
+        <w:bottom w:val="single" w:sz="4" w:space="31" w:color="auto"/>
+        <w:right w:val="single" w:sz="4" w:space="31" w:color="auto"/>
       </w:pgBorders>
       <w:cols w:space="720"/>
       <w:docGrid w:linePitch="360"/>
@@ -9008,4 +10789,16 @@
   <a:objectDefaults/>
   <a:extraClrSchemeLst/>
 </a:theme>
+</file>
+
+<file path=customXml/item1.xml><?xml version="1.0" encoding="utf-8"?>
+<b:Sources xmlns:b="http://schemas.openxmlformats.org/officeDocument/2006/bibliography" xmlns="http://schemas.openxmlformats.org/officeDocument/2006/bibliography" SelectedStyle="\APASixthEditionOfficeOnline.xsl" StyleName="APA" Version="6"/>
+</file>
+
+<file path=customXml/itemProps1.xml><?xml version="1.0" encoding="utf-8"?>
+<ds:datastoreItem xmlns:ds="http://schemas.openxmlformats.org/officeDocument/2006/customXml" ds:itemID="{860828C4-9963-48A3-8A44-A9AEE5945D8E}">
+  <ds:schemaRefs>
+    <ds:schemaRef ds:uri="http://schemas.openxmlformats.org/officeDocument/2006/bibliography"/>
+  </ds:schemaRefs>
+</ds:datastoreItem>
 </file>